--- a/МО 19.10.2026/Приказ_ПМО_выездной_Руднево_Машково_2026 (ред. 19.10.2026).docx
+++ b/МО 19.10.2026/Приказ_ПМО_выездной_Руднево_Машково_2026 (ред. 19.10.2026).docx
@@ -12570,6 +12570,102 @@
               <w:rPr>
                 <w:rFonts w:ascii="Times New Roman" w:eastAsia="Times New Roman" w:hAnsi="Times New Roman" w:cs="Times New Roman"/>
               </w:rPr>
+              <w:t>Птицын Юрий Юрьевич</w:t>
+            </w:r>
+          </w:p>
+        </w:tc>
+        <w:tc>
+          <w:tcPr>
+            <w:tcW w:w="2250" w:type="dxa"/>
+          </w:tcPr>
+          <w:p>
+            <w:pPr>
+              <w:spacing w:after="0" w:line="240" w:lineRule="auto"/>
+            </w:pPr>
+            <w:r>
+              <w:rPr>
+                <w:rFonts w:ascii="Times New Roman" w:eastAsia="Times New Roman" w:hAnsi="Times New Roman" w:cs="Times New Roman"/>
+              </w:rPr>
+              <w:t>Оператор-наладчик станков с ЧПУ</w:t>
+            </w:r>
+          </w:p>
+        </w:tc>
+        <w:tc>
+          <w:tcPr>
+            <w:tcW w:w="1900" w:type="dxa"/>
+          </w:tcPr>
+          <w:p>
+            <w:pPr>
+              <w:spacing w:after="0" w:line="240" w:lineRule="auto"/>
+            </w:pPr>
+            <w:r>
+              <w:rPr>
+                <w:rFonts w:ascii="Times New Roman" w:eastAsia="Times New Roman" w:hAnsi="Times New Roman" w:cs="Times New Roman"/>
+              </w:rPr>
+              <w:t>Механический участок</w:t>
+            </w:r>
+          </w:p>
+        </w:tc>
+        <w:tc>
+          <w:tcPr>
+            <w:tcW w:w="1355" w:type="dxa"/>
+          </w:tcPr>
+          <w:p>
+            <w:pPr>
+              <w:spacing w:after="0" w:line="240" w:lineRule="auto"/>
+            </w:pPr>
+            <w:r>
+              <w:rPr>
+                <w:rFonts w:ascii="Times New Roman" w:eastAsia="Times New Roman" w:hAnsi="Times New Roman" w:cs="Times New Roman"/>
+              </w:rPr>
+              <w:t>4.3.1, 4.3.2, 4.4, 5.1, 5.2, 15</w:t>
+            </w:r>
+          </w:p>
+        </w:tc>
+        <w:tc>
+          <w:tcPr>
+            <w:tcW w:w="1150" w:type="dxa"/>
+          </w:tcPr>
+          <w:p>
+            <w:pPr>
+              <w:spacing w:after="0" w:line="240" w:lineRule="auto"/>
+            </w:pPr>
+          </w:p>
+        </w:tc>
+      </w:tr>
+      <w:tr>
+        <w:trPr>
+          <w:cantSplit/>
+        </w:trPr>
+        <w:tc>
+          <w:tcPr>
+            <w:tcW w:w="450" w:type="dxa"/>
+          </w:tcPr>
+          <w:p>
+            <w:pPr>
+              <w:spacing w:after="0" w:line="240" w:lineRule="auto"/>
+              <w:jc w:val="center"/>
+            </w:pPr>
+            <w:r>
+              <w:rPr>
+                <w:rFonts w:ascii="Times New Roman" w:eastAsia="Times New Roman" w:hAnsi="Times New Roman" w:cs="Times New Roman"/>
+              </w:rPr>
+              <w:t>60</w:t>
+            </w:r>
+          </w:p>
+        </w:tc>
+        <w:tc>
+          <w:tcPr>
+            <w:tcW w:w="2250" w:type="dxa"/>
+          </w:tcPr>
+          <w:p>
+            <w:pPr>
+              <w:spacing w:after="0" w:line="240" w:lineRule="auto"/>
+            </w:pPr>
+            <w:r>
+              <w:rPr>
+                <w:rFonts w:ascii="Times New Roman" w:eastAsia="Times New Roman" w:hAnsi="Times New Roman" w:cs="Times New Roman"/>
+              </w:rPr>
               <w:t>Саранцев Петр Дмитриевич</w:t>
             </w:r>
           </w:p>
@@ -12650,7 +12746,7 @@
               <w:rPr>
                 <w:rFonts w:ascii="Times New Roman" w:eastAsia="Times New Roman" w:hAnsi="Times New Roman" w:cs="Times New Roman"/>
               </w:rPr>
-              <w:t>60</w:t>
+              <w:t>61</w:t>
             </w:r>
           </w:p>
         </w:tc>
@@ -12746,7 +12842,7 @@
               <w:rPr>
                 <w:rFonts w:ascii="Times New Roman" w:eastAsia="Times New Roman" w:hAnsi="Times New Roman" w:cs="Times New Roman"/>
               </w:rPr>
-              <w:t>61</w:t>
+              <w:t>62</w:t>
             </w:r>
           </w:p>
         </w:tc>
@@ -12842,7 +12938,7 @@
               <w:rPr>
                 <w:rFonts w:ascii="Times New Roman" w:eastAsia="Times New Roman" w:hAnsi="Times New Roman" w:cs="Times New Roman"/>
               </w:rPr>
-              <w:t>62</w:t>
+              <w:t>63</w:t>
             </w:r>
           </w:p>
         </w:tc>
@@ -12938,39 +13034,39 @@
               <w:rPr>
                 <w:rFonts w:ascii="Times New Roman" w:eastAsia="Times New Roman" w:hAnsi="Times New Roman" w:cs="Times New Roman"/>
               </w:rPr>
-              <w:t>63</w:t>
-            </w:r>
-          </w:p>
-        </w:tc>
-        <w:tc>
-          <w:tcPr>
-            <w:tcW w:w="2250" w:type="dxa"/>
-          </w:tcPr>
-          <w:p>
-            <w:pPr>
-              <w:spacing w:after="0" w:line="240" w:lineRule="auto"/>
-            </w:pPr>
-            <w:r>
-              <w:rPr>
-                <w:rFonts w:ascii="Times New Roman" w:eastAsia="Times New Roman" w:hAnsi="Times New Roman" w:cs="Times New Roman"/>
-              </w:rPr>
-              <w:t>Птицын Юрий Юрьевич</w:t>
-            </w:r>
-          </w:p>
-        </w:tc>
-        <w:tc>
-          <w:tcPr>
-            <w:tcW w:w="2250" w:type="dxa"/>
-          </w:tcPr>
-          <w:p>
-            <w:pPr>
-              <w:spacing w:after="0" w:line="240" w:lineRule="auto"/>
-            </w:pPr>
-            <w:r>
-              <w:rPr>
-                <w:rFonts w:ascii="Times New Roman" w:eastAsia="Times New Roman" w:hAnsi="Times New Roman" w:cs="Times New Roman"/>
-              </w:rPr>
-              <w:t>Оператор-наладчик станков с ЧПУ</w:t>
+              <w:t>64</w:t>
+            </w:r>
+          </w:p>
+        </w:tc>
+        <w:tc>
+          <w:tcPr>
+            <w:tcW w:w="2250" w:type="dxa"/>
+          </w:tcPr>
+          <w:p>
+            <w:pPr>
+              <w:spacing w:after="0" w:line="240" w:lineRule="auto"/>
+            </w:pPr>
+            <w:r>
+              <w:rPr>
+                <w:rFonts w:ascii="Times New Roman" w:eastAsia="Times New Roman" w:hAnsi="Times New Roman" w:cs="Times New Roman"/>
+              </w:rPr>
+              <w:t>Беспалов Виталий Анатольевич</w:t>
+            </w:r>
+          </w:p>
+        </w:tc>
+        <w:tc>
+          <w:tcPr>
+            <w:tcW w:w="2250" w:type="dxa"/>
+          </w:tcPr>
+          <w:p>
+            <w:pPr>
+              <w:spacing w:after="0" w:line="240" w:lineRule="auto"/>
+            </w:pPr>
+            <w:r>
+              <w:rPr>
+                <w:rFonts w:ascii="Times New Roman" w:eastAsia="Times New Roman" w:hAnsi="Times New Roman" w:cs="Times New Roman"/>
+              </w:rPr>
+              <w:t>Контролер КПП</w:t>
             </w:r>
           </w:p>
         </w:tc>
@@ -12986,7 +13082,7 @@
               <w:rPr>
                 <w:rFonts w:ascii="Times New Roman" w:eastAsia="Times New Roman" w:hAnsi="Times New Roman" w:cs="Times New Roman"/>
               </w:rPr>
-              <w:t>Механический участок</w:t>
+              <w:t>Отдел режима</w:t>
             </w:r>
           </w:p>
         </w:tc>
@@ -13002,7 +13098,7 @@
               <w:rPr>
                 <w:rFonts w:ascii="Times New Roman" w:eastAsia="Times New Roman" w:hAnsi="Times New Roman" w:cs="Times New Roman"/>
               </w:rPr>
-              <w:t>4.3.1, 4.3.2, 4.4, 5.1, 5.2, 15</w:t>
+              <w:t>4.7, 4.8, 5.1, 5.2</w:t>
             </w:r>
           </w:p>
         </w:tc>
@@ -13034,23 +13130,23 @@
               <w:rPr>
                 <w:rFonts w:ascii="Times New Roman" w:eastAsia="Times New Roman" w:hAnsi="Times New Roman" w:cs="Times New Roman"/>
               </w:rPr>
-              <w:t>64</w:t>
-            </w:r>
-          </w:p>
-        </w:tc>
-        <w:tc>
-          <w:tcPr>
-            <w:tcW w:w="2250" w:type="dxa"/>
-          </w:tcPr>
-          <w:p>
-            <w:pPr>
-              <w:spacing w:after="0" w:line="240" w:lineRule="auto"/>
-            </w:pPr>
-            <w:r>
-              <w:rPr>
-                <w:rFonts w:ascii="Times New Roman" w:eastAsia="Times New Roman" w:hAnsi="Times New Roman" w:cs="Times New Roman"/>
-              </w:rPr>
-              <w:t>Беспалов Виталий Анатольевич</w:t>
+              <w:t>65</w:t>
+            </w:r>
+          </w:p>
+        </w:tc>
+        <w:tc>
+          <w:tcPr>
+            <w:tcW w:w="2250" w:type="dxa"/>
+          </w:tcPr>
+          <w:p>
+            <w:pPr>
+              <w:spacing w:after="0" w:line="240" w:lineRule="auto"/>
+            </w:pPr>
+            <w:r>
+              <w:rPr>
+                <w:rFonts w:ascii="Times New Roman" w:eastAsia="Times New Roman" w:hAnsi="Times New Roman" w:cs="Times New Roman"/>
+              </w:rPr>
+              <w:t>Волгин Анатолий Иванович</w:t>
             </w:r>
           </w:p>
         </w:tc>
@@ -13130,23 +13226,23 @@
               <w:rPr>
                 <w:rFonts w:ascii="Times New Roman" w:eastAsia="Times New Roman" w:hAnsi="Times New Roman" w:cs="Times New Roman"/>
               </w:rPr>
-              <w:t>65</w:t>
-            </w:r>
-          </w:p>
-        </w:tc>
-        <w:tc>
-          <w:tcPr>
-            <w:tcW w:w="2250" w:type="dxa"/>
-          </w:tcPr>
-          <w:p>
-            <w:pPr>
-              <w:spacing w:after="0" w:line="240" w:lineRule="auto"/>
-            </w:pPr>
-            <w:r>
-              <w:rPr>
-                <w:rFonts w:ascii="Times New Roman" w:eastAsia="Times New Roman" w:hAnsi="Times New Roman" w:cs="Times New Roman"/>
-              </w:rPr>
-              <w:t>Волгин Анатолий Иванович</w:t>
+              <w:t>66</w:t>
+            </w:r>
+          </w:p>
+        </w:tc>
+        <w:tc>
+          <w:tcPr>
+            <w:tcW w:w="2250" w:type="dxa"/>
+          </w:tcPr>
+          <w:p>
+            <w:pPr>
+              <w:spacing w:after="0" w:line="240" w:lineRule="auto"/>
+            </w:pPr>
+            <w:r>
+              <w:rPr>
+                <w:rFonts w:ascii="Times New Roman" w:eastAsia="Times New Roman" w:hAnsi="Times New Roman" w:cs="Times New Roman"/>
+              </w:rPr>
+              <w:t>Гусев Александр Николаевич</w:t>
             </w:r>
           </w:p>
         </w:tc>
@@ -13226,23 +13322,23 @@
               <w:rPr>
                 <w:rFonts w:ascii="Times New Roman" w:eastAsia="Times New Roman" w:hAnsi="Times New Roman" w:cs="Times New Roman"/>
               </w:rPr>
-              <w:t>66</w:t>
-            </w:r>
-          </w:p>
-        </w:tc>
-        <w:tc>
-          <w:tcPr>
-            <w:tcW w:w="2250" w:type="dxa"/>
-          </w:tcPr>
-          <w:p>
-            <w:pPr>
-              <w:spacing w:after="0" w:line="240" w:lineRule="auto"/>
-            </w:pPr>
-            <w:r>
-              <w:rPr>
-                <w:rFonts w:ascii="Times New Roman" w:eastAsia="Times New Roman" w:hAnsi="Times New Roman" w:cs="Times New Roman"/>
-              </w:rPr>
-              <w:t>Гусев Александр Николаевич</w:t>
+              <w:t>67</w:t>
+            </w:r>
+          </w:p>
+        </w:tc>
+        <w:tc>
+          <w:tcPr>
+            <w:tcW w:w="2250" w:type="dxa"/>
+          </w:tcPr>
+          <w:p>
+            <w:pPr>
+              <w:spacing w:after="0" w:line="240" w:lineRule="auto"/>
+            </w:pPr>
+            <w:r>
+              <w:rPr>
+                <w:rFonts w:ascii="Times New Roman" w:eastAsia="Times New Roman" w:hAnsi="Times New Roman" w:cs="Times New Roman"/>
+              </w:rPr>
+              <w:t>Дудукин Сергей Вячеславович</w:t>
             </w:r>
           </w:p>
         </w:tc>
@@ -13322,23 +13418,23 @@
               <w:rPr>
                 <w:rFonts w:ascii="Times New Roman" w:eastAsia="Times New Roman" w:hAnsi="Times New Roman" w:cs="Times New Roman"/>
               </w:rPr>
-              <w:t>67</w:t>
-            </w:r>
-          </w:p>
-        </w:tc>
-        <w:tc>
-          <w:tcPr>
-            <w:tcW w:w="2250" w:type="dxa"/>
-          </w:tcPr>
-          <w:p>
-            <w:pPr>
-              <w:spacing w:after="0" w:line="240" w:lineRule="auto"/>
-            </w:pPr>
-            <w:r>
-              <w:rPr>
-                <w:rFonts w:ascii="Times New Roman" w:eastAsia="Times New Roman" w:hAnsi="Times New Roman" w:cs="Times New Roman"/>
-              </w:rPr>
-              <w:t>Дудукин Сергей Вячеславович</w:t>
+              <w:t>68</w:t>
+            </w:r>
+          </w:p>
+        </w:tc>
+        <w:tc>
+          <w:tcPr>
+            <w:tcW w:w="2250" w:type="dxa"/>
+          </w:tcPr>
+          <w:p>
+            <w:pPr>
+              <w:spacing w:after="0" w:line="240" w:lineRule="auto"/>
+            </w:pPr>
+            <w:r>
+              <w:rPr>
+                <w:rFonts w:ascii="Times New Roman" w:eastAsia="Times New Roman" w:hAnsi="Times New Roman" w:cs="Times New Roman"/>
+              </w:rPr>
+              <w:t>Звягин Евгений Иванович</w:t>
             </w:r>
           </w:p>
         </w:tc>
@@ -13418,23 +13514,119 @@
               <w:rPr>
                 <w:rFonts w:ascii="Times New Roman" w:eastAsia="Times New Roman" w:hAnsi="Times New Roman" w:cs="Times New Roman"/>
               </w:rPr>
-              <w:t>68</w:t>
-            </w:r>
-          </w:p>
-        </w:tc>
-        <w:tc>
-          <w:tcPr>
-            <w:tcW w:w="2250" w:type="dxa"/>
-          </w:tcPr>
-          <w:p>
-            <w:pPr>
-              <w:spacing w:after="0" w:line="240" w:lineRule="auto"/>
-            </w:pPr>
-            <w:r>
-              <w:rPr>
-                <w:rFonts w:ascii="Times New Roman" w:eastAsia="Times New Roman" w:hAnsi="Times New Roman" w:cs="Times New Roman"/>
-              </w:rPr>
-              <w:t>Звягин Евгений Иванович</w:t>
+              <w:t>69</w:t>
+            </w:r>
+          </w:p>
+        </w:tc>
+        <w:tc>
+          <w:tcPr>
+            <w:tcW w:w="2250" w:type="dxa"/>
+          </w:tcPr>
+          <w:p>
+            <w:pPr>
+              <w:spacing w:after="0" w:line="240" w:lineRule="auto"/>
+            </w:pPr>
+            <w:r>
+              <w:rPr>
+                <w:rFonts w:ascii="Times New Roman" w:eastAsia="Times New Roman" w:hAnsi="Times New Roman" w:cs="Times New Roman"/>
+              </w:rPr>
+              <w:t>Камбулатов Эсенбулат Камбулатович</w:t>
+            </w:r>
+          </w:p>
+        </w:tc>
+        <w:tc>
+          <w:tcPr>
+            <w:tcW w:w="2250" w:type="dxa"/>
+          </w:tcPr>
+          <w:p>
+            <w:pPr>
+              <w:spacing w:after="0" w:line="240" w:lineRule="auto"/>
+            </w:pPr>
+            <w:r>
+              <w:rPr>
+                <w:rFonts w:ascii="Times New Roman" w:eastAsia="Times New Roman" w:hAnsi="Times New Roman" w:cs="Times New Roman"/>
+              </w:rPr>
+              <w:t>Контролер КПП-старший смены</w:t>
+            </w:r>
+          </w:p>
+        </w:tc>
+        <w:tc>
+          <w:tcPr>
+            <w:tcW w:w="1900" w:type="dxa"/>
+          </w:tcPr>
+          <w:p>
+            <w:pPr>
+              <w:spacing w:after="0" w:line="240" w:lineRule="auto"/>
+            </w:pPr>
+            <w:r>
+              <w:rPr>
+                <w:rFonts w:ascii="Times New Roman" w:eastAsia="Times New Roman" w:hAnsi="Times New Roman" w:cs="Times New Roman"/>
+              </w:rPr>
+              <w:t>Отдел режима</w:t>
+            </w:r>
+          </w:p>
+        </w:tc>
+        <w:tc>
+          <w:tcPr>
+            <w:tcW w:w="1355" w:type="dxa"/>
+          </w:tcPr>
+          <w:p>
+            <w:pPr>
+              <w:spacing w:after="0" w:line="240" w:lineRule="auto"/>
+            </w:pPr>
+            <w:r>
+              <w:rPr>
+                <w:rFonts w:ascii="Times New Roman" w:eastAsia="Times New Roman" w:hAnsi="Times New Roman" w:cs="Times New Roman"/>
+              </w:rPr>
+              <w:t>4.7, 4.8, 5.1, 5.2</w:t>
+            </w:r>
+          </w:p>
+        </w:tc>
+        <w:tc>
+          <w:tcPr>
+            <w:tcW w:w="1150" w:type="dxa"/>
+          </w:tcPr>
+          <w:p>
+            <w:pPr>
+              <w:spacing w:after="0" w:line="240" w:lineRule="auto"/>
+            </w:pPr>
+          </w:p>
+        </w:tc>
+      </w:tr>
+      <w:tr>
+        <w:trPr>
+          <w:cantSplit/>
+        </w:trPr>
+        <w:tc>
+          <w:tcPr>
+            <w:tcW w:w="450" w:type="dxa"/>
+          </w:tcPr>
+          <w:p>
+            <w:pPr>
+              <w:spacing w:after="0" w:line="240" w:lineRule="auto"/>
+              <w:jc w:val="center"/>
+            </w:pPr>
+            <w:r>
+              <w:rPr>
+                <w:rFonts w:ascii="Times New Roman" w:eastAsia="Times New Roman" w:hAnsi="Times New Roman" w:cs="Times New Roman"/>
+              </w:rPr>
+              <w:t>70</w:t>
+            </w:r>
+          </w:p>
+        </w:tc>
+        <w:tc>
+          <w:tcPr>
+            <w:tcW w:w="2250" w:type="dxa"/>
+          </w:tcPr>
+          <w:p>
+            <w:pPr>
+              <w:spacing w:after="0" w:line="240" w:lineRule="auto"/>
+            </w:pPr>
+            <w:r>
+              <w:rPr>
+                <w:rFonts w:ascii="Times New Roman" w:eastAsia="Times New Roman" w:hAnsi="Times New Roman" w:cs="Times New Roman"/>
+              </w:rPr>
+              <w:t>Макаренко Алексей Иванович</w:t>
             </w:r>
           </w:p>
         </w:tc>
@@ -13514,39 +13706,39 @@
               <w:rPr>
                 <w:rFonts w:ascii="Times New Roman" w:eastAsia="Times New Roman" w:hAnsi="Times New Roman" w:cs="Times New Roman"/>
               </w:rPr>
-              <w:t>69</w:t>
-            </w:r>
-          </w:p>
-        </w:tc>
-        <w:tc>
-          <w:tcPr>
-            <w:tcW w:w="2250" w:type="dxa"/>
-          </w:tcPr>
-          <w:p>
-            <w:pPr>
-              <w:spacing w:after="0" w:line="240" w:lineRule="auto"/>
-            </w:pPr>
-            <w:r>
-              <w:rPr>
-                <w:rFonts w:ascii="Times New Roman" w:eastAsia="Times New Roman" w:hAnsi="Times New Roman" w:cs="Times New Roman"/>
-              </w:rPr>
-              <w:t>Камбулатов Эсенбулат Камбулатович</w:t>
-            </w:r>
-          </w:p>
-        </w:tc>
-        <w:tc>
-          <w:tcPr>
-            <w:tcW w:w="2250" w:type="dxa"/>
-          </w:tcPr>
-          <w:p>
-            <w:pPr>
-              <w:spacing w:after="0" w:line="240" w:lineRule="auto"/>
-            </w:pPr>
-            <w:r>
-              <w:rPr>
-                <w:rFonts w:ascii="Times New Roman" w:eastAsia="Times New Roman" w:hAnsi="Times New Roman" w:cs="Times New Roman"/>
-              </w:rPr>
-              <w:t>Контролер КПП-старший смены</w:t>
+              <w:t>71</w:t>
+            </w:r>
+          </w:p>
+        </w:tc>
+        <w:tc>
+          <w:tcPr>
+            <w:tcW w:w="2250" w:type="dxa"/>
+          </w:tcPr>
+          <w:p>
+            <w:pPr>
+              <w:spacing w:after="0" w:line="240" w:lineRule="auto"/>
+            </w:pPr>
+            <w:r>
+              <w:rPr>
+                <w:rFonts w:ascii="Times New Roman" w:eastAsia="Times New Roman" w:hAnsi="Times New Roman" w:cs="Times New Roman"/>
+              </w:rPr>
+              <w:t>Матвицкий Виктор Владимирович</w:t>
+            </w:r>
+          </w:p>
+        </w:tc>
+        <w:tc>
+          <w:tcPr>
+            <w:tcW w:w="2250" w:type="dxa"/>
+          </w:tcPr>
+          <w:p>
+            <w:pPr>
+              <w:spacing w:after="0" w:line="240" w:lineRule="auto"/>
+            </w:pPr>
+            <w:r>
+              <w:rPr>
+                <w:rFonts w:ascii="Times New Roman" w:eastAsia="Times New Roman" w:hAnsi="Times New Roman" w:cs="Times New Roman"/>
+              </w:rPr>
+              <w:t>Контролер КПП</w:t>
             </w:r>
           </w:p>
         </w:tc>
@@ -13610,39 +13802,39 @@
               <w:rPr>
                 <w:rFonts w:ascii="Times New Roman" w:eastAsia="Times New Roman" w:hAnsi="Times New Roman" w:cs="Times New Roman"/>
               </w:rPr>
-              <w:t>70</w:t>
-            </w:r>
-          </w:p>
-        </w:tc>
-        <w:tc>
-          <w:tcPr>
-            <w:tcW w:w="2250" w:type="dxa"/>
-          </w:tcPr>
-          <w:p>
-            <w:pPr>
-              <w:spacing w:after="0" w:line="240" w:lineRule="auto"/>
-            </w:pPr>
-            <w:r>
-              <w:rPr>
-                <w:rFonts w:ascii="Times New Roman" w:eastAsia="Times New Roman" w:hAnsi="Times New Roman" w:cs="Times New Roman"/>
-              </w:rPr>
-              <w:t>Макаренко Алексей Иванович</w:t>
-            </w:r>
-          </w:p>
-        </w:tc>
-        <w:tc>
-          <w:tcPr>
-            <w:tcW w:w="2250" w:type="dxa"/>
-          </w:tcPr>
-          <w:p>
-            <w:pPr>
-              <w:spacing w:after="0" w:line="240" w:lineRule="auto"/>
-            </w:pPr>
-            <w:r>
-              <w:rPr>
-                <w:rFonts w:ascii="Times New Roman" w:eastAsia="Times New Roman" w:hAnsi="Times New Roman" w:cs="Times New Roman"/>
-              </w:rPr>
-              <w:t>Контролер КПП</w:t>
+              <w:t>72</w:t>
+            </w:r>
+          </w:p>
+        </w:tc>
+        <w:tc>
+          <w:tcPr>
+            <w:tcW w:w="2250" w:type="dxa"/>
+          </w:tcPr>
+          <w:p>
+            <w:pPr>
+              <w:spacing w:after="0" w:line="240" w:lineRule="auto"/>
+            </w:pPr>
+            <w:r>
+              <w:rPr>
+                <w:rFonts w:ascii="Times New Roman" w:eastAsia="Times New Roman" w:hAnsi="Times New Roman" w:cs="Times New Roman"/>
+              </w:rPr>
+              <w:t>Рукин Денис Игоревич</w:t>
+            </w:r>
+          </w:p>
+        </w:tc>
+        <w:tc>
+          <w:tcPr>
+            <w:tcW w:w="2250" w:type="dxa"/>
+          </w:tcPr>
+          <w:p>
+            <w:pPr>
+              <w:spacing w:after="0" w:line="240" w:lineRule="auto"/>
+            </w:pPr>
+            <w:r>
+              <w:rPr>
+                <w:rFonts w:ascii="Times New Roman" w:eastAsia="Times New Roman" w:hAnsi="Times New Roman" w:cs="Times New Roman"/>
+              </w:rPr>
+              <w:t>Старший охраны объекта</w:t>
             </w:r>
           </w:p>
         </w:tc>
@@ -13706,39 +13898,39 @@
               <w:rPr>
                 <w:rFonts w:ascii="Times New Roman" w:eastAsia="Times New Roman" w:hAnsi="Times New Roman" w:cs="Times New Roman"/>
               </w:rPr>
-              <w:t>71</w:t>
-            </w:r>
-          </w:p>
-        </w:tc>
-        <w:tc>
-          <w:tcPr>
-            <w:tcW w:w="2250" w:type="dxa"/>
-          </w:tcPr>
-          <w:p>
-            <w:pPr>
-              <w:spacing w:after="0" w:line="240" w:lineRule="auto"/>
-            </w:pPr>
-            <w:r>
-              <w:rPr>
-                <w:rFonts w:ascii="Times New Roman" w:eastAsia="Times New Roman" w:hAnsi="Times New Roman" w:cs="Times New Roman"/>
-              </w:rPr>
-              <w:t>Матвицкий Виктор Владимирович</w:t>
-            </w:r>
-          </w:p>
-        </w:tc>
-        <w:tc>
-          <w:tcPr>
-            <w:tcW w:w="2250" w:type="dxa"/>
-          </w:tcPr>
-          <w:p>
-            <w:pPr>
-              <w:spacing w:after="0" w:line="240" w:lineRule="auto"/>
-            </w:pPr>
-            <w:r>
-              <w:rPr>
-                <w:rFonts w:ascii="Times New Roman" w:eastAsia="Times New Roman" w:hAnsi="Times New Roman" w:cs="Times New Roman"/>
-              </w:rPr>
-              <w:t>Контролер КПП</w:t>
+              <w:t>73</w:t>
+            </w:r>
+          </w:p>
+        </w:tc>
+        <w:tc>
+          <w:tcPr>
+            <w:tcW w:w="2250" w:type="dxa"/>
+          </w:tcPr>
+          <w:p>
+            <w:pPr>
+              <w:spacing w:after="0" w:line="240" w:lineRule="auto"/>
+            </w:pPr>
+            <w:r>
+              <w:rPr>
+                <w:rFonts w:ascii="Times New Roman" w:eastAsia="Times New Roman" w:hAnsi="Times New Roman" w:cs="Times New Roman"/>
+              </w:rPr>
+              <w:t>Божьева Ирина Вячеславовна</w:t>
+            </w:r>
+          </w:p>
+        </w:tc>
+        <w:tc>
+          <w:tcPr>
+            <w:tcW w:w="2250" w:type="dxa"/>
+          </w:tcPr>
+          <w:p>
+            <w:pPr>
+              <w:spacing w:after="0" w:line="240" w:lineRule="auto"/>
+            </w:pPr>
+            <w:r>
+              <w:rPr>
+                <w:rFonts w:ascii="Times New Roman" w:eastAsia="Times New Roman" w:hAnsi="Times New Roman" w:cs="Times New Roman"/>
+              </w:rPr>
+              <w:t>Инженер 3 категории</w:t>
             </w:r>
           </w:p>
         </w:tc>
@@ -13754,7 +13946,7 @@
               <w:rPr>
                 <w:rFonts w:ascii="Times New Roman" w:eastAsia="Times New Roman" w:hAnsi="Times New Roman" w:cs="Times New Roman"/>
               </w:rPr>
-              <w:t>Отдел режима</w:t>
+              <w:t>Отдел технического контроля</w:t>
             </w:r>
           </w:p>
         </w:tc>
@@ -13770,7 +13962,7 @@
               <w:rPr>
                 <w:rFonts w:ascii="Times New Roman" w:eastAsia="Times New Roman" w:hAnsi="Times New Roman" w:cs="Times New Roman"/>
               </w:rPr>
-              <w:t>4.7, 4.8, 5.1, 5.2</w:t>
+              <w:t>4.4, 5.2</w:t>
             </w:r>
           </w:p>
         </w:tc>
@@ -13802,39 +13994,39 @@
               <w:rPr>
                 <w:rFonts w:ascii="Times New Roman" w:eastAsia="Times New Roman" w:hAnsi="Times New Roman" w:cs="Times New Roman"/>
               </w:rPr>
-              <w:t>72</w:t>
-            </w:r>
-          </w:p>
-        </w:tc>
-        <w:tc>
-          <w:tcPr>
-            <w:tcW w:w="2250" w:type="dxa"/>
-          </w:tcPr>
-          <w:p>
-            <w:pPr>
-              <w:spacing w:after="0" w:line="240" w:lineRule="auto"/>
-            </w:pPr>
-            <w:r>
-              <w:rPr>
-                <w:rFonts w:ascii="Times New Roman" w:eastAsia="Times New Roman" w:hAnsi="Times New Roman" w:cs="Times New Roman"/>
-              </w:rPr>
-              <w:t>Рукин Денис Игоревич</w:t>
-            </w:r>
-          </w:p>
-        </w:tc>
-        <w:tc>
-          <w:tcPr>
-            <w:tcW w:w="2250" w:type="dxa"/>
-          </w:tcPr>
-          <w:p>
-            <w:pPr>
-              <w:spacing w:after="0" w:line="240" w:lineRule="auto"/>
-            </w:pPr>
-            <w:r>
-              <w:rPr>
-                <w:rFonts w:ascii="Times New Roman" w:eastAsia="Times New Roman" w:hAnsi="Times New Roman" w:cs="Times New Roman"/>
-              </w:rPr>
-              <w:t>Старший охраны объекта</w:t>
+              <w:t>74</w:t>
+            </w:r>
+          </w:p>
+        </w:tc>
+        <w:tc>
+          <w:tcPr>
+            <w:tcW w:w="2250" w:type="dxa"/>
+          </w:tcPr>
+          <w:p>
+            <w:pPr>
+              <w:spacing w:after="0" w:line="240" w:lineRule="auto"/>
+            </w:pPr>
+            <w:r>
+              <w:rPr>
+                <w:rFonts w:ascii="Times New Roman" w:eastAsia="Times New Roman" w:hAnsi="Times New Roman" w:cs="Times New Roman"/>
+              </w:rPr>
+              <w:t>Васильева Алина Владимировна</w:t>
+            </w:r>
+          </w:p>
+        </w:tc>
+        <w:tc>
+          <w:tcPr>
+            <w:tcW w:w="2250" w:type="dxa"/>
+          </w:tcPr>
+          <w:p>
+            <w:pPr>
+              <w:spacing w:after="0" w:line="240" w:lineRule="auto"/>
+            </w:pPr>
+            <w:r>
+              <w:rPr>
+                <w:rFonts w:ascii="Times New Roman" w:eastAsia="Times New Roman" w:hAnsi="Times New Roman" w:cs="Times New Roman"/>
+              </w:rPr>
+              <w:t>Контролер 1 категории</w:t>
             </w:r>
           </w:p>
         </w:tc>
@@ -13850,7 +14042,7 @@
               <w:rPr>
                 <w:rFonts w:ascii="Times New Roman" w:eastAsia="Times New Roman" w:hAnsi="Times New Roman" w:cs="Times New Roman"/>
               </w:rPr>
-              <w:t>Отдел режима</w:t>
+              <w:t>Отдел технического контроля</w:t>
             </w:r>
           </w:p>
         </w:tc>
@@ -13866,7 +14058,7 @@
               <w:rPr>
                 <w:rFonts w:ascii="Times New Roman" w:eastAsia="Times New Roman" w:hAnsi="Times New Roman" w:cs="Times New Roman"/>
               </w:rPr>
-              <w:t>4.7, 4.8, 5.1, 5.2</w:t>
+              <w:t>4.4, 5.2</w:t>
             </w:r>
           </w:p>
         </w:tc>
@@ -13898,7 +14090,103 @@
               <w:rPr>
                 <w:rFonts w:ascii="Times New Roman" w:eastAsia="Times New Roman" w:hAnsi="Times New Roman" w:cs="Times New Roman"/>
               </w:rPr>
-              <w:t>73</w:t>
+              <w:t>75</w:t>
+            </w:r>
+          </w:p>
+        </w:tc>
+        <w:tc>
+          <w:tcPr>
+            <w:tcW w:w="2250" w:type="dxa"/>
+          </w:tcPr>
+          <w:p>
+            <w:pPr>
+              <w:spacing w:after="0" w:line="240" w:lineRule="auto"/>
+            </w:pPr>
+            <w:r>
+              <w:rPr>
+                <w:rFonts w:ascii="Times New Roman" w:eastAsia="Times New Roman" w:hAnsi="Times New Roman" w:cs="Times New Roman"/>
+              </w:rPr>
+              <w:t>Райкова Ирина Алексеевна</w:t>
+            </w:r>
+          </w:p>
+        </w:tc>
+        <w:tc>
+          <w:tcPr>
+            <w:tcW w:w="2250" w:type="dxa"/>
+          </w:tcPr>
+          <w:p>
+            <w:pPr>
+              <w:spacing w:after="0" w:line="240" w:lineRule="auto"/>
+            </w:pPr>
+            <w:r>
+              <w:rPr>
+                <w:rFonts w:ascii="Times New Roman" w:eastAsia="Times New Roman" w:hAnsi="Times New Roman" w:cs="Times New Roman"/>
+              </w:rPr>
+              <w:t>Контролер 1 категории</w:t>
+            </w:r>
+          </w:p>
+        </w:tc>
+        <w:tc>
+          <w:tcPr>
+            <w:tcW w:w="1900" w:type="dxa"/>
+          </w:tcPr>
+          <w:p>
+            <w:pPr>
+              <w:spacing w:after="0" w:line="240" w:lineRule="auto"/>
+            </w:pPr>
+            <w:r>
+              <w:rPr>
+                <w:rFonts w:ascii="Times New Roman" w:eastAsia="Times New Roman" w:hAnsi="Times New Roman" w:cs="Times New Roman"/>
+              </w:rPr>
+              <w:t>Отдел технического контроля</w:t>
+            </w:r>
+          </w:p>
+        </w:tc>
+        <w:tc>
+          <w:tcPr>
+            <w:tcW w:w="1355" w:type="dxa"/>
+          </w:tcPr>
+          <w:p>
+            <w:pPr>
+              <w:spacing w:after="0" w:line="240" w:lineRule="auto"/>
+            </w:pPr>
+            <w:r>
+              <w:rPr>
+                <w:rFonts w:ascii="Times New Roman" w:eastAsia="Times New Roman" w:hAnsi="Times New Roman" w:cs="Times New Roman"/>
+              </w:rPr>
+              <w:t>4.4, 5.2</w:t>
+            </w:r>
+          </w:p>
+        </w:tc>
+        <w:tc>
+          <w:tcPr>
+            <w:tcW w:w="1150" w:type="dxa"/>
+          </w:tcPr>
+          <w:p>
+            <w:pPr>
+              <w:spacing w:after="0" w:line="240" w:lineRule="auto"/>
+            </w:pPr>
+          </w:p>
+        </w:tc>
+      </w:tr>
+      <w:tr>
+        <w:trPr>
+          <w:cantSplit/>
+        </w:trPr>
+        <w:tc>
+          <w:tcPr>
+            <w:tcW w:w="450" w:type="dxa"/>
+          </w:tcPr>
+          <w:p>
+            <w:pPr>
+              <w:spacing w:after="0" w:line="240" w:lineRule="auto"/>
+              <w:jc w:val="center"/>
+            </w:pPr>
+            <w:r>
+              <w:rPr>
+                <w:rFonts w:ascii="Times New Roman" w:eastAsia="Times New Roman" w:hAnsi="Times New Roman" w:cs="Times New Roman"/>
+              </w:rPr>
+              <w:t>76</w:t>
             </w:r>
           </w:p>
         </w:tc>
@@ -13994,7 +14282,7 @@
               <w:rPr>
                 <w:rFonts w:ascii="Times New Roman" w:eastAsia="Times New Roman" w:hAnsi="Times New Roman" w:cs="Times New Roman"/>
               </w:rPr>
-              <w:t>74</w:t>
+              <w:t>77</w:t>
             </w:r>
           </w:p>
         </w:tc>
@@ -14090,7 +14378,7 @@
               <w:rPr>
                 <w:rFonts w:ascii="Times New Roman" w:eastAsia="Times New Roman" w:hAnsi="Times New Roman" w:cs="Times New Roman"/>
               </w:rPr>
-              <w:t>75</w:t>
+              <w:t>78</w:t>
             </w:r>
           </w:p>
         </w:tc>
@@ -14186,39 +14474,39 @@
               <w:rPr>
                 <w:rFonts w:ascii="Times New Roman" w:eastAsia="Times New Roman" w:hAnsi="Times New Roman" w:cs="Times New Roman"/>
               </w:rPr>
-              <w:t>76</w:t>
-            </w:r>
-          </w:p>
-        </w:tc>
-        <w:tc>
-          <w:tcPr>
-            <w:tcW w:w="2250" w:type="dxa"/>
-          </w:tcPr>
-          <w:p>
-            <w:pPr>
-              <w:spacing w:after="0" w:line="240" w:lineRule="auto"/>
-            </w:pPr>
-            <w:r>
-              <w:rPr>
-                <w:rFonts w:ascii="Times New Roman" w:eastAsia="Times New Roman" w:hAnsi="Times New Roman" w:cs="Times New Roman"/>
-              </w:rPr>
-              <w:t>Божьева Ирина Вячеславовна</w:t>
-            </w:r>
-          </w:p>
-        </w:tc>
-        <w:tc>
-          <w:tcPr>
-            <w:tcW w:w="2250" w:type="dxa"/>
-          </w:tcPr>
-          <w:p>
-            <w:pPr>
-              <w:spacing w:after="0" w:line="240" w:lineRule="auto"/>
-            </w:pPr>
-            <w:r>
-              <w:rPr>
-                <w:rFonts w:ascii="Times New Roman" w:eastAsia="Times New Roman" w:hAnsi="Times New Roman" w:cs="Times New Roman"/>
-              </w:rPr>
-              <w:t>Инженер 3 категории</w:t>
+              <w:t>79</w:t>
+            </w:r>
+          </w:p>
+        </w:tc>
+        <w:tc>
+          <w:tcPr>
+            <w:tcW w:w="2250" w:type="dxa"/>
+          </w:tcPr>
+          <w:p>
+            <w:pPr>
+              <w:spacing w:after="0" w:line="240" w:lineRule="auto"/>
+            </w:pPr>
+            <w:r>
+              <w:rPr>
+                <w:rFonts w:ascii="Times New Roman" w:eastAsia="Times New Roman" w:hAnsi="Times New Roman" w:cs="Times New Roman"/>
+              </w:rPr>
+              <w:t>Акимов Михаил Александрович</w:t>
+            </w:r>
+          </w:p>
+        </w:tc>
+        <w:tc>
+          <w:tcPr>
+            <w:tcW w:w="2250" w:type="dxa"/>
+          </w:tcPr>
+          <w:p>
+            <w:pPr>
+              <w:spacing w:after="0" w:line="240" w:lineRule="auto"/>
+            </w:pPr>
+            <w:r>
+              <w:rPr>
+                <w:rFonts w:ascii="Times New Roman" w:eastAsia="Times New Roman" w:hAnsi="Times New Roman" w:cs="Times New Roman"/>
+              </w:rPr>
+              <w:t>Водитель автомобиля-экспедитор</w:t>
             </w:r>
           </w:p>
         </w:tc>
@@ -14234,7 +14522,7 @@
               <w:rPr>
                 <w:rFonts w:ascii="Times New Roman" w:eastAsia="Times New Roman" w:hAnsi="Times New Roman" w:cs="Times New Roman"/>
               </w:rPr>
-              <w:t>Отдел технического контроля</w:t>
+              <w:t>Отдел транспортного обеспечения</w:t>
             </w:r>
           </w:p>
         </w:tc>
@@ -14250,6 +14538,870 @@
               <w:rPr>
                 <w:rFonts w:ascii="Times New Roman" w:eastAsia="Times New Roman" w:hAnsi="Times New Roman" w:cs="Times New Roman"/>
               </w:rPr>
+              <w:t>4.3.1, 4.3.2, 4.4, 5.1, 5.2, 18.2</w:t>
+            </w:r>
+          </w:p>
+        </w:tc>
+        <w:tc>
+          <w:tcPr>
+            <w:tcW w:w="1150" w:type="dxa"/>
+          </w:tcPr>
+          <w:p>
+            <w:pPr>
+              <w:spacing w:after="0" w:line="240" w:lineRule="auto"/>
+            </w:pPr>
+          </w:p>
+        </w:tc>
+      </w:tr>
+      <w:tr>
+        <w:trPr>
+          <w:cantSplit/>
+        </w:trPr>
+        <w:tc>
+          <w:tcPr>
+            <w:tcW w:w="450" w:type="dxa"/>
+          </w:tcPr>
+          <w:p>
+            <w:pPr>
+              <w:spacing w:after="0" w:line="240" w:lineRule="auto"/>
+              <w:jc w:val="center"/>
+            </w:pPr>
+            <w:r>
+              <w:rPr>
+                <w:rFonts w:ascii="Times New Roman" w:eastAsia="Times New Roman" w:hAnsi="Times New Roman" w:cs="Times New Roman"/>
+              </w:rPr>
+              <w:t>80</w:t>
+            </w:r>
+          </w:p>
+        </w:tc>
+        <w:tc>
+          <w:tcPr>
+            <w:tcW w:w="2250" w:type="dxa"/>
+          </w:tcPr>
+          <w:p>
+            <w:pPr>
+              <w:spacing w:after="0" w:line="240" w:lineRule="auto"/>
+            </w:pPr>
+            <w:r>
+              <w:rPr>
+                <w:rFonts w:ascii="Times New Roman" w:eastAsia="Times New Roman" w:hAnsi="Times New Roman" w:cs="Times New Roman"/>
+              </w:rPr>
+              <w:t>Батуревич Юрий Викторович</w:t>
+            </w:r>
+          </w:p>
+        </w:tc>
+        <w:tc>
+          <w:tcPr>
+            <w:tcW w:w="2250" w:type="dxa"/>
+          </w:tcPr>
+          <w:p>
+            <w:pPr>
+              <w:spacing w:after="0" w:line="240" w:lineRule="auto"/>
+            </w:pPr>
+            <w:r>
+              <w:rPr>
+                <w:rFonts w:ascii="Times New Roman" w:eastAsia="Times New Roman" w:hAnsi="Times New Roman" w:cs="Times New Roman"/>
+              </w:rPr>
+              <w:t>Водитель автомобиля-экспедитор</w:t>
+            </w:r>
+          </w:p>
+        </w:tc>
+        <w:tc>
+          <w:tcPr>
+            <w:tcW w:w="1900" w:type="dxa"/>
+          </w:tcPr>
+          <w:p>
+            <w:pPr>
+              <w:spacing w:after="0" w:line="240" w:lineRule="auto"/>
+            </w:pPr>
+            <w:r>
+              <w:rPr>
+                <w:rFonts w:ascii="Times New Roman" w:eastAsia="Times New Roman" w:hAnsi="Times New Roman" w:cs="Times New Roman"/>
+              </w:rPr>
+              <w:t>Отдел транспортного обеспечения</w:t>
+            </w:r>
+          </w:p>
+        </w:tc>
+        <w:tc>
+          <w:tcPr>
+            <w:tcW w:w="1355" w:type="dxa"/>
+          </w:tcPr>
+          <w:p>
+            <w:pPr>
+              <w:spacing w:after="0" w:line="240" w:lineRule="auto"/>
+            </w:pPr>
+            <w:r>
+              <w:rPr>
+                <w:rFonts w:ascii="Times New Roman" w:eastAsia="Times New Roman" w:hAnsi="Times New Roman" w:cs="Times New Roman"/>
+              </w:rPr>
+              <w:t>4.3.1, 4.3.2, 4.4, 5.1, 5.2, 18.1</w:t>
+            </w:r>
+          </w:p>
+        </w:tc>
+        <w:tc>
+          <w:tcPr>
+            <w:tcW w:w="1150" w:type="dxa"/>
+          </w:tcPr>
+          <w:p>
+            <w:pPr>
+              <w:spacing w:after="0" w:line="240" w:lineRule="auto"/>
+            </w:pPr>
+          </w:p>
+        </w:tc>
+      </w:tr>
+      <w:tr>
+        <w:trPr>
+          <w:cantSplit/>
+        </w:trPr>
+        <w:tc>
+          <w:tcPr>
+            <w:tcW w:w="450" w:type="dxa"/>
+          </w:tcPr>
+          <w:p>
+            <w:pPr>
+              <w:spacing w:after="0" w:line="240" w:lineRule="auto"/>
+              <w:jc w:val="center"/>
+            </w:pPr>
+            <w:r>
+              <w:rPr>
+                <w:rFonts w:ascii="Times New Roman" w:eastAsia="Times New Roman" w:hAnsi="Times New Roman" w:cs="Times New Roman"/>
+              </w:rPr>
+              <w:t>81</w:t>
+            </w:r>
+          </w:p>
+        </w:tc>
+        <w:tc>
+          <w:tcPr>
+            <w:tcW w:w="2250" w:type="dxa"/>
+          </w:tcPr>
+          <w:p>
+            <w:pPr>
+              <w:spacing w:after="0" w:line="240" w:lineRule="auto"/>
+            </w:pPr>
+            <w:r>
+              <w:rPr>
+                <w:rFonts w:ascii="Times New Roman" w:eastAsia="Times New Roman" w:hAnsi="Times New Roman" w:cs="Times New Roman"/>
+              </w:rPr>
+              <w:t>Василенко Александр Иванович</w:t>
+            </w:r>
+          </w:p>
+        </w:tc>
+        <w:tc>
+          <w:tcPr>
+            <w:tcW w:w="2250" w:type="dxa"/>
+          </w:tcPr>
+          <w:p>
+            <w:pPr>
+              <w:spacing w:after="0" w:line="240" w:lineRule="auto"/>
+            </w:pPr>
+            <w:r>
+              <w:rPr>
+                <w:rFonts w:ascii="Times New Roman" w:eastAsia="Times New Roman" w:hAnsi="Times New Roman" w:cs="Times New Roman"/>
+              </w:rPr>
+              <w:t>Водитель автомобиля-экспедитор</w:t>
+            </w:r>
+          </w:p>
+        </w:tc>
+        <w:tc>
+          <w:tcPr>
+            <w:tcW w:w="1900" w:type="dxa"/>
+          </w:tcPr>
+          <w:p>
+            <w:pPr>
+              <w:spacing w:after="0" w:line="240" w:lineRule="auto"/>
+            </w:pPr>
+            <w:r>
+              <w:rPr>
+                <w:rFonts w:ascii="Times New Roman" w:eastAsia="Times New Roman" w:hAnsi="Times New Roman" w:cs="Times New Roman"/>
+              </w:rPr>
+              <w:t>Отдел транспортного обеспечения</w:t>
+            </w:r>
+          </w:p>
+        </w:tc>
+        <w:tc>
+          <w:tcPr>
+            <w:tcW w:w="1355" w:type="dxa"/>
+          </w:tcPr>
+          <w:p>
+            <w:pPr>
+              <w:spacing w:after="0" w:line="240" w:lineRule="auto"/>
+            </w:pPr>
+            <w:r>
+              <w:rPr>
+                <w:rFonts w:ascii="Times New Roman" w:eastAsia="Times New Roman" w:hAnsi="Times New Roman" w:cs="Times New Roman"/>
+              </w:rPr>
+              <w:t>4.3.1, 4.3.2, 4.4, 5.1, 5.2, 18.1</w:t>
+            </w:r>
+          </w:p>
+        </w:tc>
+        <w:tc>
+          <w:tcPr>
+            <w:tcW w:w="1150" w:type="dxa"/>
+          </w:tcPr>
+          <w:p>
+            <w:pPr>
+              <w:spacing w:after="0" w:line="240" w:lineRule="auto"/>
+            </w:pPr>
+          </w:p>
+        </w:tc>
+      </w:tr>
+      <w:tr>
+        <w:trPr>
+          <w:cantSplit/>
+        </w:trPr>
+        <w:tc>
+          <w:tcPr>
+            <w:tcW w:w="450" w:type="dxa"/>
+          </w:tcPr>
+          <w:p>
+            <w:pPr>
+              <w:spacing w:after="0" w:line="240" w:lineRule="auto"/>
+              <w:jc w:val="center"/>
+            </w:pPr>
+            <w:r>
+              <w:rPr>
+                <w:rFonts w:ascii="Times New Roman" w:eastAsia="Times New Roman" w:hAnsi="Times New Roman" w:cs="Times New Roman"/>
+              </w:rPr>
+              <w:t>82</w:t>
+            </w:r>
+          </w:p>
+        </w:tc>
+        <w:tc>
+          <w:tcPr>
+            <w:tcW w:w="2250" w:type="dxa"/>
+          </w:tcPr>
+          <w:p>
+            <w:pPr>
+              <w:spacing w:after="0" w:line="240" w:lineRule="auto"/>
+            </w:pPr>
+            <w:r>
+              <w:rPr>
+                <w:rFonts w:ascii="Times New Roman" w:eastAsia="Times New Roman" w:hAnsi="Times New Roman" w:cs="Times New Roman"/>
+              </w:rPr>
+              <w:t>Грязнов Анатолий Николаевич</w:t>
+            </w:r>
+          </w:p>
+        </w:tc>
+        <w:tc>
+          <w:tcPr>
+            <w:tcW w:w="2250" w:type="dxa"/>
+          </w:tcPr>
+          <w:p>
+            <w:pPr>
+              <w:spacing w:after="0" w:line="240" w:lineRule="auto"/>
+            </w:pPr>
+            <w:r>
+              <w:rPr>
+                <w:rFonts w:ascii="Times New Roman" w:eastAsia="Times New Roman" w:hAnsi="Times New Roman" w:cs="Times New Roman"/>
+              </w:rPr>
+              <w:t>Водитель автомобиля-экспедитор</w:t>
+            </w:r>
+          </w:p>
+        </w:tc>
+        <w:tc>
+          <w:tcPr>
+            <w:tcW w:w="1900" w:type="dxa"/>
+          </w:tcPr>
+          <w:p>
+            <w:pPr>
+              <w:spacing w:after="0" w:line="240" w:lineRule="auto"/>
+            </w:pPr>
+            <w:r>
+              <w:rPr>
+                <w:rFonts w:ascii="Times New Roman" w:eastAsia="Times New Roman" w:hAnsi="Times New Roman" w:cs="Times New Roman"/>
+              </w:rPr>
+              <w:t>Отдел транспортного обеспечения</w:t>
+            </w:r>
+          </w:p>
+        </w:tc>
+        <w:tc>
+          <w:tcPr>
+            <w:tcW w:w="1355" w:type="dxa"/>
+          </w:tcPr>
+          <w:p>
+            <w:pPr>
+              <w:spacing w:after="0" w:line="240" w:lineRule="auto"/>
+            </w:pPr>
+            <w:r>
+              <w:rPr>
+                <w:rFonts w:ascii="Times New Roman" w:eastAsia="Times New Roman" w:hAnsi="Times New Roman" w:cs="Times New Roman"/>
+              </w:rPr>
+              <w:t>4.3.1, 4.3.2, 4.4, 5.1, 5.2, 18.2</w:t>
+            </w:r>
+          </w:p>
+        </w:tc>
+        <w:tc>
+          <w:tcPr>
+            <w:tcW w:w="1150" w:type="dxa"/>
+          </w:tcPr>
+          <w:p>
+            <w:pPr>
+              <w:spacing w:after="0" w:line="240" w:lineRule="auto"/>
+            </w:pPr>
+          </w:p>
+        </w:tc>
+      </w:tr>
+      <w:tr>
+        <w:trPr>
+          <w:cantSplit/>
+        </w:trPr>
+        <w:tc>
+          <w:tcPr>
+            <w:tcW w:w="450" w:type="dxa"/>
+          </w:tcPr>
+          <w:p>
+            <w:pPr>
+              <w:spacing w:after="0" w:line="240" w:lineRule="auto"/>
+              <w:jc w:val="center"/>
+            </w:pPr>
+            <w:r>
+              <w:rPr>
+                <w:rFonts w:ascii="Times New Roman" w:eastAsia="Times New Roman" w:hAnsi="Times New Roman" w:cs="Times New Roman"/>
+              </w:rPr>
+              <w:t>83</w:t>
+            </w:r>
+          </w:p>
+        </w:tc>
+        <w:tc>
+          <w:tcPr>
+            <w:tcW w:w="2250" w:type="dxa"/>
+          </w:tcPr>
+          <w:p>
+            <w:pPr>
+              <w:spacing w:after="0" w:line="240" w:lineRule="auto"/>
+            </w:pPr>
+            <w:r>
+              <w:rPr>
+                <w:rFonts w:ascii="Times New Roman" w:eastAsia="Times New Roman" w:hAnsi="Times New Roman" w:cs="Times New Roman"/>
+              </w:rPr>
+              <w:t>Евдокимов Игорь Валентинович</w:t>
+            </w:r>
+          </w:p>
+        </w:tc>
+        <w:tc>
+          <w:tcPr>
+            <w:tcW w:w="2250" w:type="dxa"/>
+          </w:tcPr>
+          <w:p>
+            <w:pPr>
+              <w:spacing w:after="0" w:line="240" w:lineRule="auto"/>
+            </w:pPr>
+            <w:r>
+              <w:rPr>
+                <w:rFonts w:ascii="Times New Roman" w:eastAsia="Times New Roman" w:hAnsi="Times New Roman" w:cs="Times New Roman"/>
+              </w:rPr>
+              <w:t>Водитель автомобиля-экспедитор</w:t>
+            </w:r>
+          </w:p>
+        </w:tc>
+        <w:tc>
+          <w:tcPr>
+            <w:tcW w:w="1900" w:type="dxa"/>
+          </w:tcPr>
+          <w:p>
+            <w:pPr>
+              <w:spacing w:after="0" w:line="240" w:lineRule="auto"/>
+            </w:pPr>
+            <w:r>
+              <w:rPr>
+                <w:rFonts w:ascii="Times New Roman" w:eastAsia="Times New Roman" w:hAnsi="Times New Roman" w:cs="Times New Roman"/>
+              </w:rPr>
+              <w:t>Отдел транспортного обеспечения</w:t>
+            </w:r>
+          </w:p>
+        </w:tc>
+        <w:tc>
+          <w:tcPr>
+            <w:tcW w:w="1355" w:type="dxa"/>
+          </w:tcPr>
+          <w:p>
+            <w:pPr>
+              <w:spacing w:after="0" w:line="240" w:lineRule="auto"/>
+            </w:pPr>
+            <w:r>
+              <w:rPr>
+                <w:rFonts w:ascii="Times New Roman" w:eastAsia="Times New Roman" w:hAnsi="Times New Roman" w:cs="Times New Roman"/>
+              </w:rPr>
+              <w:t>4.3.1, 4.3.2, 4.4, 5.1, 5.2, 18.1</w:t>
+            </w:r>
+          </w:p>
+        </w:tc>
+        <w:tc>
+          <w:tcPr>
+            <w:tcW w:w="1150" w:type="dxa"/>
+          </w:tcPr>
+          <w:p>
+            <w:pPr>
+              <w:spacing w:after="0" w:line="240" w:lineRule="auto"/>
+            </w:pPr>
+          </w:p>
+        </w:tc>
+      </w:tr>
+      <w:tr>
+        <w:trPr>
+          <w:cantSplit/>
+        </w:trPr>
+        <w:tc>
+          <w:tcPr>
+            <w:tcW w:w="450" w:type="dxa"/>
+          </w:tcPr>
+          <w:p>
+            <w:pPr>
+              <w:spacing w:after="0" w:line="240" w:lineRule="auto"/>
+              <w:jc w:val="center"/>
+            </w:pPr>
+            <w:r>
+              <w:rPr>
+                <w:rFonts w:ascii="Times New Roman" w:eastAsia="Times New Roman" w:hAnsi="Times New Roman" w:cs="Times New Roman"/>
+              </w:rPr>
+              <w:t>84</w:t>
+            </w:r>
+          </w:p>
+        </w:tc>
+        <w:tc>
+          <w:tcPr>
+            <w:tcW w:w="2250" w:type="dxa"/>
+          </w:tcPr>
+          <w:p>
+            <w:pPr>
+              <w:spacing w:after="0" w:line="240" w:lineRule="auto"/>
+            </w:pPr>
+            <w:r>
+              <w:rPr>
+                <w:rFonts w:ascii="Times New Roman" w:eastAsia="Times New Roman" w:hAnsi="Times New Roman" w:cs="Times New Roman"/>
+              </w:rPr>
+              <w:t>Ерофеев Олег Игоревич</w:t>
+            </w:r>
+          </w:p>
+        </w:tc>
+        <w:tc>
+          <w:tcPr>
+            <w:tcW w:w="2250" w:type="dxa"/>
+          </w:tcPr>
+          <w:p>
+            <w:pPr>
+              <w:spacing w:after="0" w:line="240" w:lineRule="auto"/>
+            </w:pPr>
+            <w:r>
+              <w:rPr>
+                <w:rFonts w:ascii="Times New Roman" w:eastAsia="Times New Roman" w:hAnsi="Times New Roman" w:cs="Times New Roman"/>
+              </w:rPr>
+              <w:t>Водитель автомобиля-экспедитор</w:t>
+            </w:r>
+          </w:p>
+        </w:tc>
+        <w:tc>
+          <w:tcPr>
+            <w:tcW w:w="1900" w:type="dxa"/>
+          </w:tcPr>
+          <w:p>
+            <w:pPr>
+              <w:spacing w:after="0" w:line="240" w:lineRule="auto"/>
+            </w:pPr>
+            <w:r>
+              <w:rPr>
+                <w:rFonts w:ascii="Times New Roman" w:eastAsia="Times New Roman" w:hAnsi="Times New Roman" w:cs="Times New Roman"/>
+              </w:rPr>
+              <w:t>Отдел транспортного обеспечения</w:t>
+            </w:r>
+          </w:p>
+        </w:tc>
+        <w:tc>
+          <w:tcPr>
+            <w:tcW w:w="1355" w:type="dxa"/>
+          </w:tcPr>
+          <w:p>
+            <w:pPr>
+              <w:spacing w:after="0" w:line="240" w:lineRule="auto"/>
+            </w:pPr>
+            <w:r>
+              <w:rPr>
+                <w:rFonts w:ascii="Times New Roman" w:eastAsia="Times New Roman" w:hAnsi="Times New Roman" w:cs="Times New Roman"/>
+              </w:rPr>
+              <w:t>4.3.1, 4.3.2, 4.4, 5.1, 5.2, 18.1</w:t>
+            </w:r>
+          </w:p>
+        </w:tc>
+        <w:tc>
+          <w:tcPr>
+            <w:tcW w:w="1150" w:type="dxa"/>
+          </w:tcPr>
+          <w:p>
+            <w:pPr>
+              <w:spacing w:after="0" w:line="240" w:lineRule="auto"/>
+            </w:pPr>
+          </w:p>
+        </w:tc>
+      </w:tr>
+      <w:tr>
+        <w:trPr>
+          <w:cantSplit/>
+        </w:trPr>
+        <w:tc>
+          <w:tcPr>
+            <w:tcW w:w="450" w:type="dxa"/>
+          </w:tcPr>
+          <w:p>
+            <w:pPr>
+              <w:spacing w:after="0" w:line="240" w:lineRule="auto"/>
+              <w:jc w:val="center"/>
+            </w:pPr>
+            <w:r>
+              <w:rPr>
+                <w:rFonts w:ascii="Times New Roman" w:eastAsia="Times New Roman" w:hAnsi="Times New Roman" w:cs="Times New Roman"/>
+              </w:rPr>
+              <w:t>85</w:t>
+            </w:r>
+          </w:p>
+        </w:tc>
+        <w:tc>
+          <w:tcPr>
+            <w:tcW w:w="2250" w:type="dxa"/>
+          </w:tcPr>
+          <w:p>
+            <w:pPr>
+              <w:spacing w:after="0" w:line="240" w:lineRule="auto"/>
+            </w:pPr>
+            <w:r>
+              <w:rPr>
+                <w:rFonts w:ascii="Times New Roman" w:eastAsia="Times New Roman" w:hAnsi="Times New Roman" w:cs="Times New Roman"/>
+              </w:rPr>
+              <w:t>Жигунов Вячеслав Владимирович</w:t>
+            </w:r>
+          </w:p>
+        </w:tc>
+        <w:tc>
+          <w:tcPr>
+            <w:tcW w:w="2250" w:type="dxa"/>
+          </w:tcPr>
+          <w:p>
+            <w:pPr>
+              <w:spacing w:after="0" w:line="240" w:lineRule="auto"/>
+            </w:pPr>
+            <w:r>
+              <w:rPr>
+                <w:rFonts w:ascii="Times New Roman" w:eastAsia="Times New Roman" w:hAnsi="Times New Roman" w:cs="Times New Roman"/>
+              </w:rPr>
+              <w:t>Водитель автомобиля-экспедитор</w:t>
+            </w:r>
+          </w:p>
+        </w:tc>
+        <w:tc>
+          <w:tcPr>
+            <w:tcW w:w="1900" w:type="dxa"/>
+          </w:tcPr>
+          <w:p>
+            <w:pPr>
+              <w:spacing w:after="0" w:line="240" w:lineRule="auto"/>
+            </w:pPr>
+            <w:r>
+              <w:rPr>
+                <w:rFonts w:ascii="Times New Roman" w:eastAsia="Times New Roman" w:hAnsi="Times New Roman" w:cs="Times New Roman"/>
+              </w:rPr>
+              <w:t>Отдел транспортного обеспечения</w:t>
+            </w:r>
+          </w:p>
+        </w:tc>
+        <w:tc>
+          <w:tcPr>
+            <w:tcW w:w="1355" w:type="dxa"/>
+          </w:tcPr>
+          <w:p>
+            <w:pPr>
+              <w:spacing w:after="0" w:line="240" w:lineRule="auto"/>
+            </w:pPr>
+            <w:r>
+              <w:rPr>
+                <w:rFonts w:ascii="Times New Roman" w:eastAsia="Times New Roman" w:hAnsi="Times New Roman" w:cs="Times New Roman"/>
+              </w:rPr>
+              <w:t>4.3.1, 4.3.2, 4.4, 5.1, 5.2, 18.2</w:t>
+            </w:r>
+          </w:p>
+        </w:tc>
+        <w:tc>
+          <w:tcPr>
+            <w:tcW w:w="1150" w:type="dxa"/>
+          </w:tcPr>
+          <w:p>
+            <w:pPr>
+              <w:spacing w:after="0" w:line="240" w:lineRule="auto"/>
+            </w:pPr>
+          </w:p>
+        </w:tc>
+      </w:tr>
+      <w:tr>
+        <w:trPr>
+          <w:cantSplit/>
+        </w:trPr>
+        <w:tc>
+          <w:tcPr>
+            <w:tcW w:w="450" w:type="dxa"/>
+          </w:tcPr>
+          <w:p>
+            <w:pPr>
+              <w:spacing w:after="0" w:line="240" w:lineRule="auto"/>
+              <w:jc w:val="center"/>
+            </w:pPr>
+            <w:r>
+              <w:rPr>
+                <w:rFonts w:ascii="Times New Roman" w:eastAsia="Times New Roman" w:hAnsi="Times New Roman" w:cs="Times New Roman"/>
+              </w:rPr>
+              <w:t>86</w:t>
+            </w:r>
+          </w:p>
+        </w:tc>
+        <w:tc>
+          <w:tcPr>
+            <w:tcW w:w="2250" w:type="dxa"/>
+          </w:tcPr>
+          <w:p>
+            <w:pPr>
+              <w:spacing w:after="0" w:line="240" w:lineRule="auto"/>
+            </w:pPr>
+            <w:r>
+              <w:rPr>
+                <w:rFonts w:ascii="Times New Roman" w:eastAsia="Times New Roman" w:hAnsi="Times New Roman" w:cs="Times New Roman"/>
+              </w:rPr>
+              <w:t>Крутяков Сергей Владимирович</w:t>
+            </w:r>
+          </w:p>
+        </w:tc>
+        <w:tc>
+          <w:tcPr>
+            <w:tcW w:w="2250" w:type="dxa"/>
+          </w:tcPr>
+          <w:p>
+            <w:pPr>
+              <w:spacing w:after="0" w:line="240" w:lineRule="auto"/>
+            </w:pPr>
+            <w:r>
+              <w:rPr>
+                <w:rFonts w:ascii="Times New Roman" w:eastAsia="Times New Roman" w:hAnsi="Times New Roman" w:cs="Times New Roman"/>
+              </w:rPr>
+              <w:t>Водитель автомобиля-экспедитор</w:t>
+            </w:r>
+          </w:p>
+        </w:tc>
+        <w:tc>
+          <w:tcPr>
+            <w:tcW w:w="1900" w:type="dxa"/>
+          </w:tcPr>
+          <w:p>
+            <w:pPr>
+              <w:spacing w:after="0" w:line="240" w:lineRule="auto"/>
+            </w:pPr>
+            <w:r>
+              <w:rPr>
+                <w:rFonts w:ascii="Times New Roman" w:eastAsia="Times New Roman" w:hAnsi="Times New Roman" w:cs="Times New Roman"/>
+              </w:rPr>
+              <w:t>Отдел транспортного обеспечения</w:t>
+            </w:r>
+          </w:p>
+        </w:tc>
+        <w:tc>
+          <w:tcPr>
+            <w:tcW w:w="1355" w:type="dxa"/>
+          </w:tcPr>
+          <w:p>
+            <w:pPr>
+              <w:spacing w:after="0" w:line="240" w:lineRule="auto"/>
+            </w:pPr>
+            <w:r>
+              <w:rPr>
+                <w:rFonts w:ascii="Times New Roman" w:eastAsia="Times New Roman" w:hAnsi="Times New Roman" w:cs="Times New Roman"/>
+              </w:rPr>
+              <w:t>4.3.1, 4.3.2, 4.4, 5.1, 5.2, 18.1</w:t>
+            </w:r>
+          </w:p>
+        </w:tc>
+        <w:tc>
+          <w:tcPr>
+            <w:tcW w:w="1150" w:type="dxa"/>
+          </w:tcPr>
+          <w:p>
+            <w:pPr>
+              <w:spacing w:after="0" w:line="240" w:lineRule="auto"/>
+            </w:pPr>
+          </w:p>
+        </w:tc>
+      </w:tr>
+      <w:tr>
+        <w:trPr>
+          <w:cantSplit/>
+        </w:trPr>
+        <w:tc>
+          <w:tcPr>
+            <w:tcW w:w="450" w:type="dxa"/>
+          </w:tcPr>
+          <w:p>
+            <w:pPr>
+              <w:spacing w:after="0" w:line="240" w:lineRule="auto"/>
+              <w:jc w:val="center"/>
+            </w:pPr>
+            <w:r>
+              <w:rPr>
+                <w:rFonts w:ascii="Times New Roman" w:eastAsia="Times New Roman" w:hAnsi="Times New Roman" w:cs="Times New Roman"/>
+              </w:rPr>
+              <w:t>87</w:t>
+            </w:r>
+          </w:p>
+        </w:tc>
+        <w:tc>
+          <w:tcPr>
+            <w:tcW w:w="2250" w:type="dxa"/>
+          </w:tcPr>
+          <w:p>
+            <w:pPr>
+              <w:spacing w:after="0" w:line="240" w:lineRule="auto"/>
+            </w:pPr>
+            <w:r>
+              <w:rPr>
+                <w:rFonts w:ascii="Times New Roman" w:eastAsia="Times New Roman" w:hAnsi="Times New Roman" w:cs="Times New Roman"/>
+              </w:rPr>
+              <w:t>Лучкин Евгений Иванович</w:t>
+            </w:r>
+          </w:p>
+        </w:tc>
+        <w:tc>
+          <w:tcPr>
+            <w:tcW w:w="2250" w:type="dxa"/>
+          </w:tcPr>
+          <w:p>
+            <w:pPr>
+              <w:spacing w:after="0" w:line="240" w:lineRule="auto"/>
+            </w:pPr>
+            <w:r>
+              <w:rPr>
+                <w:rFonts w:ascii="Times New Roman" w:eastAsia="Times New Roman" w:hAnsi="Times New Roman" w:cs="Times New Roman"/>
+              </w:rPr>
+              <w:t>Водитель автомобиля-экспедитор</w:t>
+            </w:r>
+          </w:p>
+        </w:tc>
+        <w:tc>
+          <w:tcPr>
+            <w:tcW w:w="1900" w:type="dxa"/>
+          </w:tcPr>
+          <w:p>
+            <w:pPr>
+              <w:spacing w:after="0" w:line="240" w:lineRule="auto"/>
+            </w:pPr>
+            <w:r>
+              <w:rPr>
+                <w:rFonts w:ascii="Times New Roman" w:eastAsia="Times New Roman" w:hAnsi="Times New Roman" w:cs="Times New Roman"/>
+              </w:rPr>
+              <w:t>Отдел транспортного обеспечения</w:t>
+            </w:r>
+          </w:p>
+        </w:tc>
+        <w:tc>
+          <w:tcPr>
+            <w:tcW w:w="1355" w:type="dxa"/>
+          </w:tcPr>
+          <w:p>
+            <w:pPr>
+              <w:spacing w:after="0" w:line="240" w:lineRule="auto"/>
+            </w:pPr>
+            <w:r>
+              <w:rPr>
+                <w:rFonts w:ascii="Times New Roman" w:eastAsia="Times New Roman" w:hAnsi="Times New Roman" w:cs="Times New Roman"/>
+              </w:rPr>
+              <w:t>4.3.1, 4.3.2, 4.4, 5.1, 5.2, 18.1</w:t>
+            </w:r>
+          </w:p>
+        </w:tc>
+        <w:tc>
+          <w:tcPr>
+            <w:tcW w:w="1150" w:type="dxa"/>
+          </w:tcPr>
+          <w:p>
+            <w:pPr>
+              <w:spacing w:after="0" w:line="240" w:lineRule="auto"/>
+            </w:pPr>
+          </w:p>
+        </w:tc>
+      </w:tr>
+      <w:tr>
+        <w:trPr>
+          <w:cantSplit/>
+        </w:trPr>
+        <w:tc>
+          <w:tcPr>
+            <w:tcW w:w="450" w:type="dxa"/>
+          </w:tcPr>
+          <w:p>
+            <w:pPr>
+              <w:spacing w:after="0" w:line="240" w:lineRule="auto"/>
+              <w:jc w:val="center"/>
+            </w:pPr>
+            <w:r>
+              <w:rPr>
+                <w:rFonts w:ascii="Times New Roman" w:eastAsia="Times New Roman" w:hAnsi="Times New Roman" w:cs="Times New Roman"/>
+              </w:rPr>
+              <w:t>88</w:t>
+            </w:r>
+          </w:p>
+        </w:tc>
+        <w:tc>
+          <w:tcPr>
+            <w:tcW w:w="2250" w:type="dxa"/>
+          </w:tcPr>
+          <w:p>
+            <w:pPr>
+              <w:spacing w:after="0" w:line="240" w:lineRule="auto"/>
+            </w:pPr>
+            <w:r>
+              <w:rPr>
+                <w:rFonts w:ascii="Times New Roman" w:eastAsia="Times New Roman" w:hAnsi="Times New Roman" w:cs="Times New Roman"/>
+              </w:rPr>
+              <w:t>Абрамович Светлана Николаевна</w:t>
+            </w:r>
+          </w:p>
+        </w:tc>
+        <w:tc>
+          <w:tcPr>
+            <w:tcW w:w="2250" w:type="dxa"/>
+          </w:tcPr>
+          <w:p>
+            <w:pPr>
+              <w:spacing w:after="0" w:line="240" w:lineRule="auto"/>
+            </w:pPr>
+            <w:r>
+              <w:rPr>
+                <w:rFonts w:ascii="Times New Roman" w:eastAsia="Times New Roman" w:hAnsi="Times New Roman" w:cs="Times New Roman"/>
+              </w:rPr>
+              <w:t>Диспетчер</w:t>
+            </w:r>
+          </w:p>
+        </w:tc>
+        <w:tc>
+          <w:tcPr>
+            <w:tcW w:w="1900" w:type="dxa"/>
+          </w:tcPr>
+          <w:p>
+            <w:pPr>
+              <w:spacing w:after="0" w:line="240" w:lineRule="auto"/>
+            </w:pPr>
+            <w:r>
+              <w:rPr>
+                <w:rFonts w:ascii="Times New Roman" w:eastAsia="Times New Roman" w:hAnsi="Times New Roman" w:cs="Times New Roman"/>
+              </w:rPr>
+              <w:t>Планово-диспетчерский отдел</w:t>
+            </w:r>
+          </w:p>
+        </w:tc>
+        <w:tc>
+          <w:tcPr>
+            <w:tcW w:w="1355" w:type="dxa"/>
+          </w:tcPr>
+          <w:p>
+            <w:pPr>
+              <w:spacing w:after="0" w:line="240" w:lineRule="auto"/>
+            </w:pPr>
+            <w:r>
+              <w:rPr>
+                <w:rFonts w:ascii="Times New Roman" w:eastAsia="Times New Roman" w:hAnsi="Times New Roman" w:cs="Times New Roman"/>
+              </w:rPr>
               <w:t>4.4, 5.2</w:t>
             </w:r>
           </w:p>
@@ -14282,39 +15434,39 @@
               <w:rPr>
                 <w:rFonts w:ascii="Times New Roman" w:eastAsia="Times New Roman" w:hAnsi="Times New Roman" w:cs="Times New Roman"/>
               </w:rPr>
-              <w:t>77</w:t>
-            </w:r>
-          </w:p>
-        </w:tc>
-        <w:tc>
-          <w:tcPr>
-            <w:tcW w:w="2250" w:type="dxa"/>
-          </w:tcPr>
-          <w:p>
-            <w:pPr>
-              <w:spacing w:after="0" w:line="240" w:lineRule="auto"/>
-            </w:pPr>
-            <w:r>
-              <w:rPr>
-                <w:rFonts w:ascii="Times New Roman" w:eastAsia="Times New Roman" w:hAnsi="Times New Roman" w:cs="Times New Roman"/>
-              </w:rPr>
-              <w:t>Васильева Алина Владимировна</w:t>
-            </w:r>
-          </w:p>
-        </w:tc>
-        <w:tc>
-          <w:tcPr>
-            <w:tcW w:w="2250" w:type="dxa"/>
-          </w:tcPr>
-          <w:p>
-            <w:pPr>
-              <w:spacing w:after="0" w:line="240" w:lineRule="auto"/>
-            </w:pPr>
-            <w:r>
-              <w:rPr>
-                <w:rFonts w:ascii="Times New Roman" w:eastAsia="Times New Roman" w:hAnsi="Times New Roman" w:cs="Times New Roman"/>
-              </w:rPr>
-              <w:t>Контролер 1 категории</w:t>
+              <w:t>89</w:t>
+            </w:r>
+          </w:p>
+        </w:tc>
+        <w:tc>
+          <w:tcPr>
+            <w:tcW w:w="2250" w:type="dxa"/>
+          </w:tcPr>
+          <w:p>
+            <w:pPr>
+              <w:spacing w:after="0" w:line="240" w:lineRule="auto"/>
+            </w:pPr>
+            <w:r>
+              <w:rPr>
+                <w:rFonts w:ascii="Times New Roman" w:eastAsia="Times New Roman" w:hAnsi="Times New Roman" w:cs="Times New Roman"/>
+              </w:rPr>
+              <w:t>Баранникова Елена Александровна</w:t>
+            </w:r>
+          </w:p>
+        </w:tc>
+        <w:tc>
+          <w:tcPr>
+            <w:tcW w:w="2250" w:type="dxa"/>
+          </w:tcPr>
+          <w:p>
+            <w:pPr>
+              <w:spacing w:after="0" w:line="240" w:lineRule="auto"/>
+            </w:pPr>
+            <w:r>
+              <w:rPr>
+                <w:rFonts w:ascii="Times New Roman" w:eastAsia="Times New Roman" w:hAnsi="Times New Roman" w:cs="Times New Roman"/>
+              </w:rPr>
+              <w:t>Диспетчер</w:t>
             </w:r>
           </w:p>
         </w:tc>
@@ -14330,7 +15482,7 @@
               <w:rPr>
                 <w:rFonts w:ascii="Times New Roman" w:eastAsia="Times New Roman" w:hAnsi="Times New Roman" w:cs="Times New Roman"/>
               </w:rPr>
-              <w:t>Отдел технического контроля</w:t>
+              <w:t>Планово-диспетчерский отдел</w:t>
             </w:r>
           </w:p>
         </w:tc>
@@ -14378,39 +15530,39 @@
               <w:rPr>
                 <w:rFonts w:ascii="Times New Roman" w:eastAsia="Times New Roman" w:hAnsi="Times New Roman" w:cs="Times New Roman"/>
               </w:rPr>
-              <w:t>78</w:t>
-            </w:r>
-          </w:p>
-        </w:tc>
-        <w:tc>
-          <w:tcPr>
-            <w:tcW w:w="2250" w:type="dxa"/>
-          </w:tcPr>
-          <w:p>
-            <w:pPr>
-              <w:spacing w:after="0" w:line="240" w:lineRule="auto"/>
-            </w:pPr>
-            <w:r>
-              <w:rPr>
-                <w:rFonts w:ascii="Times New Roman" w:eastAsia="Times New Roman" w:hAnsi="Times New Roman" w:cs="Times New Roman"/>
-              </w:rPr>
-              <w:t>Райкова Ирина Алексеевна</w:t>
-            </w:r>
-          </w:p>
-        </w:tc>
-        <w:tc>
-          <w:tcPr>
-            <w:tcW w:w="2250" w:type="dxa"/>
-          </w:tcPr>
-          <w:p>
-            <w:pPr>
-              <w:spacing w:after="0" w:line="240" w:lineRule="auto"/>
-            </w:pPr>
-            <w:r>
-              <w:rPr>
-                <w:rFonts w:ascii="Times New Roman" w:eastAsia="Times New Roman" w:hAnsi="Times New Roman" w:cs="Times New Roman"/>
-              </w:rPr>
-              <w:t>Контролер 1 категории</w:t>
+              <w:t>90</w:t>
+            </w:r>
+          </w:p>
+        </w:tc>
+        <w:tc>
+          <w:tcPr>
+            <w:tcW w:w="2250" w:type="dxa"/>
+          </w:tcPr>
+          <w:p>
+            <w:pPr>
+              <w:spacing w:after="0" w:line="240" w:lineRule="auto"/>
+            </w:pPr>
+            <w:r>
+              <w:rPr>
+                <w:rFonts w:ascii="Times New Roman" w:eastAsia="Times New Roman" w:hAnsi="Times New Roman" w:cs="Times New Roman"/>
+              </w:rPr>
+              <w:t>Гришин Алексей Владимирович</w:t>
+            </w:r>
+          </w:p>
+        </w:tc>
+        <w:tc>
+          <w:tcPr>
+            <w:tcW w:w="2250" w:type="dxa"/>
+          </w:tcPr>
+          <w:p>
+            <w:pPr>
+              <w:spacing w:after="0" w:line="240" w:lineRule="auto"/>
+            </w:pPr>
+            <w:r>
+              <w:rPr>
+                <w:rFonts w:ascii="Times New Roman" w:eastAsia="Times New Roman" w:hAnsi="Times New Roman" w:cs="Times New Roman"/>
+              </w:rPr>
+              <w:t>Диспетчер</w:t>
             </w:r>
           </w:p>
         </w:tc>
@@ -14426,7 +15578,7 @@
               <w:rPr>
                 <w:rFonts w:ascii="Times New Roman" w:eastAsia="Times New Roman" w:hAnsi="Times New Roman" w:cs="Times New Roman"/>
               </w:rPr>
-              <w:t>Отдел технического контроля</w:t>
+              <w:t>Планово-диспетчерский отдел</w:t>
             </w:r>
           </w:p>
         </w:tc>
@@ -14474,39 +15626,39 @@
               <w:rPr>
                 <w:rFonts w:ascii="Times New Roman" w:eastAsia="Times New Roman" w:hAnsi="Times New Roman" w:cs="Times New Roman"/>
               </w:rPr>
-              <w:t>79</w:t>
-            </w:r>
-          </w:p>
-        </w:tc>
-        <w:tc>
-          <w:tcPr>
-            <w:tcW w:w="2250" w:type="dxa"/>
-          </w:tcPr>
-          <w:p>
-            <w:pPr>
-              <w:spacing w:after="0" w:line="240" w:lineRule="auto"/>
-            </w:pPr>
-            <w:r>
-              <w:rPr>
-                <w:rFonts w:ascii="Times New Roman" w:eastAsia="Times New Roman" w:hAnsi="Times New Roman" w:cs="Times New Roman"/>
-              </w:rPr>
-              <w:t>Акимов Михаил Александрович</w:t>
-            </w:r>
-          </w:p>
-        </w:tc>
-        <w:tc>
-          <w:tcPr>
-            <w:tcW w:w="2250" w:type="dxa"/>
-          </w:tcPr>
-          <w:p>
-            <w:pPr>
-              <w:spacing w:after="0" w:line="240" w:lineRule="auto"/>
-            </w:pPr>
-            <w:r>
-              <w:rPr>
-                <w:rFonts w:ascii="Times New Roman" w:eastAsia="Times New Roman" w:hAnsi="Times New Roman" w:cs="Times New Roman"/>
-              </w:rPr>
-              <w:t>Водитель автомобиля-экспедитор</w:t>
+              <w:t>91</w:t>
+            </w:r>
+          </w:p>
+        </w:tc>
+        <w:tc>
+          <w:tcPr>
+            <w:tcW w:w="2250" w:type="dxa"/>
+          </w:tcPr>
+          <w:p>
+            <w:pPr>
+              <w:spacing w:after="0" w:line="240" w:lineRule="auto"/>
+            </w:pPr>
+            <w:r>
+              <w:rPr>
+                <w:rFonts w:ascii="Times New Roman" w:eastAsia="Times New Roman" w:hAnsi="Times New Roman" w:cs="Times New Roman"/>
+              </w:rPr>
+              <w:t>Гришина Неля Евгеньевна</w:t>
+            </w:r>
+          </w:p>
+        </w:tc>
+        <w:tc>
+          <w:tcPr>
+            <w:tcW w:w="2250" w:type="dxa"/>
+          </w:tcPr>
+          <w:p>
+            <w:pPr>
+              <w:spacing w:after="0" w:line="240" w:lineRule="auto"/>
+            </w:pPr>
+            <w:r>
+              <w:rPr>
+                <w:rFonts w:ascii="Times New Roman" w:eastAsia="Times New Roman" w:hAnsi="Times New Roman" w:cs="Times New Roman"/>
+              </w:rPr>
+              <w:t>Ведущий диспетчер</w:t>
             </w:r>
           </w:p>
         </w:tc>
@@ -14522,7 +15674,7 @@
               <w:rPr>
                 <w:rFonts w:ascii="Times New Roman" w:eastAsia="Times New Roman" w:hAnsi="Times New Roman" w:cs="Times New Roman"/>
               </w:rPr>
-              <w:t>Отдел транспортного обеспечения</w:t>
+              <w:t>Планово-диспетчерский отдел</w:t>
             </w:r>
           </w:p>
         </w:tc>
@@ -14538,7 +15690,7 @@
               <w:rPr>
                 <w:rFonts w:ascii="Times New Roman" w:eastAsia="Times New Roman" w:hAnsi="Times New Roman" w:cs="Times New Roman"/>
               </w:rPr>
-              <w:t>4.3.1, 4.3.2, 4.4, 5.1, 5.2, 18.2</w:t>
+              <w:t>4.4, 5.2</w:t>
             </w:r>
           </w:p>
         </w:tc>
@@ -14570,39 +15722,39 @@
               <w:rPr>
                 <w:rFonts w:ascii="Times New Roman" w:eastAsia="Times New Roman" w:hAnsi="Times New Roman" w:cs="Times New Roman"/>
               </w:rPr>
-              <w:t>80</w:t>
-            </w:r>
-          </w:p>
-        </w:tc>
-        <w:tc>
-          <w:tcPr>
-            <w:tcW w:w="2250" w:type="dxa"/>
-          </w:tcPr>
-          <w:p>
-            <w:pPr>
-              <w:spacing w:after="0" w:line="240" w:lineRule="auto"/>
-            </w:pPr>
-            <w:r>
-              <w:rPr>
-                <w:rFonts w:ascii="Times New Roman" w:eastAsia="Times New Roman" w:hAnsi="Times New Roman" w:cs="Times New Roman"/>
-              </w:rPr>
-              <w:t>Батуревич Юрий Викторович</w:t>
-            </w:r>
-          </w:p>
-        </w:tc>
-        <w:tc>
-          <w:tcPr>
-            <w:tcW w:w="2250" w:type="dxa"/>
-          </w:tcPr>
-          <w:p>
-            <w:pPr>
-              <w:spacing w:after="0" w:line="240" w:lineRule="auto"/>
-            </w:pPr>
-            <w:r>
-              <w:rPr>
-                <w:rFonts w:ascii="Times New Roman" w:eastAsia="Times New Roman" w:hAnsi="Times New Roman" w:cs="Times New Roman"/>
-              </w:rPr>
-              <w:t>Водитель автомобиля-экспедитор</w:t>
+              <w:t>92</w:t>
+            </w:r>
+          </w:p>
+        </w:tc>
+        <w:tc>
+          <w:tcPr>
+            <w:tcW w:w="2250" w:type="dxa"/>
+          </w:tcPr>
+          <w:p>
+            <w:pPr>
+              <w:spacing w:after="0" w:line="240" w:lineRule="auto"/>
+            </w:pPr>
+            <w:r>
+              <w:rPr>
+                <w:rFonts w:ascii="Times New Roman" w:eastAsia="Times New Roman" w:hAnsi="Times New Roman" w:cs="Times New Roman"/>
+              </w:rPr>
+              <w:t>Запотылок Алена Владимировна</w:t>
+            </w:r>
+          </w:p>
+        </w:tc>
+        <w:tc>
+          <w:tcPr>
+            <w:tcW w:w="2250" w:type="dxa"/>
+          </w:tcPr>
+          <w:p>
+            <w:pPr>
+              <w:spacing w:after="0" w:line="240" w:lineRule="auto"/>
+            </w:pPr>
+            <w:r>
+              <w:rPr>
+                <w:rFonts w:ascii="Times New Roman" w:eastAsia="Times New Roman" w:hAnsi="Times New Roman" w:cs="Times New Roman"/>
+              </w:rPr>
+              <w:t>Ведущий диспетчер</w:t>
             </w:r>
           </w:p>
         </w:tc>
@@ -14618,7 +15770,7 @@
               <w:rPr>
                 <w:rFonts w:ascii="Times New Roman" w:eastAsia="Times New Roman" w:hAnsi="Times New Roman" w:cs="Times New Roman"/>
               </w:rPr>
-              <w:t>Отдел транспортного обеспечения</w:t>
+              <w:t>Планово-диспетчерский отдел</w:t>
             </w:r>
           </w:p>
         </w:tc>
@@ -14634,7 +15786,7 @@
               <w:rPr>
                 <w:rFonts w:ascii="Times New Roman" w:eastAsia="Times New Roman" w:hAnsi="Times New Roman" w:cs="Times New Roman"/>
               </w:rPr>
-              <w:t>4.3.1, 4.3.2, 4.4, 5.1, 5.2, 18.1</w:t>
+              <w:t>4.4, 5.2</w:t>
             </w:r>
           </w:p>
         </w:tc>
@@ -14666,39 +15818,39 @@
               <w:rPr>
                 <w:rFonts w:ascii="Times New Roman" w:eastAsia="Times New Roman" w:hAnsi="Times New Roman" w:cs="Times New Roman"/>
               </w:rPr>
-              <w:t>81</w:t>
-            </w:r>
-          </w:p>
-        </w:tc>
-        <w:tc>
-          <w:tcPr>
-            <w:tcW w:w="2250" w:type="dxa"/>
-          </w:tcPr>
-          <w:p>
-            <w:pPr>
-              <w:spacing w:after="0" w:line="240" w:lineRule="auto"/>
-            </w:pPr>
-            <w:r>
-              <w:rPr>
-                <w:rFonts w:ascii="Times New Roman" w:eastAsia="Times New Roman" w:hAnsi="Times New Roman" w:cs="Times New Roman"/>
-              </w:rPr>
-              <w:t>Василенко Александр Иванович</w:t>
-            </w:r>
-          </w:p>
-        </w:tc>
-        <w:tc>
-          <w:tcPr>
-            <w:tcW w:w="2250" w:type="dxa"/>
-          </w:tcPr>
-          <w:p>
-            <w:pPr>
-              <w:spacing w:after="0" w:line="240" w:lineRule="auto"/>
-            </w:pPr>
-            <w:r>
-              <w:rPr>
-                <w:rFonts w:ascii="Times New Roman" w:eastAsia="Times New Roman" w:hAnsi="Times New Roman" w:cs="Times New Roman"/>
-              </w:rPr>
-              <w:t>Водитель автомобиля-экспедитор</w:t>
+              <w:t>93</w:t>
+            </w:r>
+          </w:p>
+        </w:tc>
+        <w:tc>
+          <w:tcPr>
+            <w:tcW w:w="2250" w:type="dxa"/>
+          </w:tcPr>
+          <w:p>
+            <w:pPr>
+              <w:spacing w:after="0" w:line="240" w:lineRule="auto"/>
+            </w:pPr>
+            <w:r>
+              <w:rPr>
+                <w:rFonts w:ascii="Times New Roman" w:eastAsia="Times New Roman" w:hAnsi="Times New Roman" w:cs="Times New Roman"/>
+              </w:rPr>
+              <w:t>Зубехин Григорий Александрович</w:t>
+            </w:r>
+          </w:p>
+        </w:tc>
+        <w:tc>
+          <w:tcPr>
+            <w:tcW w:w="2250" w:type="dxa"/>
+          </w:tcPr>
+          <w:p>
+            <w:pPr>
+              <w:spacing w:after="0" w:line="240" w:lineRule="auto"/>
+            </w:pPr>
+            <w:r>
+              <w:rPr>
+                <w:rFonts w:ascii="Times New Roman" w:eastAsia="Times New Roman" w:hAnsi="Times New Roman" w:cs="Times New Roman"/>
+              </w:rPr>
+              <w:t>Диспетчер</w:t>
             </w:r>
           </w:p>
         </w:tc>
@@ -14714,7 +15866,7 @@
               <w:rPr>
                 <w:rFonts w:ascii="Times New Roman" w:eastAsia="Times New Roman" w:hAnsi="Times New Roman" w:cs="Times New Roman"/>
               </w:rPr>
-              <w:t>Отдел транспортного обеспечения</w:t>
+              <w:t>Планово-диспетчерский отдел</w:t>
             </w:r>
           </w:p>
         </w:tc>
@@ -14730,7 +15882,7 @@
               <w:rPr>
                 <w:rFonts w:ascii="Times New Roman" w:eastAsia="Times New Roman" w:hAnsi="Times New Roman" w:cs="Times New Roman"/>
               </w:rPr>
-              <w:t>4.3.1, 4.3.2, 4.4, 5.1, 5.2, 18.1</w:t>
+              <w:t>4.4, 5.2</w:t>
             </w:r>
           </w:p>
         </w:tc>
@@ -14762,39 +15914,39 @@
               <w:rPr>
                 <w:rFonts w:ascii="Times New Roman" w:eastAsia="Times New Roman" w:hAnsi="Times New Roman" w:cs="Times New Roman"/>
               </w:rPr>
-              <w:t>82</w:t>
-            </w:r>
-          </w:p>
-        </w:tc>
-        <w:tc>
-          <w:tcPr>
-            <w:tcW w:w="2250" w:type="dxa"/>
-          </w:tcPr>
-          <w:p>
-            <w:pPr>
-              <w:spacing w:after="0" w:line="240" w:lineRule="auto"/>
-            </w:pPr>
-            <w:r>
-              <w:rPr>
-                <w:rFonts w:ascii="Times New Roman" w:eastAsia="Times New Roman" w:hAnsi="Times New Roman" w:cs="Times New Roman"/>
-              </w:rPr>
-              <w:t>Грязнов Анатолий Николаевич</w:t>
-            </w:r>
-          </w:p>
-        </w:tc>
-        <w:tc>
-          <w:tcPr>
-            <w:tcW w:w="2250" w:type="dxa"/>
-          </w:tcPr>
-          <w:p>
-            <w:pPr>
-              <w:spacing w:after="0" w:line="240" w:lineRule="auto"/>
-            </w:pPr>
-            <w:r>
-              <w:rPr>
-                <w:rFonts w:ascii="Times New Roman" w:eastAsia="Times New Roman" w:hAnsi="Times New Roman" w:cs="Times New Roman"/>
-              </w:rPr>
-              <w:t>Водитель автомобиля-экспедитор</w:t>
+              <w:t>94</w:t>
+            </w:r>
+          </w:p>
+        </w:tc>
+        <w:tc>
+          <w:tcPr>
+            <w:tcW w:w="2250" w:type="dxa"/>
+          </w:tcPr>
+          <w:p>
+            <w:pPr>
+              <w:spacing w:after="0" w:line="240" w:lineRule="auto"/>
+            </w:pPr>
+            <w:r>
+              <w:rPr>
+                <w:rFonts w:ascii="Times New Roman" w:eastAsia="Times New Roman" w:hAnsi="Times New Roman" w:cs="Times New Roman"/>
+              </w:rPr>
+              <w:t>Кадиева Наталья Борисовна</w:t>
+            </w:r>
+          </w:p>
+        </w:tc>
+        <w:tc>
+          <w:tcPr>
+            <w:tcW w:w="2250" w:type="dxa"/>
+          </w:tcPr>
+          <w:p>
+            <w:pPr>
+              <w:spacing w:after="0" w:line="240" w:lineRule="auto"/>
+            </w:pPr>
+            <w:r>
+              <w:rPr>
+                <w:rFonts w:ascii="Times New Roman" w:eastAsia="Times New Roman" w:hAnsi="Times New Roman" w:cs="Times New Roman"/>
+              </w:rPr>
+              <w:t>Диспетчер</w:t>
             </w:r>
           </w:p>
         </w:tc>
@@ -14810,7 +15962,7 @@
               <w:rPr>
                 <w:rFonts w:ascii="Times New Roman" w:eastAsia="Times New Roman" w:hAnsi="Times New Roman" w:cs="Times New Roman"/>
               </w:rPr>
-              <w:t>Отдел транспортного обеспечения</w:t>
+              <w:t>Планово-диспетчерский отдел</w:t>
             </w:r>
           </w:p>
         </w:tc>
@@ -14826,7 +15978,7 @@
               <w:rPr>
                 <w:rFonts w:ascii="Times New Roman" w:eastAsia="Times New Roman" w:hAnsi="Times New Roman" w:cs="Times New Roman"/>
               </w:rPr>
-              <w:t>4.3.1, 4.3.2, 4.4, 5.1, 5.2, 18.2</w:t>
+              <w:t>4.4, 5.2</w:t>
             </w:r>
           </w:p>
         </w:tc>
@@ -14858,39 +16010,39 @@
               <w:rPr>
                 <w:rFonts w:ascii="Times New Roman" w:eastAsia="Times New Roman" w:hAnsi="Times New Roman" w:cs="Times New Roman"/>
               </w:rPr>
-              <w:t>83</w:t>
-            </w:r>
-          </w:p>
-        </w:tc>
-        <w:tc>
-          <w:tcPr>
-            <w:tcW w:w="2250" w:type="dxa"/>
-          </w:tcPr>
-          <w:p>
-            <w:pPr>
-              <w:spacing w:after="0" w:line="240" w:lineRule="auto"/>
-            </w:pPr>
-            <w:r>
-              <w:rPr>
-                <w:rFonts w:ascii="Times New Roman" w:eastAsia="Times New Roman" w:hAnsi="Times New Roman" w:cs="Times New Roman"/>
-              </w:rPr>
-              <w:t>Евдокимов Игорь Валентинович</w:t>
-            </w:r>
-          </w:p>
-        </w:tc>
-        <w:tc>
-          <w:tcPr>
-            <w:tcW w:w="2250" w:type="dxa"/>
-          </w:tcPr>
-          <w:p>
-            <w:pPr>
-              <w:spacing w:after="0" w:line="240" w:lineRule="auto"/>
-            </w:pPr>
-            <w:r>
-              <w:rPr>
-                <w:rFonts w:ascii="Times New Roman" w:eastAsia="Times New Roman" w:hAnsi="Times New Roman" w:cs="Times New Roman"/>
-              </w:rPr>
-              <w:t>Водитель автомобиля-экспедитор</w:t>
+              <w:t>95</w:t>
+            </w:r>
+          </w:p>
+        </w:tc>
+        <w:tc>
+          <w:tcPr>
+            <w:tcW w:w="2250" w:type="dxa"/>
+          </w:tcPr>
+          <w:p>
+            <w:pPr>
+              <w:spacing w:after="0" w:line="240" w:lineRule="auto"/>
+            </w:pPr>
+            <w:r>
+              <w:rPr>
+                <w:rFonts w:ascii="Times New Roman" w:eastAsia="Times New Roman" w:hAnsi="Times New Roman" w:cs="Times New Roman"/>
+              </w:rPr>
+              <w:t>Лапкин Виталий Олегович</w:t>
+            </w:r>
+          </w:p>
+        </w:tc>
+        <w:tc>
+          <w:tcPr>
+            <w:tcW w:w="2250" w:type="dxa"/>
+          </w:tcPr>
+          <w:p>
+            <w:pPr>
+              <w:spacing w:after="0" w:line="240" w:lineRule="auto"/>
+            </w:pPr>
+            <w:r>
+              <w:rPr>
+                <w:rFonts w:ascii="Times New Roman" w:eastAsia="Times New Roman" w:hAnsi="Times New Roman" w:cs="Times New Roman"/>
+              </w:rPr>
+              <w:t>Диспетчер</w:t>
             </w:r>
           </w:p>
         </w:tc>
@@ -14906,7 +16058,7 @@
               <w:rPr>
                 <w:rFonts w:ascii="Times New Roman" w:eastAsia="Times New Roman" w:hAnsi="Times New Roman" w:cs="Times New Roman"/>
               </w:rPr>
-              <w:t>Отдел транспортного обеспечения</w:t>
+              <w:t>Планово-диспетчерский отдел</w:t>
             </w:r>
           </w:p>
         </w:tc>
@@ -14922,7 +16074,7 @@
               <w:rPr>
                 <w:rFonts w:ascii="Times New Roman" w:eastAsia="Times New Roman" w:hAnsi="Times New Roman" w:cs="Times New Roman"/>
               </w:rPr>
-              <w:t>4.3.1, 4.3.2, 4.4, 5.1, 5.2, 18.1</w:t>
+              <w:t>4.4, 5.2</w:t>
             </w:r>
           </w:p>
         </w:tc>
@@ -14954,39 +16106,39 @@
               <w:rPr>
                 <w:rFonts w:ascii="Times New Roman" w:eastAsia="Times New Roman" w:hAnsi="Times New Roman" w:cs="Times New Roman"/>
               </w:rPr>
-              <w:t>84</w:t>
-            </w:r>
-          </w:p>
-        </w:tc>
-        <w:tc>
-          <w:tcPr>
-            <w:tcW w:w="2250" w:type="dxa"/>
-          </w:tcPr>
-          <w:p>
-            <w:pPr>
-              <w:spacing w:after="0" w:line="240" w:lineRule="auto"/>
-            </w:pPr>
-            <w:r>
-              <w:rPr>
-                <w:rFonts w:ascii="Times New Roman" w:eastAsia="Times New Roman" w:hAnsi="Times New Roman" w:cs="Times New Roman"/>
-              </w:rPr>
-              <w:t>Ерофеев Олег Игоревич</w:t>
-            </w:r>
-          </w:p>
-        </w:tc>
-        <w:tc>
-          <w:tcPr>
-            <w:tcW w:w="2250" w:type="dxa"/>
-          </w:tcPr>
-          <w:p>
-            <w:pPr>
-              <w:spacing w:after="0" w:line="240" w:lineRule="auto"/>
-            </w:pPr>
-            <w:r>
-              <w:rPr>
-                <w:rFonts w:ascii="Times New Roman" w:eastAsia="Times New Roman" w:hAnsi="Times New Roman" w:cs="Times New Roman"/>
-              </w:rPr>
-              <w:t>Водитель автомобиля-экспедитор</w:t>
+              <w:t>96</w:t>
+            </w:r>
+          </w:p>
+        </w:tc>
+        <w:tc>
+          <w:tcPr>
+            <w:tcW w:w="2250" w:type="dxa"/>
+          </w:tcPr>
+          <w:p>
+            <w:pPr>
+              <w:spacing w:after="0" w:line="240" w:lineRule="auto"/>
+            </w:pPr>
+            <w:r>
+              <w:rPr>
+                <w:rFonts w:ascii="Times New Roman" w:eastAsia="Times New Roman" w:hAnsi="Times New Roman" w:cs="Times New Roman"/>
+              </w:rPr>
+              <w:t>Лапкина Анастасия Владимировна</w:t>
+            </w:r>
+          </w:p>
+        </w:tc>
+        <w:tc>
+          <w:tcPr>
+            <w:tcW w:w="2250" w:type="dxa"/>
+          </w:tcPr>
+          <w:p>
+            <w:pPr>
+              <w:spacing w:after="0" w:line="240" w:lineRule="auto"/>
+            </w:pPr>
+            <w:r>
+              <w:rPr>
+                <w:rFonts w:ascii="Times New Roman" w:eastAsia="Times New Roman" w:hAnsi="Times New Roman" w:cs="Times New Roman"/>
+              </w:rPr>
+              <w:t>Диспетчер</w:t>
             </w:r>
           </w:p>
         </w:tc>
@@ -15002,7 +16154,7 @@
               <w:rPr>
                 <w:rFonts w:ascii="Times New Roman" w:eastAsia="Times New Roman" w:hAnsi="Times New Roman" w:cs="Times New Roman"/>
               </w:rPr>
-              <w:t>Отдел транспортного обеспечения</w:t>
+              <w:t>Планово-диспетчерский отдел</w:t>
             </w:r>
           </w:p>
         </w:tc>
@@ -15018,7 +16170,7 @@
               <w:rPr>
                 <w:rFonts w:ascii="Times New Roman" w:eastAsia="Times New Roman" w:hAnsi="Times New Roman" w:cs="Times New Roman"/>
               </w:rPr>
-              <w:t>4.3.1, 4.3.2, 4.4, 5.1, 5.2, 18.1</w:t>
+              <w:t>4.4, 5.2</w:t>
             </w:r>
           </w:p>
         </w:tc>
@@ -15050,39 +16202,39 @@
               <w:rPr>
                 <w:rFonts w:ascii="Times New Roman" w:eastAsia="Times New Roman" w:hAnsi="Times New Roman" w:cs="Times New Roman"/>
               </w:rPr>
-              <w:t>85</w:t>
-            </w:r>
-          </w:p>
-        </w:tc>
-        <w:tc>
-          <w:tcPr>
-            <w:tcW w:w="2250" w:type="dxa"/>
-          </w:tcPr>
-          <w:p>
-            <w:pPr>
-              <w:spacing w:after="0" w:line="240" w:lineRule="auto"/>
-            </w:pPr>
-            <w:r>
-              <w:rPr>
-                <w:rFonts w:ascii="Times New Roman" w:eastAsia="Times New Roman" w:hAnsi="Times New Roman" w:cs="Times New Roman"/>
-              </w:rPr>
-              <w:t>Жигунов Вячеслав Владимирович</w:t>
-            </w:r>
-          </w:p>
-        </w:tc>
-        <w:tc>
-          <w:tcPr>
-            <w:tcW w:w="2250" w:type="dxa"/>
-          </w:tcPr>
-          <w:p>
-            <w:pPr>
-              <w:spacing w:after="0" w:line="240" w:lineRule="auto"/>
-            </w:pPr>
-            <w:r>
-              <w:rPr>
-                <w:rFonts w:ascii="Times New Roman" w:eastAsia="Times New Roman" w:hAnsi="Times New Roman" w:cs="Times New Roman"/>
-              </w:rPr>
-              <w:t>Водитель автомобиля-экспедитор</w:t>
+              <w:t>97</w:t>
+            </w:r>
+          </w:p>
+        </w:tc>
+        <w:tc>
+          <w:tcPr>
+            <w:tcW w:w="2250" w:type="dxa"/>
+          </w:tcPr>
+          <w:p>
+            <w:pPr>
+              <w:spacing w:after="0" w:line="240" w:lineRule="auto"/>
+            </w:pPr>
+            <w:r>
+              <w:rPr>
+                <w:rFonts w:ascii="Times New Roman" w:eastAsia="Times New Roman" w:hAnsi="Times New Roman" w:cs="Times New Roman"/>
+              </w:rPr>
+              <w:t>Паукова Наталья Владимировна</w:t>
+            </w:r>
+          </w:p>
+        </w:tc>
+        <w:tc>
+          <w:tcPr>
+            <w:tcW w:w="2250" w:type="dxa"/>
+          </w:tcPr>
+          <w:p>
+            <w:pPr>
+              <w:spacing w:after="0" w:line="240" w:lineRule="auto"/>
+            </w:pPr>
+            <w:r>
+              <w:rPr>
+                <w:rFonts w:ascii="Times New Roman" w:eastAsia="Times New Roman" w:hAnsi="Times New Roman" w:cs="Times New Roman"/>
+              </w:rPr>
+              <w:t>Ведущий диспетчер</w:t>
             </w:r>
           </w:p>
         </w:tc>
@@ -15098,7 +16250,7 @@
               <w:rPr>
                 <w:rFonts w:ascii="Times New Roman" w:eastAsia="Times New Roman" w:hAnsi="Times New Roman" w:cs="Times New Roman"/>
               </w:rPr>
-              <w:t>Отдел транспортного обеспечения</w:t>
+              <w:t>Планово-диспетчерский отдел</w:t>
             </w:r>
           </w:p>
         </w:tc>
@@ -15114,7 +16266,7 @@
               <w:rPr>
                 <w:rFonts w:ascii="Times New Roman" w:eastAsia="Times New Roman" w:hAnsi="Times New Roman" w:cs="Times New Roman"/>
               </w:rPr>
-              <w:t>4.3.1, 4.3.2, 4.4, 5.1, 5.2, 18.2</w:t>
+              <w:t>4.4, 5.2</w:t>
             </w:r>
           </w:p>
         </w:tc>
@@ -15146,39 +16298,39 @@
               <w:rPr>
                 <w:rFonts w:ascii="Times New Roman" w:eastAsia="Times New Roman" w:hAnsi="Times New Roman" w:cs="Times New Roman"/>
               </w:rPr>
-              <w:t>86</w:t>
-            </w:r>
-          </w:p>
-        </w:tc>
-        <w:tc>
-          <w:tcPr>
-            <w:tcW w:w="2250" w:type="dxa"/>
-          </w:tcPr>
-          <w:p>
-            <w:pPr>
-              <w:spacing w:after="0" w:line="240" w:lineRule="auto"/>
-            </w:pPr>
-            <w:r>
-              <w:rPr>
-                <w:rFonts w:ascii="Times New Roman" w:eastAsia="Times New Roman" w:hAnsi="Times New Roman" w:cs="Times New Roman"/>
-              </w:rPr>
-              <w:t>Крутяков Сергей Владимирович</w:t>
-            </w:r>
-          </w:p>
-        </w:tc>
-        <w:tc>
-          <w:tcPr>
-            <w:tcW w:w="2250" w:type="dxa"/>
-          </w:tcPr>
-          <w:p>
-            <w:pPr>
-              <w:spacing w:after="0" w:line="240" w:lineRule="auto"/>
-            </w:pPr>
-            <w:r>
-              <w:rPr>
-                <w:rFonts w:ascii="Times New Roman" w:eastAsia="Times New Roman" w:hAnsi="Times New Roman" w:cs="Times New Roman"/>
-              </w:rPr>
-              <w:t>Водитель автомобиля-экспедитор</w:t>
+              <w:t>98</w:t>
+            </w:r>
+          </w:p>
+        </w:tc>
+        <w:tc>
+          <w:tcPr>
+            <w:tcW w:w="2250" w:type="dxa"/>
+          </w:tcPr>
+          <w:p>
+            <w:pPr>
+              <w:spacing w:after="0" w:line="240" w:lineRule="auto"/>
+            </w:pPr>
+            <w:r>
+              <w:rPr>
+                <w:rFonts w:ascii="Times New Roman" w:eastAsia="Times New Roman" w:hAnsi="Times New Roman" w:cs="Times New Roman"/>
+              </w:rPr>
+              <w:t>Полозов Василий Борисович</w:t>
+            </w:r>
+          </w:p>
+        </w:tc>
+        <w:tc>
+          <w:tcPr>
+            <w:tcW w:w="2250" w:type="dxa"/>
+          </w:tcPr>
+          <w:p>
+            <w:pPr>
+              <w:spacing w:after="0" w:line="240" w:lineRule="auto"/>
+            </w:pPr>
+            <w:r>
+              <w:rPr>
+                <w:rFonts w:ascii="Times New Roman" w:eastAsia="Times New Roman" w:hAnsi="Times New Roman" w:cs="Times New Roman"/>
+              </w:rPr>
+              <w:t>Ведущий инженер</w:t>
             </w:r>
           </w:p>
         </w:tc>
@@ -15194,7 +16346,7 @@
               <w:rPr>
                 <w:rFonts w:ascii="Times New Roman" w:eastAsia="Times New Roman" w:hAnsi="Times New Roman" w:cs="Times New Roman"/>
               </w:rPr>
-              <w:t>Отдел транспортного обеспечения</w:t>
+              <w:t>Планово-диспетчерский отдел</w:t>
             </w:r>
           </w:p>
         </w:tc>
@@ -15210,7 +16362,7 @@
               <w:rPr>
                 <w:rFonts w:ascii="Times New Roman" w:eastAsia="Times New Roman" w:hAnsi="Times New Roman" w:cs="Times New Roman"/>
               </w:rPr>
-              <w:t>4.3.1, 4.3.2, 4.4, 5.1, 5.2, 18.1</w:t>
+              <w:t>4.4, 5.2</w:t>
             </w:r>
           </w:p>
         </w:tc>
@@ -15242,39 +16394,39 @@
               <w:rPr>
                 <w:rFonts w:ascii="Times New Roman" w:eastAsia="Times New Roman" w:hAnsi="Times New Roman" w:cs="Times New Roman"/>
               </w:rPr>
-              <w:t>87</w:t>
-            </w:r>
-          </w:p>
-        </w:tc>
-        <w:tc>
-          <w:tcPr>
-            <w:tcW w:w="2250" w:type="dxa"/>
-          </w:tcPr>
-          <w:p>
-            <w:pPr>
-              <w:spacing w:after="0" w:line="240" w:lineRule="auto"/>
-            </w:pPr>
-            <w:r>
-              <w:rPr>
-                <w:rFonts w:ascii="Times New Roman" w:eastAsia="Times New Roman" w:hAnsi="Times New Roman" w:cs="Times New Roman"/>
-              </w:rPr>
-              <w:t>Лучкин Евгений Иванович</w:t>
-            </w:r>
-          </w:p>
-        </w:tc>
-        <w:tc>
-          <w:tcPr>
-            <w:tcW w:w="2250" w:type="dxa"/>
-          </w:tcPr>
-          <w:p>
-            <w:pPr>
-              <w:spacing w:after="0" w:line="240" w:lineRule="auto"/>
-            </w:pPr>
-            <w:r>
-              <w:rPr>
-                <w:rFonts w:ascii="Times New Roman" w:eastAsia="Times New Roman" w:hAnsi="Times New Roman" w:cs="Times New Roman"/>
-              </w:rPr>
-              <w:t>Водитель автомобиля-экспедитор</w:t>
+              <w:t>99</w:t>
+            </w:r>
+          </w:p>
+        </w:tc>
+        <w:tc>
+          <w:tcPr>
+            <w:tcW w:w="2250" w:type="dxa"/>
+          </w:tcPr>
+          <w:p>
+            <w:pPr>
+              <w:spacing w:after="0" w:line="240" w:lineRule="auto"/>
+            </w:pPr>
+            <w:r>
+              <w:rPr>
+                <w:rFonts w:ascii="Times New Roman" w:eastAsia="Times New Roman" w:hAnsi="Times New Roman" w:cs="Times New Roman"/>
+              </w:rPr>
+              <w:t>Попова Юлия Александровна</w:t>
+            </w:r>
+          </w:p>
+        </w:tc>
+        <w:tc>
+          <w:tcPr>
+            <w:tcW w:w="2250" w:type="dxa"/>
+          </w:tcPr>
+          <w:p>
+            <w:pPr>
+              <w:spacing w:after="0" w:line="240" w:lineRule="auto"/>
+            </w:pPr>
+            <w:r>
+              <w:rPr>
+                <w:rFonts w:ascii="Times New Roman" w:eastAsia="Times New Roman" w:hAnsi="Times New Roman" w:cs="Times New Roman"/>
+              </w:rPr>
+              <w:t>Ведущий специалист по учету</w:t>
             </w:r>
           </w:p>
         </w:tc>
@@ -15290,7 +16442,7 @@
               <w:rPr>
                 <w:rFonts w:ascii="Times New Roman" w:eastAsia="Times New Roman" w:hAnsi="Times New Roman" w:cs="Times New Roman"/>
               </w:rPr>
-              <w:t>Отдел транспортного обеспечения</w:t>
+              <w:t>Планово-диспетчерский отдел</w:t>
             </w:r>
           </w:p>
         </w:tc>
@@ -15306,7 +16458,7 @@
               <w:rPr>
                 <w:rFonts w:ascii="Times New Roman" w:eastAsia="Times New Roman" w:hAnsi="Times New Roman" w:cs="Times New Roman"/>
               </w:rPr>
-              <w:t>4.3.1, 4.3.2, 4.4, 5.1, 5.2, 18.1</w:t>
+              <w:t>4.4, 5.2</w:t>
             </w:r>
           </w:p>
         </w:tc>
@@ -15338,39 +16490,39 @@
               <w:rPr>
                 <w:rFonts w:ascii="Times New Roman" w:eastAsia="Times New Roman" w:hAnsi="Times New Roman" w:cs="Times New Roman"/>
               </w:rPr>
-              <w:t>88</w:t>
-            </w:r>
-          </w:p>
-        </w:tc>
-        <w:tc>
-          <w:tcPr>
-            <w:tcW w:w="2250" w:type="dxa"/>
-          </w:tcPr>
-          <w:p>
-            <w:pPr>
-              <w:spacing w:after="0" w:line="240" w:lineRule="auto"/>
-            </w:pPr>
-            <w:r>
-              <w:rPr>
-                <w:rFonts w:ascii="Times New Roman" w:eastAsia="Times New Roman" w:hAnsi="Times New Roman" w:cs="Times New Roman"/>
-              </w:rPr>
-              <w:t>Абрамович Светлана Николаевна</w:t>
-            </w:r>
-          </w:p>
-        </w:tc>
-        <w:tc>
-          <w:tcPr>
-            <w:tcW w:w="2250" w:type="dxa"/>
-          </w:tcPr>
-          <w:p>
-            <w:pPr>
-              <w:spacing w:after="0" w:line="240" w:lineRule="auto"/>
-            </w:pPr>
-            <w:r>
-              <w:rPr>
-                <w:rFonts w:ascii="Times New Roman" w:eastAsia="Times New Roman" w:hAnsi="Times New Roman" w:cs="Times New Roman"/>
-              </w:rPr>
-              <w:t>Диспетчер</w:t>
+              <w:t>100</w:t>
+            </w:r>
+          </w:p>
+        </w:tc>
+        <w:tc>
+          <w:tcPr>
+            <w:tcW w:w="2250" w:type="dxa"/>
+          </w:tcPr>
+          <w:p>
+            <w:pPr>
+              <w:spacing w:after="0" w:line="240" w:lineRule="auto"/>
+            </w:pPr>
+            <w:r>
+              <w:rPr>
+                <w:rFonts w:ascii="Times New Roman" w:eastAsia="Times New Roman" w:hAnsi="Times New Roman" w:cs="Times New Roman"/>
+              </w:rPr>
+              <w:t>Хлыщенко Александр Александрович</w:t>
+            </w:r>
+          </w:p>
+        </w:tc>
+        <w:tc>
+          <w:tcPr>
+            <w:tcW w:w="2250" w:type="dxa"/>
+          </w:tcPr>
+          <w:p>
+            <w:pPr>
+              <w:spacing w:after="0" w:line="240" w:lineRule="auto"/>
+            </w:pPr>
+            <w:r>
+              <w:rPr>
+                <w:rFonts w:ascii="Times New Roman" w:eastAsia="Times New Roman" w:hAnsi="Times New Roman" w:cs="Times New Roman"/>
+              </w:rPr>
+              <w:t>Ведущий инженер</w:t>
             </w:r>
           </w:p>
         </w:tc>
@@ -15434,39 +16586,39 @@
               <w:rPr>
                 <w:rFonts w:ascii="Times New Roman" w:eastAsia="Times New Roman" w:hAnsi="Times New Roman" w:cs="Times New Roman"/>
               </w:rPr>
-              <w:t>89</w:t>
-            </w:r>
-          </w:p>
-        </w:tc>
-        <w:tc>
-          <w:tcPr>
-            <w:tcW w:w="2250" w:type="dxa"/>
-          </w:tcPr>
-          <w:p>
-            <w:pPr>
-              <w:spacing w:after="0" w:line="240" w:lineRule="auto"/>
-            </w:pPr>
-            <w:r>
-              <w:rPr>
-                <w:rFonts w:ascii="Times New Roman" w:eastAsia="Times New Roman" w:hAnsi="Times New Roman" w:cs="Times New Roman"/>
-              </w:rPr>
-              <w:t>Баранникова Елена Александровна</w:t>
-            </w:r>
-          </w:p>
-        </w:tc>
-        <w:tc>
-          <w:tcPr>
-            <w:tcW w:w="2250" w:type="dxa"/>
-          </w:tcPr>
-          <w:p>
-            <w:pPr>
-              <w:spacing w:after="0" w:line="240" w:lineRule="auto"/>
-            </w:pPr>
-            <w:r>
-              <w:rPr>
-                <w:rFonts w:ascii="Times New Roman" w:eastAsia="Times New Roman" w:hAnsi="Times New Roman" w:cs="Times New Roman"/>
-              </w:rPr>
-              <w:t>Диспетчер</w:t>
+              <w:t>101</w:t>
+            </w:r>
+          </w:p>
+        </w:tc>
+        <w:tc>
+          <w:tcPr>
+            <w:tcW w:w="2250" w:type="dxa"/>
+          </w:tcPr>
+          <w:p>
+            <w:pPr>
+              <w:spacing w:after="0" w:line="240" w:lineRule="auto"/>
+            </w:pPr>
+            <w:r>
+              <w:rPr>
+                <w:rFonts w:ascii="Times New Roman" w:eastAsia="Times New Roman" w:hAnsi="Times New Roman" w:cs="Times New Roman"/>
+              </w:rPr>
+              <w:t>Агалиев Рафаэл Рашидович</w:t>
+            </w:r>
+          </w:p>
+        </w:tc>
+        <w:tc>
+          <w:tcPr>
+            <w:tcW w:w="2250" w:type="dxa"/>
+          </w:tcPr>
+          <w:p>
+            <w:pPr>
+              <w:spacing w:after="0" w:line="240" w:lineRule="auto"/>
+            </w:pPr>
+            <w:r>
+              <w:rPr>
+                <w:rFonts w:ascii="Times New Roman" w:eastAsia="Times New Roman" w:hAnsi="Times New Roman" w:cs="Times New Roman"/>
+              </w:rPr>
+              <w:t>Кладовщик-комплектовщик</w:t>
             </w:r>
           </w:p>
         </w:tc>
@@ -15482,7 +16634,7 @@
               <w:rPr>
                 <w:rFonts w:ascii="Times New Roman" w:eastAsia="Times New Roman" w:hAnsi="Times New Roman" w:cs="Times New Roman"/>
               </w:rPr>
-              <w:t>Планово-диспетчерский отдел</w:t>
+              <w:t>Склад</w:t>
             </w:r>
           </w:p>
         </w:tc>
@@ -15498,7 +16650,7 @@
               <w:rPr>
                 <w:rFonts w:ascii="Times New Roman" w:eastAsia="Times New Roman" w:hAnsi="Times New Roman" w:cs="Times New Roman"/>
               </w:rPr>
-              <w:t>4.4, 5.2</w:t>
+              <w:t>4.3.1, 4.3.2, 4.4, 5.1, 6.2, 18.1</w:t>
             </w:r>
           </w:p>
         </w:tc>
@@ -15530,39 +16682,39 @@
               <w:rPr>
                 <w:rFonts w:ascii="Times New Roman" w:eastAsia="Times New Roman" w:hAnsi="Times New Roman" w:cs="Times New Roman"/>
               </w:rPr>
-              <w:t>90</w:t>
-            </w:r>
-          </w:p>
-        </w:tc>
-        <w:tc>
-          <w:tcPr>
-            <w:tcW w:w="2250" w:type="dxa"/>
-          </w:tcPr>
-          <w:p>
-            <w:pPr>
-              <w:spacing w:after="0" w:line="240" w:lineRule="auto"/>
-            </w:pPr>
-            <w:r>
-              <w:rPr>
-                <w:rFonts w:ascii="Times New Roman" w:eastAsia="Times New Roman" w:hAnsi="Times New Roman" w:cs="Times New Roman"/>
-              </w:rPr>
-              <w:t>Гришин Алексей Владимирович</w:t>
-            </w:r>
-          </w:p>
-        </w:tc>
-        <w:tc>
-          <w:tcPr>
-            <w:tcW w:w="2250" w:type="dxa"/>
-          </w:tcPr>
-          <w:p>
-            <w:pPr>
-              <w:spacing w:after="0" w:line="240" w:lineRule="auto"/>
-            </w:pPr>
-            <w:r>
-              <w:rPr>
-                <w:rFonts w:ascii="Times New Roman" w:eastAsia="Times New Roman" w:hAnsi="Times New Roman" w:cs="Times New Roman"/>
-              </w:rPr>
-              <w:t>Диспетчер</w:t>
+              <w:t>102</w:t>
+            </w:r>
+          </w:p>
+        </w:tc>
+        <w:tc>
+          <w:tcPr>
+            <w:tcW w:w="2250" w:type="dxa"/>
+          </w:tcPr>
+          <w:p>
+            <w:pPr>
+              <w:spacing w:after="0" w:line="240" w:lineRule="auto"/>
+            </w:pPr>
+            <w:r>
+              <w:rPr>
+                <w:rFonts w:ascii="Times New Roman" w:eastAsia="Times New Roman" w:hAnsi="Times New Roman" w:cs="Times New Roman"/>
+              </w:rPr>
+              <w:t>Балкивская Людмила Алексеевна</w:t>
+            </w:r>
+          </w:p>
+        </w:tc>
+        <w:tc>
+          <w:tcPr>
+            <w:tcW w:w="2250" w:type="dxa"/>
+          </w:tcPr>
+          <w:p>
+            <w:pPr>
+              <w:spacing w:after="0" w:line="240" w:lineRule="auto"/>
+            </w:pPr>
+            <w:r>
+              <w:rPr>
+                <w:rFonts w:ascii="Times New Roman" w:eastAsia="Times New Roman" w:hAnsi="Times New Roman" w:cs="Times New Roman"/>
+              </w:rPr>
+              <w:t>Старший кладовщик</w:t>
             </w:r>
           </w:p>
         </w:tc>
@@ -15578,7 +16730,7 @@
               <w:rPr>
                 <w:rFonts w:ascii="Times New Roman" w:eastAsia="Times New Roman" w:hAnsi="Times New Roman" w:cs="Times New Roman"/>
               </w:rPr>
-              <w:t>Планово-диспетчерский отдел</w:t>
+              <w:t>Склад</w:t>
             </w:r>
           </w:p>
         </w:tc>
@@ -15594,7 +16746,7 @@
               <w:rPr>
                 <w:rFonts w:ascii="Times New Roman" w:eastAsia="Times New Roman" w:hAnsi="Times New Roman" w:cs="Times New Roman"/>
               </w:rPr>
-              <w:t>4.4, 5.2</w:t>
+              <w:t>4.4, 5.1, 6.2</w:t>
             </w:r>
           </w:p>
         </w:tc>
@@ -15626,39 +16778,39 @@
               <w:rPr>
                 <w:rFonts w:ascii="Times New Roman" w:eastAsia="Times New Roman" w:hAnsi="Times New Roman" w:cs="Times New Roman"/>
               </w:rPr>
-              <w:t>91</w:t>
-            </w:r>
-          </w:p>
-        </w:tc>
-        <w:tc>
-          <w:tcPr>
-            <w:tcW w:w="2250" w:type="dxa"/>
-          </w:tcPr>
-          <w:p>
-            <w:pPr>
-              <w:spacing w:after="0" w:line="240" w:lineRule="auto"/>
-            </w:pPr>
-            <w:r>
-              <w:rPr>
-                <w:rFonts w:ascii="Times New Roman" w:eastAsia="Times New Roman" w:hAnsi="Times New Roman" w:cs="Times New Roman"/>
-              </w:rPr>
-              <w:t>Гришина Неля Евгеньевна</w:t>
-            </w:r>
-          </w:p>
-        </w:tc>
-        <w:tc>
-          <w:tcPr>
-            <w:tcW w:w="2250" w:type="dxa"/>
-          </w:tcPr>
-          <w:p>
-            <w:pPr>
-              <w:spacing w:after="0" w:line="240" w:lineRule="auto"/>
-            </w:pPr>
-            <w:r>
-              <w:rPr>
-                <w:rFonts w:ascii="Times New Roman" w:eastAsia="Times New Roman" w:hAnsi="Times New Roman" w:cs="Times New Roman"/>
-              </w:rPr>
-              <w:t>Ведущий диспетчер</w:t>
+              <w:t>103</w:t>
+            </w:r>
+          </w:p>
+        </w:tc>
+        <w:tc>
+          <w:tcPr>
+            <w:tcW w:w="2250" w:type="dxa"/>
+          </w:tcPr>
+          <w:p>
+            <w:pPr>
+              <w:spacing w:after="0" w:line="240" w:lineRule="auto"/>
+            </w:pPr>
+            <w:r>
+              <w:rPr>
+                <w:rFonts w:ascii="Times New Roman" w:eastAsia="Times New Roman" w:hAnsi="Times New Roman" w:cs="Times New Roman"/>
+              </w:rPr>
+              <w:t>Богатырев Николай Владимирович</w:t>
+            </w:r>
+          </w:p>
+        </w:tc>
+        <w:tc>
+          <w:tcPr>
+            <w:tcW w:w="2250" w:type="dxa"/>
+          </w:tcPr>
+          <w:p>
+            <w:pPr>
+              <w:spacing w:after="0" w:line="240" w:lineRule="auto"/>
+            </w:pPr>
+            <w:r>
+              <w:rPr>
+                <w:rFonts w:ascii="Times New Roman" w:eastAsia="Times New Roman" w:hAnsi="Times New Roman" w:cs="Times New Roman"/>
+              </w:rPr>
+              <w:t>Лаборант</w:t>
             </w:r>
           </w:p>
         </w:tc>
@@ -15674,7 +16826,7 @@
               <w:rPr>
                 <w:rFonts w:ascii="Times New Roman" w:eastAsia="Times New Roman" w:hAnsi="Times New Roman" w:cs="Times New Roman"/>
               </w:rPr>
-              <w:t>Планово-диспетчерский отдел</w:t>
+              <w:t>Склад</w:t>
             </w:r>
           </w:p>
         </w:tc>
@@ -15690,7 +16842,7 @@
               <w:rPr>
                 <w:rFonts w:ascii="Times New Roman" w:eastAsia="Times New Roman" w:hAnsi="Times New Roman" w:cs="Times New Roman"/>
               </w:rPr>
-              <w:t>4.4, 5.2</w:t>
+              <w:t>1.49.2, 1.49.14, 1.50, 4.3.1, 4.4, 6.2</w:t>
             </w:r>
           </w:p>
         </w:tc>
@@ -15722,39 +16874,39 @@
               <w:rPr>
                 <w:rFonts w:ascii="Times New Roman" w:eastAsia="Times New Roman" w:hAnsi="Times New Roman" w:cs="Times New Roman"/>
               </w:rPr>
-              <w:t>92</w:t>
-            </w:r>
-          </w:p>
-        </w:tc>
-        <w:tc>
-          <w:tcPr>
-            <w:tcW w:w="2250" w:type="dxa"/>
-          </w:tcPr>
-          <w:p>
-            <w:pPr>
-              <w:spacing w:after="0" w:line="240" w:lineRule="auto"/>
-            </w:pPr>
-            <w:r>
-              <w:rPr>
-                <w:rFonts w:ascii="Times New Roman" w:eastAsia="Times New Roman" w:hAnsi="Times New Roman" w:cs="Times New Roman"/>
-              </w:rPr>
-              <w:t>Запотылок Алена Владимировна</w:t>
-            </w:r>
-          </w:p>
-        </w:tc>
-        <w:tc>
-          <w:tcPr>
-            <w:tcW w:w="2250" w:type="dxa"/>
-          </w:tcPr>
-          <w:p>
-            <w:pPr>
-              <w:spacing w:after="0" w:line="240" w:lineRule="auto"/>
-            </w:pPr>
-            <w:r>
-              <w:rPr>
-                <w:rFonts w:ascii="Times New Roman" w:eastAsia="Times New Roman" w:hAnsi="Times New Roman" w:cs="Times New Roman"/>
-              </w:rPr>
-              <w:t>Ведущий диспетчер</w:t>
+              <w:t>104</w:t>
+            </w:r>
+          </w:p>
+        </w:tc>
+        <w:tc>
+          <w:tcPr>
+            <w:tcW w:w="2250" w:type="dxa"/>
+          </w:tcPr>
+          <w:p>
+            <w:pPr>
+              <w:spacing w:after="0" w:line="240" w:lineRule="auto"/>
+            </w:pPr>
+            <w:r>
+              <w:rPr>
+                <w:rFonts w:ascii="Times New Roman" w:eastAsia="Times New Roman" w:hAnsi="Times New Roman" w:cs="Times New Roman"/>
+              </w:rPr>
+              <w:t>Густов Александр Витальевич</w:t>
+            </w:r>
+          </w:p>
+        </w:tc>
+        <w:tc>
+          <w:tcPr>
+            <w:tcW w:w="2250" w:type="dxa"/>
+          </w:tcPr>
+          <w:p>
+            <w:pPr>
+              <w:spacing w:after="0" w:line="240" w:lineRule="auto"/>
+            </w:pPr>
+            <w:r>
+              <w:rPr>
+                <w:rFonts w:ascii="Times New Roman" w:eastAsia="Times New Roman" w:hAnsi="Times New Roman" w:cs="Times New Roman"/>
+              </w:rPr>
+              <w:t>Кладовщик</w:t>
             </w:r>
           </w:p>
         </w:tc>
@@ -15770,7 +16922,7 @@
               <w:rPr>
                 <w:rFonts w:ascii="Times New Roman" w:eastAsia="Times New Roman" w:hAnsi="Times New Roman" w:cs="Times New Roman"/>
               </w:rPr>
-              <w:t>Планово-диспетчерский отдел</w:t>
+              <w:t>Склад</w:t>
             </w:r>
           </w:p>
         </w:tc>
@@ -15786,7 +16938,7 @@
               <w:rPr>
                 <w:rFonts w:ascii="Times New Roman" w:eastAsia="Times New Roman" w:hAnsi="Times New Roman" w:cs="Times New Roman"/>
               </w:rPr>
-              <w:t>4.4, 5.2</w:t>
+              <w:t>4.4, 5.1, 6.2</w:t>
             </w:r>
           </w:p>
         </w:tc>
@@ -15818,39 +16970,39 @@
               <w:rPr>
                 <w:rFonts w:ascii="Times New Roman" w:eastAsia="Times New Roman" w:hAnsi="Times New Roman" w:cs="Times New Roman"/>
               </w:rPr>
-              <w:t>93</w:t>
-            </w:r>
-          </w:p>
-        </w:tc>
-        <w:tc>
-          <w:tcPr>
-            <w:tcW w:w="2250" w:type="dxa"/>
-          </w:tcPr>
-          <w:p>
-            <w:pPr>
-              <w:spacing w:after="0" w:line="240" w:lineRule="auto"/>
-            </w:pPr>
-            <w:r>
-              <w:rPr>
-                <w:rFonts w:ascii="Times New Roman" w:eastAsia="Times New Roman" w:hAnsi="Times New Roman" w:cs="Times New Roman"/>
-              </w:rPr>
-              <w:t>Зубехин Григорий Александрович</w:t>
-            </w:r>
-          </w:p>
-        </w:tc>
-        <w:tc>
-          <w:tcPr>
-            <w:tcW w:w="2250" w:type="dxa"/>
-          </w:tcPr>
-          <w:p>
-            <w:pPr>
-              <w:spacing w:after="0" w:line="240" w:lineRule="auto"/>
-            </w:pPr>
-            <w:r>
-              <w:rPr>
-                <w:rFonts w:ascii="Times New Roman" w:eastAsia="Times New Roman" w:hAnsi="Times New Roman" w:cs="Times New Roman"/>
-              </w:rPr>
-              <w:t>Диспетчер</w:t>
+              <w:t>105</w:t>
+            </w:r>
+          </w:p>
+        </w:tc>
+        <w:tc>
+          <w:tcPr>
+            <w:tcW w:w="2250" w:type="dxa"/>
+          </w:tcPr>
+          <w:p>
+            <w:pPr>
+              <w:spacing w:after="0" w:line="240" w:lineRule="auto"/>
+            </w:pPr>
+            <w:r>
+              <w:rPr>
+                <w:rFonts w:ascii="Times New Roman" w:eastAsia="Times New Roman" w:hAnsi="Times New Roman" w:cs="Times New Roman"/>
+              </w:rPr>
+              <w:t>Дягин Александр Александрович</w:t>
+            </w:r>
+          </w:p>
+        </w:tc>
+        <w:tc>
+          <w:tcPr>
+            <w:tcW w:w="2250" w:type="dxa"/>
+          </w:tcPr>
+          <w:p>
+            <w:pPr>
+              <w:spacing w:after="0" w:line="240" w:lineRule="auto"/>
+            </w:pPr>
+            <w:r>
+              <w:rPr>
+                <w:rFonts w:ascii="Times New Roman" w:eastAsia="Times New Roman" w:hAnsi="Times New Roman" w:cs="Times New Roman"/>
+              </w:rPr>
+              <w:t>Кладовщик</w:t>
             </w:r>
           </w:p>
         </w:tc>
@@ -15866,7 +17018,7 @@
               <w:rPr>
                 <w:rFonts w:ascii="Times New Roman" w:eastAsia="Times New Roman" w:hAnsi="Times New Roman" w:cs="Times New Roman"/>
               </w:rPr>
-              <w:t>Планово-диспетчерский отдел</w:t>
+              <w:t>Склад</w:t>
             </w:r>
           </w:p>
         </w:tc>
@@ -15882,7 +17034,7 @@
               <w:rPr>
                 <w:rFonts w:ascii="Times New Roman" w:eastAsia="Times New Roman" w:hAnsi="Times New Roman" w:cs="Times New Roman"/>
               </w:rPr>
-              <w:t>4.4, 5.2</w:t>
+              <w:t>4.4, 5.1, 6.2</w:t>
             </w:r>
           </w:p>
         </w:tc>
@@ -15914,39 +17066,39 @@
               <w:rPr>
                 <w:rFonts w:ascii="Times New Roman" w:eastAsia="Times New Roman" w:hAnsi="Times New Roman" w:cs="Times New Roman"/>
               </w:rPr>
-              <w:t>94</w:t>
-            </w:r>
-          </w:p>
-        </w:tc>
-        <w:tc>
-          <w:tcPr>
-            <w:tcW w:w="2250" w:type="dxa"/>
-          </w:tcPr>
-          <w:p>
-            <w:pPr>
-              <w:spacing w:after="0" w:line="240" w:lineRule="auto"/>
-            </w:pPr>
-            <w:r>
-              <w:rPr>
-                <w:rFonts w:ascii="Times New Roman" w:eastAsia="Times New Roman" w:hAnsi="Times New Roman" w:cs="Times New Roman"/>
-              </w:rPr>
-              <w:t>Кадиева Наталья Борисовна</w:t>
-            </w:r>
-          </w:p>
-        </w:tc>
-        <w:tc>
-          <w:tcPr>
-            <w:tcW w:w="2250" w:type="dxa"/>
-          </w:tcPr>
-          <w:p>
-            <w:pPr>
-              <w:spacing w:after="0" w:line="240" w:lineRule="auto"/>
-            </w:pPr>
-            <w:r>
-              <w:rPr>
-                <w:rFonts w:ascii="Times New Roman" w:eastAsia="Times New Roman" w:hAnsi="Times New Roman" w:cs="Times New Roman"/>
-              </w:rPr>
-              <w:t>Диспетчер</w:t>
+              <w:t>106</w:t>
+            </w:r>
+          </w:p>
+        </w:tc>
+        <w:tc>
+          <w:tcPr>
+            <w:tcW w:w="2250" w:type="dxa"/>
+          </w:tcPr>
+          <w:p>
+            <w:pPr>
+              <w:spacing w:after="0" w:line="240" w:lineRule="auto"/>
+            </w:pPr>
+            <w:r>
+              <w:rPr>
+                <w:rFonts w:ascii="Times New Roman" w:eastAsia="Times New Roman" w:hAnsi="Times New Roman" w:cs="Times New Roman"/>
+              </w:rPr>
+              <w:t>Каменев Дмитрий Викторович</w:t>
+            </w:r>
+          </w:p>
+        </w:tc>
+        <w:tc>
+          <w:tcPr>
+            <w:tcW w:w="2250" w:type="dxa"/>
+          </w:tcPr>
+          <w:p>
+            <w:pPr>
+              <w:spacing w:after="0" w:line="240" w:lineRule="auto"/>
+            </w:pPr>
+            <w:r>
+              <w:rPr>
+                <w:rFonts w:ascii="Times New Roman" w:eastAsia="Times New Roman" w:hAnsi="Times New Roman" w:cs="Times New Roman"/>
+              </w:rPr>
+              <w:t>Кладовщик-комплектовщик</w:t>
             </w:r>
           </w:p>
         </w:tc>
@@ -15962,7 +17114,7 @@
               <w:rPr>
                 <w:rFonts w:ascii="Times New Roman" w:eastAsia="Times New Roman" w:hAnsi="Times New Roman" w:cs="Times New Roman"/>
               </w:rPr>
-              <w:t>Планово-диспетчерский отдел</w:t>
+              <w:t>Склад</w:t>
             </w:r>
           </w:p>
         </w:tc>
@@ -15978,7 +17130,7 @@
               <w:rPr>
                 <w:rFonts w:ascii="Times New Roman" w:eastAsia="Times New Roman" w:hAnsi="Times New Roman" w:cs="Times New Roman"/>
               </w:rPr>
-              <w:t>4.4, 5.2</w:t>
+              <w:t>4.3.1, 4.3.2, 4.4, 5.1, 6.2, 18.1</w:t>
             </w:r>
           </w:p>
         </w:tc>
@@ -16010,39 +17162,39 @@
               <w:rPr>
                 <w:rFonts w:ascii="Times New Roman" w:eastAsia="Times New Roman" w:hAnsi="Times New Roman" w:cs="Times New Roman"/>
               </w:rPr>
-              <w:t>95</w:t>
-            </w:r>
-          </w:p>
-        </w:tc>
-        <w:tc>
-          <w:tcPr>
-            <w:tcW w:w="2250" w:type="dxa"/>
-          </w:tcPr>
-          <w:p>
-            <w:pPr>
-              <w:spacing w:after="0" w:line="240" w:lineRule="auto"/>
-            </w:pPr>
-            <w:r>
-              <w:rPr>
-                <w:rFonts w:ascii="Times New Roman" w:eastAsia="Times New Roman" w:hAnsi="Times New Roman" w:cs="Times New Roman"/>
-              </w:rPr>
-              <w:t>Лапкин Виталий Олегович</w:t>
-            </w:r>
-          </w:p>
-        </w:tc>
-        <w:tc>
-          <w:tcPr>
-            <w:tcW w:w="2250" w:type="dxa"/>
-          </w:tcPr>
-          <w:p>
-            <w:pPr>
-              <w:spacing w:after="0" w:line="240" w:lineRule="auto"/>
-            </w:pPr>
-            <w:r>
-              <w:rPr>
-                <w:rFonts w:ascii="Times New Roman" w:eastAsia="Times New Roman" w:hAnsi="Times New Roman" w:cs="Times New Roman"/>
-              </w:rPr>
-              <w:t>Диспетчер</w:t>
+              <w:t>107</w:t>
+            </w:r>
+          </w:p>
+        </w:tc>
+        <w:tc>
+          <w:tcPr>
+            <w:tcW w:w="2250" w:type="dxa"/>
+          </w:tcPr>
+          <w:p>
+            <w:pPr>
+              <w:spacing w:after="0" w:line="240" w:lineRule="auto"/>
+            </w:pPr>
+            <w:r>
+              <w:rPr>
+                <w:rFonts w:ascii="Times New Roman" w:eastAsia="Times New Roman" w:hAnsi="Times New Roman" w:cs="Times New Roman"/>
+              </w:rPr>
+              <w:t>Карпачева Татьяна Владимировна</w:t>
+            </w:r>
+          </w:p>
+        </w:tc>
+        <w:tc>
+          <w:tcPr>
+            <w:tcW w:w="2250" w:type="dxa"/>
+          </w:tcPr>
+          <w:p>
+            <w:pPr>
+              <w:spacing w:after="0" w:line="240" w:lineRule="auto"/>
+            </w:pPr>
+            <w:r>
+              <w:rPr>
+                <w:rFonts w:ascii="Times New Roman" w:eastAsia="Times New Roman" w:hAnsi="Times New Roman" w:cs="Times New Roman"/>
+              </w:rPr>
+              <w:t>Старший кладовщик</w:t>
             </w:r>
           </w:p>
         </w:tc>
@@ -16058,7 +17210,7 @@
               <w:rPr>
                 <w:rFonts w:ascii="Times New Roman" w:eastAsia="Times New Roman" w:hAnsi="Times New Roman" w:cs="Times New Roman"/>
               </w:rPr>
-              <w:t>Планово-диспетчерский отдел</w:t>
+              <w:t>Склад</w:t>
             </w:r>
           </w:p>
         </w:tc>
@@ -16074,7 +17226,7 @@
               <w:rPr>
                 <w:rFonts w:ascii="Times New Roman" w:eastAsia="Times New Roman" w:hAnsi="Times New Roman" w:cs="Times New Roman"/>
               </w:rPr>
-              <w:t>4.4, 5.2</w:t>
+              <w:t>4.4, 5.1, 6.2</w:t>
             </w:r>
           </w:p>
         </w:tc>
@@ -16106,39 +17258,39 @@
               <w:rPr>
                 <w:rFonts w:ascii="Times New Roman" w:eastAsia="Times New Roman" w:hAnsi="Times New Roman" w:cs="Times New Roman"/>
               </w:rPr>
-              <w:t>96</w:t>
-            </w:r>
-          </w:p>
-        </w:tc>
-        <w:tc>
-          <w:tcPr>
-            <w:tcW w:w="2250" w:type="dxa"/>
-          </w:tcPr>
-          <w:p>
-            <w:pPr>
-              <w:spacing w:after="0" w:line="240" w:lineRule="auto"/>
-            </w:pPr>
-            <w:r>
-              <w:rPr>
-                <w:rFonts w:ascii="Times New Roman" w:eastAsia="Times New Roman" w:hAnsi="Times New Roman" w:cs="Times New Roman"/>
-              </w:rPr>
-              <w:t>Лапкина Анастасия Владимировна</w:t>
-            </w:r>
-          </w:p>
-        </w:tc>
-        <w:tc>
-          <w:tcPr>
-            <w:tcW w:w="2250" w:type="dxa"/>
-          </w:tcPr>
-          <w:p>
-            <w:pPr>
-              <w:spacing w:after="0" w:line="240" w:lineRule="auto"/>
-            </w:pPr>
-            <w:r>
-              <w:rPr>
-                <w:rFonts w:ascii="Times New Roman" w:eastAsia="Times New Roman" w:hAnsi="Times New Roman" w:cs="Times New Roman"/>
-              </w:rPr>
-              <w:t>Диспетчер</w:t>
+              <w:t>108</w:t>
+            </w:r>
+          </w:p>
+        </w:tc>
+        <w:tc>
+          <w:tcPr>
+            <w:tcW w:w="2250" w:type="dxa"/>
+          </w:tcPr>
+          <w:p>
+            <w:pPr>
+              <w:spacing w:after="0" w:line="240" w:lineRule="auto"/>
+            </w:pPr>
+            <w:r>
+              <w:rPr>
+                <w:rFonts w:ascii="Times New Roman" w:eastAsia="Times New Roman" w:hAnsi="Times New Roman" w:cs="Times New Roman"/>
+              </w:rPr>
+              <w:t>Кирбенева Татьяна Александровна</w:t>
+            </w:r>
+          </w:p>
+        </w:tc>
+        <w:tc>
+          <w:tcPr>
+            <w:tcW w:w="2250" w:type="dxa"/>
+          </w:tcPr>
+          <w:p>
+            <w:pPr>
+              <w:spacing w:after="0" w:line="240" w:lineRule="auto"/>
+            </w:pPr>
+            <w:r>
+              <w:rPr>
+                <w:rFonts w:ascii="Times New Roman" w:eastAsia="Times New Roman" w:hAnsi="Times New Roman" w:cs="Times New Roman"/>
+              </w:rPr>
+              <w:t>Оператор склада</w:t>
             </w:r>
           </w:p>
         </w:tc>
@@ -16154,7 +17306,7 @@
               <w:rPr>
                 <w:rFonts w:ascii="Times New Roman" w:eastAsia="Times New Roman" w:hAnsi="Times New Roman" w:cs="Times New Roman"/>
               </w:rPr>
-              <w:t>Планово-диспетчерский отдел</w:t>
+              <w:t>Склад</w:t>
             </w:r>
           </w:p>
         </w:tc>
@@ -16170,7 +17322,7 @@
               <w:rPr>
                 <w:rFonts w:ascii="Times New Roman" w:eastAsia="Times New Roman" w:hAnsi="Times New Roman" w:cs="Times New Roman"/>
               </w:rPr>
-              <w:t>4.4, 5.2</w:t>
+              <w:t>4.4, 5.1, 6.2</w:t>
             </w:r>
           </w:p>
         </w:tc>
@@ -16202,39 +17354,39 @@
               <w:rPr>
                 <w:rFonts w:ascii="Times New Roman" w:eastAsia="Times New Roman" w:hAnsi="Times New Roman" w:cs="Times New Roman"/>
               </w:rPr>
-              <w:t>97</w:t>
-            </w:r>
-          </w:p>
-        </w:tc>
-        <w:tc>
-          <w:tcPr>
-            <w:tcW w:w="2250" w:type="dxa"/>
-          </w:tcPr>
-          <w:p>
-            <w:pPr>
-              <w:spacing w:after="0" w:line="240" w:lineRule="auto"/>
-            </w:pPr>
-            <w:r>
-              <w:rPr>
-                <w:rFonts w:ascii="Times New Roman" w:eastAsia="Times New Roman" w:hAnsi="Times New Roman" w:cs="Times New Roman"/>
-              </w:rPr>
-              <w:t>Паукова Наталья Владимировна</w:t>
-            </w:r>
-          </w:p>
-        </w:tc>
-        <w:tc>
-          <w:tcPr>
-            <w:tcW w:w="2250" w:type="dxa"/>
-          </w:tcPr>
-          <w:p>
-            <w:pPr>
-              <w:spacing w:after="0" w:line="240" w:lineRule="auto"/>
-            </w:pPr>
-            <w:r>
-              <w:rPr>
-                <w:rFonts w:ascii="Times New Roman" w:eastAsia="Times New Roman" w:hAnsi="Times New Roman" w:cs="Times New Roman"/>
-              </w:rPr>
-              <w:t>Ведущий диспетчер</w:t>
+              <w:t>109</w:t>
+            </w:r>
+          </w:p>
+        </w:tc>
+        <w:tc>
+          <w:tcPr>
+            <w:tcW w:w="2250" w:type="dxa"/>
+          </w:tcPr>
+          <w:p>
+            <w:pPr>
+              <w:spacing w:after="0" w:line="240" w:lineRule="auto"/>
+            </w:pPr>
+            <w:r>
+              <w:rPr>
+                <w:rFonts w:ascii="Times New Roman" w:eastAsia="Times New Roman" w:hAnsi="Times New Roman" w:cs="Times New Roman"/>
+              </w:rPr>
+              <w:t>Ласкавый Андрей Викторович</w:t>
+            </w:r>
+          </w:p>
+        </w:tc>
+        <w:tc>
+          <w:tcPr>
+            <w:tcW w:w="2250" w:type="dxa"/>
+          </w:tcPr>
+          <w:p>
+            <w:pPr>
+              <w:spacing w:after="0" w:line="240" w:lineRule="auto"/>
+            </w:pPr>
+            <w:r>
+              <w:rPr>
+                <w:rFonts w:ascii="Times New Roman" w:eastAsia="Times New Roman" w:hAnsi="Times New Roman" w:cs="Times New Roman"/>
+              </w:rPr>
+              <w:t>Кладовщик-комплектовщик</w:t>
             </w:r>
           </w:p>
         </w:tc>
@@ -16250,7 +17402,7 @@
               <w:rPr>
                 <w:rFonts w:ascii="Times New Roman" w:eastAsia="Times New Roman" w:hAnsi="Times New Roman" w:cs="Times New Roman"/>
               </w:rPr>
-              <w:t>Планово-диспетчерский отдел</w:t>
+              <w:t>Склад</w:t>
             </w:r>
           </w:p>
         </w:tc>
@@ -16266,7 +17418,7 @@
               <w:rPr>
                 <w:rFonts w:ascii="Times New Roman" w:eastAsia="Times New Roman" w:hAnsi="Times New Roman" w:cs="Times New Roman"/>
               </w:rPr>
-              <w:t>4.4, 5.2</w:t>
+              <w:t>4.3.1, 4.3.2, 4.4, 5.1, 6.2, 18.1</w:t>
             </w:r>
           </w:p>
         </w:tc>
@@ -16298,39 +17450,39 @@
               <w:rPr>
                 <w:rFonts w:ascii="Times New Roman" w:eastAsia="Times New Roman" w:hAnsi="Times New Roman" w:cs="Times New Roman"/>
               </w:rPr>
-              <w:t>98</w:t>
-            </w:r>
-          </w:p>
-        </w:tc>
-        <w:tc>
-          <w:tcPr>
-            <w:tcW w:w="2250" w:type="dxa"/>
-          </w:tcPr>
-          <w:p>
-            <w:pPr>
-              <w:spacing w:after="0" w:line="240" w:lineRule="auto"/>
-            </w:pPr>
-            <w:r>
-              <w:rPr>
-                <w:rFonts w:ascii="Times New Roman" w:eastAsia="Times New Roman" w:hAnsi="Times New Roman" w:cs="Times New Roman"/>
-              </w:rPr>
-              <w:t>Полозов Василий Борисович</w:t>
-            </w:r>
-          </w:p>
-        </w:tc>
-        <w:tc>
-          <w:tcPr>
-            <w:tcW w:w="2250" w:type="dxa"/>
-          </w:tcPr>
-          <w:p>
-            <w:pPr>
-              <w:spacing w:after="0" w:line="240" w:lineRule="auto"/>
-            </w:pPr>
-            <w:r>
-              <w:rPr>
-                <w:rFonts w:ascii="Times New Roman" w:eastAsia="Times New Roman" w:hAnsi="Times New Roman" w:cs="Times New Roman"/>
-              </w:rPr>
-              <w:t>Ведущий инженер</w:t>
+              <w:t>110</w:t>
+            </w:r>
+          </w:p>
+        </w:tc>
+        <w:tc>
+          <w:tcPr>
+            <w:tcW w:w="2250" w:type="dxa"/>
+          </w:tcPr>
+          <w:p>
+            <w:pPr>
+              <w:spacing w:after="0" w:line="240" w:lineRule="auto"/>
+            </w:pPr>
+            <w:r>
+              <w:rPr>
+                <w:rFonts w:ascii="Times New Roman" w:eastAsia="Times New Roman" w:hAnsi="Times New Roman" w:cs="Times New Roman"/>
+              </w:rPr>
+              <w:t>Лягинова Анастасия Витальевна</w:t>
+            </w:r>
+          </w:p>
+        </w:tc>
+        <w:tc>
+          <w:tcPr>
+            <w:tcW w:w="2250" w:type="dxa"/>
+          </w:tcPr>
+          <w:p>
+            <w:pPr>
+              <w:spacing w:after="0" w:line="240" w:lineRule="auto"/>
+            </w:pPr>
+            <w:r>
+              <w:rPr>
+                <w:rFonts w:ascii="Times New Roman" w:eastAsia="Times New Roman" w:hAnsi="Times New Roman" w:cs="Times New Roman"/>
+              </w:rPr>
+              <w:t>Оператор склада</w:t>
             </w:r>
           </w:p>
         </w:tc>
@@ -16346,7 +17498,7 @@
               <w:rPr>
                 <w:rFonts w:ascii="Times New Roman" w:eastAsia="Times New Roman" w:hAnsi="Times New Roman" w:cs="Times New Roman"/>
               </w:rPr>
-              <w:t>Планово-диспетчерский отдел</w:t>
+              <w:t>Склад</w:t>
             </w:r>
           </w:p>
         </w:tc>
@@ -16362,7 +17514,7 @@
               <w:rPr>
                 <w:rFonts w:ascii="Times New Roman" w:eastAsia="Times New Roman" w:hAnsi="Times New Roman" w:cs="Times New Roman"/>
               </w:rPr>
-              <w:t>4.4, 5.2</w:t>
+              <w:t>4.4, 5.1, 6.2</w:t>
             </w:r>
           </w:p>
         </w:tc>
@@ -16394,39 +17546,39 @@
               <w:rPr>
                 <w:rFonts w:ascii="Times New Roman" w:eastAsia="Times New Roman" w:hAnsi="Times New Roman" w:cs="Times New Roman"/>
               </w:rPr>
-              <w:t>99</w:t>
-            </w:r>
-          </w:p>
-        </w:tc>
-        <w:tc>
-          <w:tcPr>
-            <w:tcW w:w="2250" w:type="dxa"/>
-          </w:tcPr>
-          <w:p>
-            <w:pPr>
-              <w:spacing w:after="0" w:line="240" w:lineRule="auto"/>
-            </w:pPr>
-            <w:r>
-              <w:rPr>
-                <w:rFonts w:ascii="Times New Roman" w:eastAsia="Times New Roman" w:hAnsi="Times New Roman" w:cs="Times New Roman"/>
-              </w:rPr>
-              <w:t>Попова Юлия Александровна</w:t>
-            </w:r>
-          </w:p>
-        </w:tc>
-        <w:tc>
-          <w:tcPr>
-            <w:tcW w:w="2250" w:type="dxa"/>
-          </w:tcPr>
-          <w:p>
-            <w:pPr>
-              <w:spacing w:after="0" w:line="240" w:lineRule="auto"/>
-            </w:pPr>
-            <w:r>
-              <w:rPr>
-                <w:rFonts w:ascii="Times New Roman" w:eastAsia="Times New Roman" w:hAnsi="Times New Roman" w:cs="Times New Roman"/>
-              </w:rPr>
-              <w:t>Ведущий специалист по учету</w:t>
+              <w:t>111</w:t>
+            </w:r>
+          </w:p>
+        </w:tc>
+        <w:tc>
+          <w:tcPr>
+            <w:tcW w:w="2250" w:type="dxa"/>
+          </w:tcPr>
+          <w:p>
+            <w:pPr>
+              <w:spacing w:after="0" w:line="240" w:lineRule="auto"/>
+            </w:pPr>
+            <w:r>
+              <w:rPr>
+                <w:rFonts w:ascii="Times New Roman" w:eastAsia="Times New Roman" w:hAnsi="Times New Roman" w:cs="Times New Roman"/>
+              </w:rPr>
+              <w:t>Моряков Константин Викторович</w:t>
+            </w:r>
+          </w:p>
+        </w:tc>
+        <w:tc>
+          <w:tcPr>
+            <w:tcW w:w="2250" w:type="dxa"/>
+          </w:tcPr>
+          <w:p>
+            <w:pPr>
+              <w:spacing w:after="0" w:line="240" w:lineRule="auto"/>
+            </w:pPr>
+            <w:r>
+              <w:rPr>
+                <w:rFonts w:ascii="Times New Roman" w:eastAsia="Times New Roman" w:hAnsi="Times New Roman" w:cs="Times New Roman"/>
+              </w:rPr>
+              <w:t>Кладовщик-комплектовщик</w:t>
             </w:r>
           </w:p>
         </w:tc>
@@ -16442,7 +17594,7 @@
               <w:rPr>
                 <w:rFonts w:ascii="Times New Roman" w:eastAsia="Times New Roman" w:hAnsi="Times New Roman" w:cs="Times New Roman"/>
               </w:rPr>
-              <w:t>Планово-диспетчерский отдел</w:t>
+              <w:t>Склад</w:t>
             </w:r>
           </w:p>
         </w:tc>
@@ -16458,7 +17610,7 @@
               <w:rPr>
                 <w:rFonts w:ascii="Times New Roman" w:eastAsia="Times New Roman" w:hAnsi="Times New Roman" w:cs="Times New Roman"/>
               </w:rPr>
-              <w:t>4.4, 5.2</w:t>
+              <w:t>4.3.1, 4.3.2, 4.4, 5.1, 6.2, 18.1</w:t>
             </w:r>
           </w:p>
         </w:tc>
@@ -16490,39 +17642,39 @@
               <w:rPr>
                 <w:rFonts w:ascii="Times New Roman" w:eastAsia="Times New Roman" w:hAnsi="Times New Roman" w:cs="Times New Roman"/>
               </w:rPr>
-              <w:t>100</w:t>
-            </w:r>
-          </w:p>
-        </w:tc>
-        <w:tc>
-          <w:tcPr>
-            <w:tcW w:w="2250" w:type="dxa"/>
-          </w:tcPr>
-          <w:p>
-            <w:pPr>
-              <w:spacing w:after="0" w:line="240" w:lineRule="auto"/>
-            </w:pPr>
-            <w:r>
-              <w:rPr>
-                <w:rFonts w:ascii="Times New Roman" w:eastAsia="Times New Roman" w:hAnsi="Times New Roman" w:cs="Times New Roman"/>
-              </w:rPr>
-              <w:t>Хлыщенко Александр Александрович</w:t>
-            </w:r>
-          </w:p>
-        </w:tc>
-        <w:tc>
-          <w:tcPr>
-            <w:tcW w:w="2250" w:type="dxa"/>
-          </w:tcPr>
-          <w:p>
-            <w:pPr>
-              <w:spacing w:after="0" w:line="240" w:lineRule="auto"/>
-            </w:pPr>
-            <w:r>
-              <w:rPr>
-                <w:rFonts w:ascii="Times New Roman" w:eastAsia="Times New Roman" w:hAnsi="Times New Roman" w:cs="Times New Roman"/>
-              </w:rPr>
-              <w:t>Ведущий инженер</w:t>
+              <w:t>112</w:t>
+            </w:r>
+          </w:p>
+        </w:tc>
+        <w:tc>
+          <w:tcPr>
+            <w:tcW w:w="2250" w:type="dxa"/>
+          </w:tcPr>
+          <w:p>
+            <w:pPr>
+              <w:spacing w:after="0" w:line="240" w:lineRule="auto"/>
+            </w:pPr>
+            <w:r>
+              <w:rPr>
+                <w:rFonts w:ascii="Times New Roman" w:eastAsia="Times New Roman" w:hAnsi="Times New Roman" w:cs="Times New Roman"/>
+              </w:rPr>
+              <w:t>Нестеров Аркадий Николаевич</w:t>
+            </w:r>
+          </w:p>
+        </w:tc>
+        <w:tc>
+          <w:tcPr>
+            <w:tcW w:w="2250" w:type="dxa"/>
+          </w:tcPr>
+          <w:p>
+            <w:pPr>
+              <w:spacing w:after="0" w:line="240" w:lineRule="auto"/>
+            </w:pPr>
+            <w:r>
+              <w:rPr>
+                <w:rFonts w:ascii="Times New Roman" w:eastAsia="Times New Roman" w:hAnsi="Times New Roman" w:cs="Times New Roman"/>
+              </w:rPr>
+              <w:t>Старший кладовщик</w:t>
             </w:r>
           </w:p>
         </w:tc>
@@ -16538,7 +17690,7 @@
               <w:rPr>
                 <w:rFonts w:ascii="Times New Roman" w:eastAsia="Times New Roman" w:hAnsi="Times New Roman" w:cs="Times New Roman"/>
               </w:rPr>
-              <w:t>Планово-диспетчерский отдел</w:t>
+              <w:t>Склад</w:t>
             </w:r>
           </w:p>
         </w:tc>
@@ -16554,7 +17706,7 @@
               <w:rPr>
                 <w:rFonts w:ascii="Times New Roman" w:eastAsia="Times New Roman" w:hAnsi="Times New Roman" w:cs="Times New Roman"/>
               </w:rPr>
-              <w:t>4.4, 5.2</w:t>
+              <w:t>4.4, 5.1, 6.2</w:t>
             </w:r>
           </w:p>
         </w:tc>
@@ -16586,7 +17738,103 @@
               <w:rPr>
                 <w:rFonts w:ascii="Times New Roman" w:eastAsia="Times New Roman" w:hAnsi="Times New Roman" w:cs="Times New Roman"/>
               </w:rPr>
-              <w:t>101</w:t>
+              <w:t>113</w:t>
+            </w:r>
+          </w:p>
+        </w:tc>
+        <w:tc>
+          <w:tcPr>
+            <w:tcW w:w="2250" w:type="dxa"/>
+          </w:tcPr>
+          <w:p>
+            <w:pPr>
+              <w:spacing w:after="0" w:line="240" w:lineRule="auto"/>
+            </w:pPr>
+            <w:r>
+              <w:rPr>
+                <w:rFonts w:ascii="Times New Roman" w:eastAsia="Times New Roman" w:hAnsi="Times New Roman" w:cs="Times New Roman"/>
+              </w:rPr>
+              <w:t>Ноженко Екатерина Сергеевна</w:t>
+            </w:r>
+          </w:p>
+        </w:tc>
+        <w:tc>
+          <w:tcPr>
+            <w:tcW w:w="2250" w:type="dxa"/>
+          </w:tcPr>
+          <w:p>
+            <w:pPr>
+              <w:spacing w:after="0" w:line="240" w:lineRule="auto"/>
+            </w:pPr>
+            <w:r>
+              <w:rPr>
+                <w:rFonts w:ascii="Times New Roman" w:eastAsia="Times New Roman" w:hAnsi="Times New Roman" w:cs="Times New Roman"/>
+              </w:rPr>
+              <w:t>Кладовщик</w:t>
+            </w:r>
+          </w:p>
+        </w:tc>
+        <w:tc>
+          <w:tcPr>
+            <w:tcW w:w="1900" w:type="dxa"/>
+          </w:tcPr>
+          <w:p>
+            <w:pPr>
+              <w:spacing w:after="0" w:line="240" w:lineRule="auto"/>
+            </w:pPr>
+            <w:r>
+              <w:rPr>
+                <w:rFonts w:ascii="Times New Roman" w:eastAsia="Times New Roman" w:hAnsi="Times New Roman" w:cs="Times New Roman"/>
+              </w:rPr>
+              <w:t>Склад</w:t>
+            </w:r>
+          </w:p>
+        </w:tc>
+        <w:tc>
+          <w:tcPr>
+            <w:tcW w:w="1355" w:type="dxa"/>
+          </w:tcPr>
+          <w:p>
+            <w:pPr>
+              <w:spacing w:after="0" w:line="240" w:lineRule="auto"/>
+            </w:pPr>
+            <w:r>
+              <w:rPr>
+                <w:rFonts w:ascii="Times New Roman" w:eastAsia="Times New Roman" w:hAnsi="Times New Roman" w:cs="Times New Roman"/>
+              </w:rPr>
+              <w:t>4.4, 5.1, 6.2</w:t>
+            </w:r>
+          </w:p>
+        </w:tc>
+        <w:tc>
+          <w:tcPr>
+            <w:tcW w:w="1150" w:type="dxa"/>
+          </w:tcPr>
+          <w:p>
+            <w:pPr>
+              <w:spacing w:after="0" w:line="240" w:lineRule="auto"/>
+            </w:pPr>
+          </w:p>
+        </w:tc>
+      </w:tr>
+      <w:tr>
+        <w:trPr>
+          <w:cantSplit/>
+        </w:trPr>
+        <w:tc>
+          <w:tcPr>
+            <w:tcW w:w="450" w:type="dxa"/>
+          </w:tcPr>
+          <w:p>
+            <w:pPr>
+              <w:spacing w:after="0" w:line="240" w:lineRule="auto"/>
+              <w:jc w:val="center"/>
+            </w:pPr>
+            <w:r>
+              <w:rPr>
+                <w:rFonts w:ascii="Times New Roman" w:eastAsia="Times New Roman" w:hAnsi="Times New Roman" w:cs="Times New Roman"/>
+              </w:rPr>
+              <w:t>114</w:t>
             </w:r>
           </w:p>
         </w:tc>
@@ -16619,1254 +17867,6 @@
                 <w:rFonts w:ascii="Times New Roman" w:eastAsia="Times New Roman" w:hAnsi="Times New Roman" w:cs="Times New Roman"/>
               </w:rPr>
               <w:t>Оператор склада</w:t>
-            </w:r>
-          </w:p>
-        </w:tc>
-        <w:tc>
-          <w:tcPr>
-            <w:tcW w:w="1900" w:type="dxa"/>
-          </w:tcPr>
-          <w:p>
-            <w:pPr>
-              <w:spacing w:after="0" w:line="240" w:lineRule="auto"/>
-            </w:pPr>
-            <w:r>
-              <w:rPr>
-                <w:rFonts w:ascii="Times New Roman" w:eastAsia="Times New Roman" w:hAnsi="Times New Roman" w:cs="Times New Roman"/>
-              </w:rPr>
-              <w:t>Склад</w:t>
-            </w:r>
-          </w:p>
-        </w:tc>
-        <w:tc>
-          <w:tcPr>
-            <w:tcW w:w="1355" w:type="dxa"/>
-          </w:tcPr>
-          <w:p>
-            <w:pPr>
-              <w:spacing w:after="0" w:line="240" w:lineRule="auto"/>
-            </w:pPr>
-            <w:r>
-              <w:rPr>
-                <w:rFonts w:ascii="Times New Roman" w:eastAsia="Times New Roman" w:hAnsi="Times New Roman" w:cs="Times New Roman"/>
-              </w:rPr>
-              <w:t>4.4, 5.1, 6.2</w:t>
-            </w:r>
-          </w:p>
-        </w:tc>
-        <w:tc>
-          <w:tcPr>
-            <w:tcW w:w="1150" w:type="dxa"/>
-          </w:tcPr>
-          <w:p>
-            <w:pPr>
-              <w:spacing w:after="0" w:line="240" w:lineRule="auto"/>
-            </w:pPr>
-          </w:p>
-        </w:tc>
-      </w:tr>
-      <w:tr>
-        <w:trPr>
-          <w:cantSplit/>
-        </w:trPr>
-        <w:tc>
-          <w:tcPr>
-            <w:tcW w:w="450" w:type="dxa"/>
-          </w:tcPr>
-          <w:p>
-            <w:pPr>
-              <w:spacing w:after="0" w:line="240" w:lineRule="auto"/>
-              <w:jc w:val="center"/>
-            </w:pPr>
-            <w:r>
-              <w:rPr>
-                <w:rFonts w:ascii="Times New Roman" w:eastAsia="Times New Roman" w:hAnsi="Times New Roman" w:cs="Times New Roman"/>
-              </w:rPr>
-              <w:t>102</w:t>
-            </w:r>
-          </w:p>
-        </w:tc>
-        <w:tc>
-          <w:tcPr>
-            <w:tcW w:w="2250" w:type="dxa"/>
-          </w:tcPr>
-          <w:p>
-            <w:pPr>
-              <w:spacing w:after="0" w:line="240" w:lineRule="auto"/>
-            </w:pPr>
-            <w:r>
-              <w:rPr>
-                <w:rFonts w:ascii="Times New Roman" w:eastAsia="Times New Roman" w:hAnsi="Times New Roman" w:cs="Times New Roman"/>
-              </w:rPr>
-              <w:t>Агалиев Рафаэл Рашидович</w:t>
-            </w:r>
-          </w:p>
-        </w:tc>
-        <w:tc>
-          <w:tcPr>
-            <w:tcW w:w="2250" w:type="dxa"/>
-          </w:tcPr>
-          <w:p>
-            <w:pPr>
-              <w:spacing w:after="0" w:line="240" w:lineRule="auto"/>
-            </w:pPr>
-            <w:r>
-              <w:rPr>
-                <w:rFonts w:ascii="Times New Roman" w:eastAsia="Times New Roman" w:hAnsi="Times New Roman" w:cs="Times New Roman"/>
-              </w:rPr>
-              <w:t>Кладовщик-комплектовщик</w:t>
-            </w:r>
-          </w:p>
-        </w:tc>
-        <w:tc>
-          <w:tcPr>
-            <w:tcW w:w="1900" w:type="dxa"/>
-          </w:tcPr>
-          <w:p>
-            <w:pPr>
-              <w:spacing w:after="0" w:line="240" w:lineRule="auto"/>
-            </w:pPr>
-            <w:r>
-              <w:rPr>
-                <w:rFonts w:ascii="Times New Roman" w:eastAsia="Times New Roman" w:hAnsi="Times New Roman" w:cs="Times New Roman"/>
-              </w:rPr>
-              <w:t>Склад</w:t>
-            </w:r>
-          </w:p>
-        </w:tc>
-        <w:tc>
-          <w:tcPr>
-            <w:tcW w:w="1355" w:type="dxa"/>
-          </w:tcPr>
-          <w:p>
-            <w:pPr>
-              <w:spacing w:after="0" w:line="240" w:lineRule="auto"/>
-            </w:pPr>
-            <w:r>
-              <w:rPr>
-                <w:rFonts w:ascii="Times New Roman" w:eastAsia="Times New Roman" w:hAnsi="Times New Roman" w:cs="Times New Roman"/>
-              </w:rPr>
-              <w:t>4.3.1, 4.3.2, 4.4, 5.1, 6.2, 18.1</w:t>
-            </w:r>
-          </w:p>
-        </w:tc>
-        <w:tc>
-          <w:tcPr>
-            <w:tcW w:w="1150" w:type="dxa"/>
-          </w:tcPr>
-          <w:p>
-            <w:pPr>
-              <w:spacing w:after="0" w:line="240" w:lineRule="auto"/>
-            </w:pPr>
-          </w:p>
-        </w:tc>
-      </w:tr>
-      <w:tr>
-        <w:trPr>
-          <w:cantSplit/>
-        </w:trPr>
-        <w:tc>
-          <w:tcPr>
-            <w:tcW w:w="450" w:type="dxa"/>
-          </w:tcPr>
-          <w:p>
-            <w:pPr>
-              <w:spacing w:after="0" w:line="240" w:lineRule="auto"/>
-              <w:jc w:val="center"/>
-            </w:pPr>
-            <w:r>
-              <w:rPr>
-                <w:rFonts w:ascii="Times New Roman" w:eastAsia="Times New Roman" w:hAnsi="Times New Roman" w:cs="Times New Roman"/>
-              </w:rPr>
-              <w:t>103</w:t>
-            </w:r>
-          </w:p>
-        </w:tc>
-        <w:tc>
-          <w:tcPr>
-            <w:tcW w:w="2250" w:type="dxa"/>
-          </w:tcPr>
-          <w:p>
-            <w:pPr>
-              <w:spacing w:after="0" w:line="240" w:lineRule="auto"/>
-            </w:pPr>
-            <w:r>
-              <w:rPr>
-                <w:rFonts w:ascii="Times New Roman" w:eastAsia="Times New Roman" w:hAnsi="Times New Roman" w:cs="Times New Roman"/>
-              </w:rPr>
-              <w:t>Балкивская Людмила Алексеевна</w:t>
-            </w:r>
-          </w:p>
-        </w:tc>
-        <w:tc>
-          <w:tcPr>
-            <w:tcW w:w="2250" w:type="dxa"/>
-          </w:tcPr>
-          <w:p>
-            <w:pPr>
-              <w:spacing w:after="0" w:line="240" w:lineRule="auto"/>
-            </w:pPr>
-            <w:r>
-              <w:rPr>
-                <w:rFonts w:ascii="Times New Roman" w:eastAsia="Times New Roman" w:hAnsi="Times New Roman" w:cs="Times New Roman"/>
-              </w:rPr>
-              <w:t>Старший кладовщик</w:t>
-            </w:r>
-          </w:p>
-        </w:tc>
-        <w:tc>
-          <w:tcPr>
-            <w:tcW w:w="1900" w:type="dxa"/>
-          </w:tcPr>
-          <w:p>
-            <w:pPr>
-              <w:spacing w:after="0" w:line="240" w:lineRule="auto"/>
-            </w:pPr>
-            <w:r>
-              <w:rPr>
-                <w:rFonts w:ascii="Times New Roman" w:eastAsia="Times New Roman" w:hAnsi="Times New Roman" w:cs="Times New Roman"/>
-              </w:rPr>
-              <w:t>Склад</w:t>
-            </w:r>
-          </w:p>
-        </w:tc>
-        <w:tc>
-          <w:tcPr>
-            <w:tcW w:w="1355" w:type="dxa"/>
-          </w:tcPr>
-          <w:p>
-            <w:pPr>
-              <w:spacing w:after="0" w:line="240" w:lineRule="auto"/>
-            </w:pPr>
-            <w:r>
-              <w:rPr>
-                <w:rFonts w:ascii="Times New Roman" w:eastAsia="Times New Roman" w:hAnsi="Times New Roman" w:cs="Times New Roman"/>
-              </w:rPr>
-              <w:t>4.4, 5.1, 6.2</w:t>
-            </w:r>
-          </w:p>
-        </w:tc>
-        <w:tc>
-          <w:tcPr>
-            <w:tcW w:w="1150" w:type="dxa"/>
-          </w:tcPr>
-          <w:p>
-            <w:pPr>
-              <w:spacing w:after="0" w:line="240" w:lineRule="auto"/>
-            </w:pPr>
-          </w:p>
-        </w:tc>
-      </w:tr>
-      <w:tr>
-        <w:trPr>
-          <w:cantSplit/>
-        </w:trPr>
-        <w:tc>
-          <w:tcPr>
-            <w:tcW w:w="450" w:type="dxa"/>
-          </w:tcPr>
-          <w:p>
-            <w:pPr>
-              <w:spacing w:after="0" w:line="240" w:lineRule="auto"/>
-              <w:jc w:val="center"/>
-            </w:pPr>
-            <w:r>
-              <w:rPr>
-                <w:rFonts w:ascii="Times New Roman" w:eastAsia="Times New Roman" w:hAnsi="Times New Roman" w:cs="Times New Roman"/>
-              </w:rPr>
-              <w:t>104</w:t>
-            </w:r>
-          </w:p>
-        </w:tc>
-        <w:tc>
-          <w:tcPr>
-            <w:tcW w:w="2250" w:type="dxa"/>
-          </w:tcPr>
-          <w:p>
-            <w:pPr>
-              <w:spacing w:after="0" w:line="240" w:lineRule="auto"/>
-            </w:pPr>
-            <w:r>
-              <w:rPr>
-                <w:rFonts w:ascii="Times New Roman" w:eastAsia="Times New Roman" w:hAnsi="Times New Roman" w:cs="Times New Roman"/>
-              </w:rPr>
-              <w:t>Богатырев Николай Владимирович</w:t>
-            </w:r>
-          </w:p>
-        </w:tc>
-        <w:tc>
-          <w:tcPr>
-            <w:tcW w:w="2250" w:type="dxa"/>
-          </w:tcPr>
-          <w:p>
-            <w:pPr>
-              <w:spacing w:after="0" w:line="240" w:lineRule="auto"/>
-            </w:pPr>
-            <w:r>
-              <w:rPr>
-                <w:rFonts w:ascii="Times New Roman" w:eastAsia="Times New Roman" w:hAnsi="Times New Roman" w:cs="Times New Roman"/>
-              </w:rPr>
-              <w:t>Лаборант</w:t>
-            </w:r>
-          </w:p>
-        </w:tc>
-        <w:tc>
-          <w:tcPr>
-            <w:tcW w:w="1900" w:type="dxa"/>
-          </w:tcPr>
-          <w:p>
-            <w:pPr>
-              <w:spacing w:after="0" w:line="240" w:lineRule="auto"/>
-            </w:pPr>
-            <w:r>
-              <w:rPr>
-                <w:rFonts w:ascii="Times New Roman" w:eastAsia="Times New Roman" w:hAnsi="Times New Roman" w:cs="Times New Roman"/>
-              </w:rPr>
-              <w:t>Склад</w:t>
-            </w:r>
-          </w:p>
-        </w:tc>
-        <w:tc>
-          <w:tcPr>
-            <w:tcW w:w="1355" w:type="dxa"/>
-          </w:tcPr>
-          <w:p>
-            <w:pPr>
-              <w:spacing w:after="0" w:line="240" w:lineRule="auto"/>
-            </w:pPr>
-            <w:r>
-              <w:rPr>
-                <w:rFonts w:ascii="Times New Roman" w:eastAsia="Times New Roman" w:hAnsi="Times New Roman" w:cs="Times New Roman"/>
-              </w:rPr>
-              <w:t>1.49.2, 1.49.14, 1.50, 4.3.1, 4.4, 6.2</w:t>
-            </w:r>
-          </w:p>
-        </w:tc>
-        <w:tc>
-          <w:tcPr>
-            <w:tcW w:w="1150" w:type="dxa"/>
-          </w:tcPr>
-          <w:p>
-            <w:pPr>
-              <w:spacing w:after="0" w:line="240" w:lineRule="auto"/>
-            </w:pPr>
-          </w:p>
-        </w:tc>
-      </w:tr>
-      <w:tr>
-        <w:trPr>
-          <w:cantSplit/>
-        </w:trPr>
-        <w:tc>
-          <w:tcPr>
-            <w:tcW w:w="450" w:type="dxa"/>
-          </w:tcPr>
-          <w:p>
-            <w:pPr>
-              <w:spacing w:after="0" w:line="240" w:lineRule="auto"/>
-              <w:jc w:val="center"/>
-            </w:pPr>
-            <w:r>
-              <w:rPr>
-                <w:rFonts w:ascii="Times New Roman" w:eastAsia="Times New Roman" w:hAnsi="Times New Roman" w:cs="Times New Roman"/>
-              </w:rPr>
-              <w:t>105</w:t>
-            </w:r>
-          </w:p>
-        </w:tc>
-        <w:tc>
-          <w:tcPr>
-            <w:tcW w:w="2250" w:type="dxa"/>
-          </w:tcPr>
-          <w:p>
-            <w:pPr>
-              <w:spacing w:after="0" w:line="240" w:lineRule="auto"/>
-            </w:pPr>
-            <w:r>
-              <w:rPr>
-                <w:rFonts w:ascii="Times New Roman" w:eastAsia="Times New Roman" w:hAnsi="Times New Roman" w:cs="Times New Roman"/>
-              </w:rPr>
-              <w:t>Густов Александр Витальевич</w:t>
-            </w:r>
-          </w:p>
-        </w:tc>
-        <w:tc>
-          <w:tcPr>
-            <w:tcW w:w="2250" w:type="dxa"/>
-          </w:tcPr>
-          <w:p>
-            <w:pPr>
-              <w:spacing w:after="0" w:line="240" w:lineRule="auto"/>
-            </w:pPr>
-            <w:r>
-              <w:rPr>
-                <w:rFonts w:ascii="Times New Roman" w:eastAsia="Times New Roman" w:hAnsi="Times New Roman" w:cs="Times New Roman"/>
-              </w:rPr>
-              <w:t>Кладовщик</w:t>
-            </w:r>
-          </w:p>
-        </w:tc>
-        <w:tc>
-          <w:tcPr>
-            <w:tcW w:w="1900" w:type="dxa"/>
-          </w:tcPr>
-          <w:p>
-            <w:pPr>
-              <w:spacing w:after="0" w:line="240" w:lineRule="auto"/>
-            </w:pPr>
-            <w:r>
-              <w:rPr>
-                <w:rFonts w:ascii="Times New Roman" w:eastAsia="Times New Roman" w:hAnsi="Times New Roman" w:cs="Times New Roman"/>
-              </w:rPr>
-              <w:t>Склад</w:t>
-            </w:r>
-          </w:p>
-        </w:tc>
-        <w:tc>
-          <w:tcPr>
-            <w:tcW w:w="1355" w:type="dxa"/>
-          </w:tcPr>
-          <w:p>
-            <w:pPr>
-              <w:spacing w:after="0" w:line="240" w:lineRule="auto"/>
-            </w:pPr>
-            <w:r>
-              <w:rPr>
-                <w:rFonts w:ascii="Times New Roman" w:eastAsia="Times New Roman" w:hAnsi="Times New Roman" w:cs="Times New Roman"/>
-              </w:rPr>
-              <w:t>4.4, 5.1, 6.2</w:t>
-            </w:r>
-          </w:p>
-        </w:tc>
-        <w:tc>
-          <w:tcPr>
-            <w:tcW w:w="1150" w:type="dxa"/>
-          </w:tcPr>
-          <w:p>
-            <w:pPr>
-              <w:spacing w:after="0" w:line="240" w:lineRule="auto"/>
-            </w:pPr>
-          </w:p>
-        </w:tc>
-      </w:tr>
-      <w:tr>
-        <w:trPr>
-          <w:cantSplit/>
-        </w:trPr>
-        <w:tc>
-          <w:tcPr>
-            <w:tcW w:w="450" w:type="dxa"/>
-          </w:tcPr>
-          <w:p>
-            <w:pPr>
-              <w:spacing w:after="0" w:line="240" w:lineRule="auto"/>
-              <w:jc w:val="center"/>
-            </w:pPr>
-            <w:r>
-              <w:rPr>
-                <w:rFonts w:ascii="Times New Roman" w:eastAsia="Times New Roman" w:hAnsi="Times New Roman" w:cs="Times New Roman"/>
-              </w:rPr>
-              <w:t>106</w:t>
-            </w:r>
-          </w:p>
-        </w:tc>
-        <w:tc>
-          <w:tcPr>
-            <w:tcW w:w="2250" w:type="dxa"/>
-          </w:tcPr>
-          <w:p>
-            <w:pPr>
-              <w:spacing w:after="0" w:line="240" w:lineRule="auto"/>
-            </w:pPr>
-            <w:r>
-              <w:rPr>
-                <w:rFonts w:ascii="Times New Roman" w:eastAsia="Times New Roman" w:hAnsi="Times New Roman" w:cs="Times New Roman"/>
-              </w:rPr>
-              <w:t>Дягин Александр Александрович</w:t>
-            </w:r>
-          </w:p>
-        </w:tc>
-        <w:tc>
-          <w:tcPr>
-            <w:tcW w:w="2250" w:type="dxa"/>
-          </w:tcPr>
-          <w:p>
-            <w:pPr>
-              <w:spacing w:after="0" w:line="240" w:lineRule="auto"/>
-            </w:pPr>
-            <w:r>
-              <w:rPr>
-                <w:rFonts w:ascii="Times New Roman" w:eastAsia="Times New Roman" w:hAnsi="Times New Roman" w:cs="Times New Roman"/>
-              </w:rPr>
-              <w:t>Кладовщик</w:t>
-            </w:r>
-          </w:p>
-        </w:tc>
-        <w:tc>
-          <w:tcPr>
-            <w:tcW w:w="1900" w:type="dxa"/>
-          </w:tcPr>
-          <w:p>
-            <w:pPr>
-              <w:spacing w:after="0" w:line="240" w:lineRule="auto"/>
-            </w:pPr>
-            <w:r>
-              <w:rPr>
-                <w:rFonts w:ascii="Times New Roman" w:eastAsia="Times New Roman" w:hAnsi="Times New Roman" w:cs="Times New Roman"/>
-              </w:rPr>
-              <w:t>Склад</w:t>
-            </w:r>
-          </w:p>
-        </w:tc>
-        <w:tc>
-          <w:tcPr>
-            <w:tcW w:w="1355" w:type="dxa"/>
-          </w:tcPr>
-          <w:p>
-            <w:pPr>
-              <w:spacing w:after="0" w:line="240" w:lineRule="auto"/>
-            </w:pPr>
-            <w:r>
-              <w:rPr>
-                <w:rFonts w:ascii="Times New Roman" w:eastAsia="Times New Roman" w:hAnsi="Times New Roman" w:cs="Times New Roman"/>
-              </w:rPr>
-              <w:t>4.4, 5.1, 6.2</w:t>
-            </w:r>
-          </w:p>
-        </w:tc>
-        <w:tc>
-          <w:tcPr>
-            <w:tcW w:w="1150" w:type="dxa"/>
-          </w:tcPr>
-          <w:p>
-            <w:pPr>
-              <w:spacing w:after="0" w:line="240" w:lineRule="auto"/>
-            </w:pPr>
-          </w:p>
-        </w:tc>
-      </w:tr>
-      <w:tr>
-        <w:trPr>
-          <w:cantSplit/>
-        </w:trPr>
-        <w:tc>
-          <w:tcPr>
-            <w:tcW w:w="450" w:type="dxa"/>
-          </w:tcPr>
-          <w:p>
-            <w:pPr>
-              <w:spacing w:after="0" w:line="240" w:lineRule="auto"/>
-              <w:jc w:val="center"/>
-            </w:pPr>
-            <w:r>
-              <w:rPr>
-                <w:rFonts w:ascii="Times New Roman" w:eastAsia="Times New Roman" w:hAnsi="Times New Roman" w:cs="Times New Roman"/>
-              </w:rPr>
-              <w:t>107</w:t>
-            </w:r>
-          </w:p>
-        </w:tc>
-        <w:tc>
-          <w:tcPr>
-            <w:tcW w:w="2250" w:type="dxa"/>
-          </w:tcPr>
-          <w:p>
-            <w:pPr>
-              <w:spacing w:after="0" w:line="240" w:lineRule="auto"/>
-            </w:pPr>
-            <w:r>
-              <w:rPr>
-                <w:rFonts w:ascii="Times New Roman" w:eastAsia="Times New Roman" w:hAnsi="Times New Roman" w:cs="Times New Roman"/>
-              </w:rPr>
-              <w:t>Каменев Дмитрий Викторович</w:t>
-            </w:r>
-          </w:p>
-        </w:tc>
-        <w:tc>
-          <w:tcPr>
-            <w:tcW w:w="2250" w:type="dxa"/>
-          </w:tcPr>
-          <w:p>
-            <w:pPr>
-              <w:spacing w:after="0" w:line="240" w:lineRule="auto"/>
-            </w:pPr>
-            <w:r>
-              <w:rPr>
-                <w:rFonts w:ascii="Times New Roman" w:eastAsia="Times New Roman" w:hAnsi="Times New Roman" w:cs="Times New Roman"/>
-              </w:rPr>
-              <w:t>Кладовщик-комплектовщик</w:t>
-            </w:r>
-          </w:p>
-        </w:tc>
-        <w:tc>
-          <w:tcPr>
-            <w:tcW w:w="1900" w:type="dxa"/>
-          </w:tcPr>
-          <w:p>
-            <w:pPr>
-              <w:spacing w:after="0" w:line="240" w:lineRule="auto"/>
-            </w:pPr>
-            <w:r>
-              <w:rPr>
-                <w:rFonts w:ascii="Times New Roman" w:eastAsia="Times New Roman" w:hAnsi="Times New Roman" w:cs="Times New Roman"/>
-              </w:rPr>
-              <w:t>Склад</w:t>
-            </w:r>
-          </w:p>
-        </w:tc>
-        <w:tc>
-          <w:tcPr>
-            <w:tcW w:w="1355" w:type="dxa"/>
-          </w:tcPr>
-          <w:p>
-            <w:pPr>
-              <w:spacing w:after="0" w:line="240" w:lineRule="auto"/>
-            </w:pPr>
-            <w:r>
-              <w:rPr>
-                <w:rFonts w:ascii="Times New Roman" w:eastAsia="Times New Roman" w:hAnsi="Times New Roman" w:cs="Times New Roman"/>
-              </w:rPr>
-              <w:t>4.3.1, 4.3.2, 4.4, 5.1, 6.2, 18.1</w:t>
-            </w:r>
-          </w:p>
-        </w:tc>
-        <w:tc>
-          <w:tcPr>
-            <w:tcW w:w="1150" w:type="dxa"/>
-          </w:tcPr>
-          <w:p>
-            <w:pPr>
-              <w:spacing w:after="0" w:line="240" w:lineRule="auto"/>
-            </w:pPr>
-          </w:p>
-        </w:tc>
-      </w:tr>
-      <w:tr>
-        <w:trPr>
-          <w:cantSplit/>
-        </w:trPr>
-        <w:tc>
-          <w:tcPr>
-            <w:tcW w:w="450" w:type="dxa"/>
-          </w:tcPr>
-          <w:p>
-            <w:pPr>
-              <w:spacing w:after="0" w:line="240" w:lineRule="auto"/>
-              <w:jc w:val="center"/>
-            </w:pPr>
-            <w:r>
-              <w:rPr>
-                <w:rFonts w:ascii="Times New Roman" w:eastAsia="Times New Roman" w:hAnsi="Times New Roman" w:cs="Times New Roman"/>
-              </w:rPr>
-              <w:t>108</w:t>
-            </w:r>
-          </w:p>
-        </w:tc>
-        <w:tc>
-          <w:tcPr>
-            <w:tcW w:w="2250" w:type="dxa"/>
-          </w:tcPr>
-          <w:p>
-            <w:pPr>
-              <w:spacing w:after="0" w:line="240" w:lineRule="auto"/>
-            </w:pPr>
-            <w:r>
-              <w:rPr>
-                <w:rFonts w:ascii="Times New Roman" w:eastAsia="Times New Roman" w:hAnsi="Times New Roman" w:cs="Times New Roman"/>
-              </w:rPr>
-              <w:t>Карпачева Татьяна Владимировна</w:t>
-            </w:r>
-          </w:p>
-        </w:tc>
-        <w:tc>
-          <w:tcPr>
-            <w:tcW w:w="2250" w:type="dxa"/>
-          </w:tcPr>
-          <w:p>
-            <w:pPr>
-              <w:spacing w:after="0" w:line="240" w:lineRule="auto"/>
-            </w:pPr>
-            <w:r>
-              <w:rPr>
-                <w:rFonts w:ascii="Times New Roman" w:eastAsia="Times New Roman" w:hAnsi="Times New Roman" w:cs="Times New Roman"/>
-              </w:rPr>
-              <w:t>Старший кладовщик</w:t>
-            </w:r>
-          </w:p>
-        </w:tc>
-        <w:tc>
-          <w:tcPr>
-            <w:tcW w:w="1900" w:type="dxa"/>
-          </w:tcPr>
-          <w:p>
-            <w:pPr>
-              <w:spacing w:after="0" w:line="240" w:lineRule="auto"/>
-            </w:pPr>
-            <w:r>
-              <w:rPr>
-                <w:rFonts w:ascii="Times New Roman" w:eastAsia="Times New Roman" w:hAnsi="Times New Roman" w:cs="Times New Roman"/>
-              </w:rPr>
-              <w:t>Склад</w:t>
-            </w:r>
-          </w:p>
-        </w:tc>
-        <w:tc>
-          <w:tcPr>
-            <w:tcW w:w="1355" w:type="dxa"/>
-          </w:tcPr>
-          <w:p>
-            <w:pPr>
-              <w:spacing w:after="0" w:line="240" w:lineRule="auto"/>
-            </w:pPr>
-            <w:r>
-              <w:rPr>
-                <w:rFonts w:ascii="Times New Roman" w:eastAsia="Times New Roman" w:hAnsi="Times New Roman" w:cs="Times New Roman"/>
-              </w:rPr>
-              <w:t>4.4, 5.1, 6.2</w:t>
-            </w:r>
-          </w:p>
-        </w:tc>
-        <w:tc>
-          <w:tcPr>
-            <w:tcW w:w="1150" w:type="dxa"/>
-          </w:tcPr>
-          <w:p>
-            <w:pPr>
-              <w:spacing w:after="0" w:line="240" w:lineRule="auto"/>
-            </w:pPr>
-          </w:p>
-        </w:tc>
-      </w:tr>
-      <w:tr>
-        <w:trPr>
-          <w:cantSplit/>
-        </w:trPr>
-        <w:tc>
-          <w:tcPr>
-            <w:tcW w:w="450" w:type="dxa"/>
-          </w:tcPr>
-          <w:p>
-            <w:pPr>
-              <w:spacing w:after="0" w:line="240" w:lineRule="auto"/>
-              <w:jc w:val="center"/>
-            </w:pPr>
-            <w:r>
-              <w:rPr>
-                <w:rFonts w:ascii="Times New Roman" w:eastAsia="Times New Roman" w:hAnsi="Times New Roman" w:cs="Times New Roman"/>
-              </w:rPr>
-              <w:t>109</w:t>
-            </w:r>
-          </w:p>
-        </w:tc>
-        <w:tc>
-          <w:tcPr>
-            <w:tcW w:w="2250" w:type="dxa"/>
-          </w:tcPr>
-          <w:p>
-            <w:pPr>
-              <w:spacing w:after="0" w:line="240" w:lineRule="auto"/>
-            </w:pPr>
-            <w:r>
-              <w:rPr>
-                <w:rFonts w:ascii="Times New Roman" w:eastAsia="Times New Roman" w:hAnsi="Times New Roman" w:cs="Times New Roman"/>
-              </w:rPr>
-              <w:t>Кирбенева Татьяна Александровна</w:t>
-            </w:r>
-          </w:p>
-        </w:tc>
-        <w:tc>
-          <w:tcPr>
-            <w:tcW w:w="2250" w:type="dxa"/>
-          </w:tcPr>
-          <w:p>
-            <w:pPr>
-              <w:spacing w:after="0" w:line="240" w:lineRule="auto"/>
-            </w:pPr>
-            <w:r>
-              <w:rPr>
-                <w:rFonts w:ascii="Times New Roman" w:eastAsia="Times New Roman" w:hAnsi="Times New Roman" w:cs="Times New Roman"/>
-              </w:rPr>
-              <w:t>Оператор склада</w:t>
-            </w:r>
-          </w:p>
-        </w:tc>
-        <w:tc>
-          <w:tcPr>
-            <w:tcW w:w="1900" w:type="dxa"/>
-          </w:tcPr>
-          <w:p>
-            <w:pPr>
-              <w:spacing w:after="0" w:line="240" w:lineRule="auto"/>
-            </w:pPr>
-            <w:r>
-              <w:rPr>
-                <w:rFonts w:ascii="Times New Roman" w:eastAsia="Times New Roman" w:hAnsi="Times New Roman" w:cs="Times New Roman"/>
-              </w:rPr>
-              <w:t>Склад</w:t>
-            </w:r>
-          </w:p>
-        </w:tc>
-        <w:tc>
-          <w:tcPr>
-            <w:tcW w:w="1355" w:type="dxa"/>
-          </w:tcPr>
-          <w:p>
-            <w:pPr>
-              <w:spacing w:after="0" w:line="240" w:lineRule="auto"/>
-            </w:pPr>
-            <w:r>
-              <w:rPr>
-                <w:rFonts w:ascii="Times New Roman" w:eastAsia="Times New Roman" w:hAnsi="Times New Roman" w:cs="Times New Roman"/>
-              </w:rPr>
-              <w:t>4.4, 5.1, 6.2</w:t>
-            </w:r>
-          </w:p>
-        </w:tc>
-        <w:tc>
-          <w:tcPr>
-            <w:tcW w:w="1150" w:type="dxa"/>
-          </w:tcPr>
-          <w:p>
-            <w:pPr>
-              <w:spacing w:after="0" w:line="240" w:lineRule="auto"/>
-            </w:pPr>
-          </w:p>
-        </w:tc>
-      </w:tr>
-      <w:tr>
-        <w:trPr>
-          <w:cantSplit/>
-        </w:trPr>
-        <w:tc>
-          <w:tcPr>
-            <w:tcW w:w="450" w:type="dxa"/>
-          </w:tcPr>
-          <w:p>
-            <w:pPr>
-              <w:spacing w:after="0" w:line="240" w:lineRule="auto"/>
-              <w:jc w:val="center"/>
-            </w:pPr>
-            <w:r>
-              <w:rPr>
-                <w:rFonts w:ascii="Times New Roman" w:eastAsia="Times New Roman" w:hAnsi="Times New Roman" w:cs="Times New Roman"/>
-              </w:rPr>
-              <w:t>110</w:t>
-            </w:r>
-          </w:p>
-        </w:tc>
-        <w:tc>
-          <w:tcPr>
-            <w:tcW w:w="2250" w:type="dxa"/>
-          </w:tcPr>
-          <w:p>
-            <w:pPr>
-              <w:spacing w:after="0" w:line="240" w:lineRule="auto"/>
-            </w:pPr>
-            <w:r>
-              <w:rPr>
-                <w:rFonts w:ascii="Times New Roman" w:eastAsia="Times New Roman" w:hAnsi="Times New Roman" w:cs="Times New Roman"/>
-              </w:rPr>
-              <w:t>Ласкавый Андрей Викторович</w:t>
-            </w:r>
-          </w:p>
-        </w:tc>
-        <w:tc>
-          <w:tcPr>
-            <w:tcW w:w="2250" w:type="dxa"/>
-          </w:tcPr>
-          <w:p>
-            <w:pPr>
-              <w:spacing w:after="0" w:line="240" w:lineRule="auto"/>
-            </w:pPr>
-            <w:r>
-              <w:rPr>
-                <w:rFonts w:ascii="Times New Roman" w:eastAsia="Times New Roman" w:hAnsi="Times New Roman" w:cs="Times New Roman"/>
-              </w:rPr>
-              <w:t>Кладовщик-комплектовщик</w:t>
-            </w:r>
-          </w:p>
-        </w:tc>
-        <w:tc>
-          <w:tcPr>
-            <w:tcW w:w="1900" w:type="dxa"/>
-          </w:tcPr>
-          <w:p>
-            <w:pPr>
-              <w:spacing w:after="0" w:line="240" w:lineRule="auto"/>
-            </w:pPr>
-            <w:r>
-              <w:rPr>
-                <w:rFonts w:ascii="Times New Roman" w:eastAsia="Times New Roman" w:hAnsi="Times New Roman" w:cs="Times New Roman"/>
-              </w:rPr>
-              <w:t>Склад</w:t>
-            </w:r>
-          </w:p>
-        </w:tc>
-        <w:tc>
-          <w:tcPr>
-            <w:tcW w:w="1355" w:type="dxa"/>
-          </w:tcPr>
-          <w:p>
-            <w:pPr>
-              <w:spacing w:after="0" w:line="240" w:lineRule="auto"/>
-            </w:pPr>
-            <w:r>
-              <w:rPr>
-                <w:rFonts w:ascii="Times New Roman" w:eastAsia="Times New Roman" w:hAnsi="Times New Roman" w:cs="Times New Roman"/>
-              </w:rPr>
-              <w:t>4.3.1, 4.3.2, 4.4, 5.1, 6.2, 18.1</w:t>
-            </w:r>
-          </w:p>
-        </w:tc>
-        <w:tc>
-          <w:tcPr>
-            <w:tcW w:w="1150" w:type="dxa"/>
-          </w:tcPr>
-          <w:p>
-            <w:pPr>
-              <w:spacing w:after="0" w:line="240" w:lineRule="auto"/>
-            </w:pPr>
-          </w:p>
-        </w:tc>
-      </w:tr>
-      <w:tr>
-        <w:trPr>
-          <w:cantSplit/>
-        </w:trPr>
-        <w:tc>
-          <w:tcPr>
-            <w:tcW w:w="450" w:type="dxa"/>
-          </w:tcPr>
-          <w:p>
-            <w:pPr>
-              <w:spacing w:after="0" w:line="240" w:lineRule="auto"/>
-              <w:jc w:val="center"/>
-            </w:pPr>
-            <w:r>
-              <w:rPr>
-                <w:rFonts w:ascii="Times New Roman" w:eastAsia="Times New Roman" w:hAnsi="Times New Roman" w:cs="Times New Roman"/>
-              </w:rPr>
-              <w:t>111</w:t>
-            </w:r>
-          </w:p>
-        </w:tc>
-        <w:tc>
-          <w:tcPr>
-            <w:tcW w:w="2250" w:type="dxa"/>
-          </w:tcPr>
-          <w:p>
-            <w:pPr>
-              <w:spacing w:after="0" w:line="240" w:lineRule="auto"/>
-            </w:pPr>
-            <w:r>
-              <w:rPr>
-                <w:rFonts w:ascii="Times New Roman" w:eastAsia="Times New Roman" w:hAnsi="Times New Roman" w:cs="Times New Roman"/>
-              </w:rPr>
-              <w:t>Лягинова Анастасия Витальевна</w:t>
-            </w:r>
-          </w:p>
-        </w:tc>
-        <w:tc>
-          <w:tcPr>
-            <w:tcW w:w="2250" w:type="dxa"/>
-          </w:tcPr>
-          <w:p>
-            <w:pPr>
-              <w:spacing w:after="0" w:line="240" w:lineRule="auto"/>
-            </w:pPr>
-            <w:r>
-              <w:rPr>
-                <w:rFonts w:ascii="Times New Roman" w:eastAsia="Times New Roman" w:hAnsi="Times New Roman" w:cs="Times New Roman"/>
-              </w:rPr>
-              <w:t>Оператор склада</w:t>
-            </w:r>
-          </w:p>
-        </w:tc>
-        <w:tc>
-          <w:tcPr>
-            <w:tcW w:w="1900" w:type="dxa"/>
-          </w:tcPr>
-          <w:p>
-            <w:pPr>
-              <w:spacing w:after="0" w:line="240" w:lineRule="auto"/>
-            </w:pPr>
-            <w:r>
-              <w:rPr>
-                <w:rFonts w:ascii="Times New Roman" w:eastAsia="Times New Roman" w:hAnsi="Times New Roman" w:cs="Times New Roman"/>
-              </w:rPr>
-              <w:t>Склад</w:t>
-            </w:r>
-          </w:p>
-        </w:tc>
-        <w:tc>
-          <w:tcPr>
-            <w:tcW w:w="1355" w:type="dxa"/>
-          </w:tcPr>
-          <w:p>
-            <w:pPr>
-              <w:spacing w:after="0" w:line="240" w:lineRule="auto"/>
-            </w:pPr>
-            <w:r>
-              <w:rPr>
-                <w:rFonts w:ascii="Times New Roman" w:eastAsia="Times New Roman" w:hAnsi="Times New Roman" w:cs="Times New Roman"/>
-              </w:rPr>
-              <w:t>4.4, 5.1, 6.2</w:t>
-            </w:r>
-          </w:p>
-        </w:tc>
-        <w:tc>
-          <w:tcPr>
-            <w:tcW w:w="1150" w:type="dxa"/>
-          </w:tcPr>
-          <w:p>
-            <w:pPr>
-              <w:spacing w:after="0" w:line="240" w:lineRule="auto"/>
-            </w:pPr>
-          </w:p>
-        </w:tc>
-      </w:tr>
-      <w:tr>
-        <w:trPr>
-          <w:cantSplit/>
-        </w:trPr>
-        <w:tc>
-          <w:tcPr>
-            <w:tcW w:w="450" w:type="dxa"/>
-          </w:tcPr>
-          <w:p>
-            <w:pPr>
-              <w:spacing w:after="0" w:line="240" w:lineRule="auto"/>
-              <w:jc w:val="center"/>
-            </w:pPr>
-            <w:r>
-              <w:rPr>
-                <w:rFonts w:ascii="Times New Roman" w:eastAsia="Times New Roman" w:hAnsi="Times New Roman" w:cs="Times New Roman"/>
-              </w:rPr>
-              <w:t>112</w:t>
-            </w:r>
-          </w:p>
-        </w:tc>
-        <w:tc>
-          <w:tcPr>
-            <w:tcW w:w="2250" w:type="dxa"/>
-          </w:tcPr>
-          <w:p>
-            <w:pPr>
-              <w:spacing w:after="0" w:line="240" w:lineRule="auto"/>
-            </w:pPr>
-            <w:r>
-              <w:rPr>
-                <w:rFonts w:ascii="Times New Roman" w:eastAsia="Times New Roman" w:hAnsi="Times New Roman" w:cs="Times New Roman"/>
-              </w:rPr>
-              <w:t>Моряков Константин Викторович</w:t>
-            </w:r>
-          </w:p>
-        </w:tc>
-        <w:tc>
-          <w:tcPr>
-            <w:tcW w:w="2250" w:type="dxa"/>
-          </w:tcPr>
-          <w:p>
-            <w:pPr>
-              <w:spacing w:after="0" w:line="240" w:lineRule="auto"/>
-            </w:pPr>
-            <w:r>
-              <w:rPr>
-                <w:rFonts w:ascii="Times New Roman" w:eastAsia="Times New Roman" w:hAnsi="Times New Roman" w:cs="Times New Roman"/>
-              </w:rPr>
-              <w:t>Кладовщик-комплектовщик</w:t>
-            </w:r>
-          </w:p>
-        </w:tc>
-        <w:tc>
-          <w:tcPr>
-            <w:tcW w:w="1900" w:type="dxa"/>
-          </w:tcPr>
-          <w:p>
-            <w:pPr>
-              <w:spacing w:after="0" w:line="240" w:lineRule="auto"/>
-            </w:pPr>
-            <w:r>
-              <w:rPr>
-                <w:rFonts w:ascii="Times New Roman" w:eastAsia="Times New Roman" w:hAnsi="Times New Roman" w:cs="Times New Roman"/>
-              </w:rPr>
-              <w:t>Склад</w:t>
-            </w:r>
-          </w:p>
-        </w:tc>
-        <w:tc>
-          <w:tcPr>
-            <w:tcW w:w="1355" w:type="dxa"/>
-          </w:tcPr>
-          <w:p>
-            <w:pPr>
-              <w:spacing w:after="0" w:line="240" w:lineRule="auto"/>
-            </w:pPr>
-            <w:r>
-              <w:rPr>
-                <w:rFonts w:ascii="Times New Roman" w:eastAsia="Times New Roman" w:hAnsi="Times New Roman" w:cs="Times New Roman"/>
-              </w:rPr>
-              <w:t>4.3.1, 4.3.2, 4.4, 5.1, 6.2, 18.1</w:t>
-            </w:r>
-          </w:p>
-        </w:tc>
-        <w:tc>
-          <w:tcPr>
-            <w:tcW w:w="1150" w:type="dxa"/>
-          </w:tcPr>
-          <w:p>
-            <w:pPr>
-              <w:spacing w:after="0" w:line="240" w:lineRule="auto"/>
-            </w:pPr>
-          </w:p>
-        </w:tc>
-      </w:tr>
-      <w:tr>
-        <w:trPr>
-          <w:cantSplit/>
-        </w:trPr>
-        <w:tc>
-          <w:tcPr>
-            <w:tcW w:w="450" w:type="dxa"/>
-          </w:tcPr>
-          <w:p>
-            <w:pPr>
-              <w:spacing w:after="0" w:line="240" w:lineRule="auto"/>
-              <w:jc w:val="center"/>
-            </w:pPr>
-            <w:r>
-              <w:rPr>
-                <w:rFonts w:ascii="Times New Roman" w:eastAsia="Times New Roman" w:hAnsi="Times New Roman" w:cs="Times New Roman"/>
-              </w:rPr>
-              <w:t>113</w:t>
-            </w:r>
-          </w:p>
-        </w:tc>
-        <w:tc>
-          <w:tcPr>
-            <w:tcW w:w="2250" w:type="dxa"/>
-          </w:tcPr>
-          <w:p>
-            <w:pPr>
-              <w:spacing w:after="0" w:line="240" w:lineRule="auto"/>
-            </w:pPr>
-            <w:r>
-              <w:rPr>
-                <w:rFonts w:ascii="Times New Roman" w:eastAsia="Times New Roman" w:hAnsi="Times New Roman" w:cs="Times New Roman"/>
-              </w:rPr>
-              <w:t>Нестеров Аркадий Николаевич</w:t>
-            </w:r>
-          </w:p>
-        </w:tc>
-        <w:tc>
-          <w:tcPr>
-            <w:tcW w:w="2250" w:type="dxa"/>
-          </w:tcPr>
-          <w:p>
-            <w:pPr>
-              <w:spacing w:after="0" w:line="240" w:lineRule="auto"/>
-            </w:pPr>
-            <w:r>
-              <w:rPr>
-                <w:rFonts w:ascii="Times New Roman" w:eastAsia="Times New Roman" w:hAnsi="Times New Roman" w:cs="Times New Roman"/>
-              </w:rPr>
-              <w:t>Старший кладовщик</w:t>
-            </w:r>
-          </w:p>
-        </w:tc>
-        <w:tc>
-          <w:tcPr>
-            <w:tcW w:w="1900" w:type="dxa"/>
-          </w:tcPr>
-          <w:p>
-            <w:pPr>
-              <w:spacing w:after="0" w:line="240" w:lineRule="auto"/>
-            </w:pPr>
-            <w:r>
-              <w:rPr>
-                <w:rFonts w:ascii="Times New Roman" w:eastAsia="Times New Roman" w:hAnsi="Times New Roman" w:cs="Times New Roman"/>
-              </w:rPr>
-              <w:t>Склад</w:t>
-            </w:r>
-          </w:p>
-        </w:tc>
-        <w:tc>
-          <w:tcPr>
-            <w:tcW w:w="1355" w:type="dxa"/>
-          </w:tcPr>
-          <w:p>
-            <w:pPr>
-              <w:spacing w:after="0" w:line="240" w:lineRule="auto"/>
-            </w:pPr>
-            <w:r>
-              <w:rPr>
-                <w:rFonts w:ascii="Times New Roman" w:eastAsia="Times New Roman" w:hAnsi="Times New Roman" w:cs="Times New Roman"/>
-              </w:rPr>
-              <w:t>4.4, 5.1, 6.2</w:t>
-            </w:r>
-          </w:p>
-        </w:tc>
-        <w:tc>
-          <w:tcPr>
-            <w:tcW w:w="1150" w:type="dxa"/>
-          </w:tcPr>
-          <w:p>
-            <w:pPr>
-              <w:spacing w:after="0" w:line="240" w:lineRule="auto"/>
-            </w:pPr>
-          </w:p>
-        </w:tc>
-      </w:tr>
-      <w:tr>
-        <w:trPr>
-          <w:cantSplit/>
-        </w:trPr>
-        <w:tc>
-          <w:tcPr>
-            <w:tcW w:w="450" w:type="dxa"/>
-          </w:tcPr>
-          <w:p>
-            <w:pPr>
-              <w:spacing w:after="0" w:line="240" w:lineRule="auto"/>
-              <w:jc w:val="center"/>
-            </w:pPr>
-            <w:r>
-              <w:rPr>
-                <w:rFonts w:ascii="Times New Roman" w:eastAsia="Times New Roman" w:hAnsi="Times New Roman" w:cs="Times New Roman"/>
-              </w:rPr>
-              <w:t>114</w:t>
-            </w:r>
-          </w:p>
-        </w:tc>
-        <w:tc>
-          <w:tcPr>
-            <w:tcW w:w="2250" w:type="dxa"/>
-          </w:tcPr>
-          <w:p>
-            <w:pPr>
-              <w:spacing w:after="0" w:line="240" w:lineRule="auto"/>
-            </w:pPr>
-            <w:r>
-              <w:rPr>
-                <w:rFonts w:ascii="Times New Roman" w:eastAsia="Times New Roman" w:hAnsi="Times New Roman" w:cs="Times New Roman"/>
-              </w:rPr>
-              <w:t>Ноженко Екатерина Сергеевна</w:t>
-            </w:r>
-          </w:p>
-        </w:tc>
-        <w:tc>
-          <w:tcPr>
-            <w:tcW w:w="2250" w:type="dxa"/>
-          </w:tcPr>
-          <w:p>
-            <w:pPr>
-              <w:spacing w:after="0" w:line="240" w:lineRule="auto"/>
-            </w:pPr>
-            <w:r>
-              <w:rPr>
-                <w:rFonts w:ascii="Times New Roman" w:eastAsia="Times New Roman" w:hAnsi="Times New Roman" w:cs="Times New Roman"/>
-              </w:rPr>
-              <w:t>Кладовщик</w:t>
             </w:r>
           </w:p>
         </w:tc>
@@ -27481,6 +27481,92 @@
               <w:rPr>
                 <w:rFonts w:ascii="Times New Roman" w:eastAsia="Times New Roman" w:hAnsi="Times New Roman" w:cs="Times New Roman"/>
               </w:rPr>
+              <w:t>Инженер 3 категории</w:t>
+            </w:r>
+          </w:p>
+        </w:tc>
+        <w:tc>
+          <w:tcPr>
+            <w:tcW w:w="900" w:type="dxa"/>
+          </w:tcPr>
+          <w:p>
+            <w:pPr>
+              <w:spacing w:after="0" w:line="240" w:lineRule="auto"/>
+            </w:pPr>
+            <w:r>
+              <w:rPr>
+                <w:rFonts w:ascii="Times New Roman" w:eastAsia="Times New Roman" w:hAnsi="Times New Roman" w:cs="Times New Roman"/>
+              </w:rPr>
+              <w:t>1</w:t>
+            </w:r>
+          </w:p>
+        </w:tc>
+        <w:tc>
+          <w:tcPr>
+            <w:tcW w:w="1955" w:type="dxa"/>
+          </w:tcPr>
+          <w:p>
+            <w:pPr>
+              <w:spacing w:after="0" w:line="240" w:lineRule="auto"/>
+            </w:pPr>
+            <w:r>
+              <w:rPr>
+                <w:rFonts w:ascii="Times New Roman" w:eastAsia="Times New Roman" w:hAnsi="Times New Roman" w:cs="Times New Roman"/>
+              </w:rPr>
+              <w:t>4.4, 5.2</w:t>
+            </w:r>
+          </w:p>
+        </w:tc>
+      </w:tr>
+      <w:tr>
+        <w:trPr>
+          <w:cantSplit/>
+        </w:trPr>
+        <w:tc>
+          <w:tcPr>
+            <w:tcW w:w="500" w:type="dxa"/>
+          </w:tcPr>
+          <w:p>
+            <w:pPr>
+              <w:spacing w:after="0" w:line="240" w:lineRule="auto"/>
+              <w:jc w:val="center"/>
+            </w:pPr>
+            <w:r>
+              <w:rPr>
+                <w:rFonts w:ascii="Times New Roman" w:eastAsia="Times New Roman" w:hAnsi="Times New Roman" w:cs="Times New Roman"/>
+              </w:rPr>
+              <w:t>53</w:t>
+            </w:r>
+          </w:p>
+        </w:tc>
+        <w:tc>
+          <w:tcPr>
+            <w:tcW w:w="3000" w:type="dxa"/>
+          </w:tcPr>
+          <w:p>
+            <w:pPr>
+              <w:spacing w:after="0" w:line="240" w:lineRule="auto"/>
+            </w:pPr>
+            <w:r>
+              <w:rPr>
+                <w:rFonts w:ascii="Times New Roman" w:eastAsia="Times New Roman" w:hAnsi="Times New Roman" w:cs="Times New Roman"/>
+              </w:rPr>
+              <w:t>Отдел технического контроля</w:t>
+            </w:r>
+          </w:p>
+        </w:tc>
+        <w:tc>
+          <w:tcPr>
+            <w:tcW w:w="3000" w:type="dxa"/>
+          </w:tcPr>
+          <w:p>
+            <w:pPr>
+              <w:spacing w:after="0" w:line="240" w:lineRule="auto"/>
+            </w:pPr>
+            <w:r>
+              <w:rPr>
+                <w:rFonts w:ascii="Times New Roman" w:eastAsia="Times New Roman" w:hAnsi="Times New Roman" w:cs="Times New Roman"/>
+              </w:rPr>
               <w:t>Контролер 1 категории</w:t>
             </w:r>
           </w:p>
@@ -27535,7 +27621,7 @@
               <w:rPr>
                 <w:rFonts w:ascii="Times New Roman" w:eastAsia="Times New Roman" w:hAnsi="Times New Roman" w:cs="Times New Roman"/>
               </w:rPr>
-              <w:t>53</w:t>
+              <w:t>54</w:t>
             </w:r>
           </w:p>
         </w:tc>
@@ -27621,7 +27707,7 @@
               <w:rPr>
                 <w:rFonts w:ascii="Times New Roman" w:eastAsia="Times New Roman" w:hAnsi="Times New Roman" w:cs="Times New Roman"/>
               </w:rPr>
-              <w:t>54</w:t>
+              <w:t>55</w:t>
             </w:r>
           </w:p>
         </w:tc>
@@ -27637,7 +27723,7 @@
               <w:rPr>
                 <w:rFonts w:ascii="Times New Roman" w:eastAsia="Times New Roman" w:hAnsi="Times New Roman" w:cs="Times New Roman"/>
               </w:rPr>
-              <w:t>Отдел технического контроля</w:t>
+              <w:t>Отдел транспортного обеспечения</w:t>
             </w:r>
           </w:p>
         </w:tc>
@@ -27653,7 +27739,7 @@
               <w:rPr>
                 <w:rFonts w:ascii="Times New Roman" w:eastAsia="Times New Roman" w:hAnsi="Times New Roman" w:cs="Times New Roman"/>
               </w:rPr>
-              <w:t>Инженер 3 категории</w:t>
+              <w:t>Водитель автомобиля-экспедитор</w:t>
             </w:r>
           </w:p>
         </w:tc>
@@ -27669,6 +27755,436 @@
               <w:rPr>
                 <w:rFonts w:ascii="Times New Roman" w:eastAsia="Times New Roman" w:hAnsi="Times New Roman" w:cs="Times New Roman"/>
               </w:rPr>
+              <w:t>3</w:t>
+            </w:r>
+          </w:p>
+        </w:tc>
+        <w:tc>
+          <w:tcPr>
+            <w:tcW w:w="1955" w:type="dxa"/>
+          </w:tcPr>
+          <w:p>
+            <w:pPr>
+              <w:spacing w:after="0" w:line="240" w:lineRule="auto"/>
+            </w:pPr>
+            <w:r>
+              <w:rPr>
+                <w:rFonts w:ascii="Times New Roman" w:eastAsia="Times New Roman" w:hAnsi="Times New Roman" w:cs="Times New Roman"/>
+              </w:rPr>
+              <w:t>4.3.1, 4.3.2, 4.4, 5.1, 5.2, 18.2</w:t>
+            </w:r>
+          </w:p>
+        </w:tc>
+      </w:tr>
+      <w:tr>
+        <w:trPr>
+          <w:cantSplit/>
+        </w:trPr>
+        <w:tc>
+          <w:tcPr>
+            <w:tcW w:w="500" w:type="dxa"/>
+          </w:tcPr>
+          <w:p>
+            <w:pPr>
+              <w:spacing w:after="0" w:line="240" w:lineRule="auto"/>
+              <w:jc w:val="center"/>
+            </w:pPr>
+            <w:r>
+              <w:rPr>
+                <w:rFonts w:ascii="Times New Roman" w:eastAsia="Times New Roman" w:hAnsi="Times New Roman" w:cs="Times New Roman"/>
+              </w:rPr>
+              <w:t>56</w:t>
+            </w:r>
+          </w:p>
+        </w:tc>
+        <w:tc>
+          <w:tcPr>
+            <w:tcW w:w="3000" w:type="dxa"/>
+          </w:tcPr>
+          <w:p>
+            <w:pPr>
+              <w:spacing w:after="0" w:line="240" w:lineRule="auto"/>
+            </w:pPr>
+            <w:r>
+              <w:rPr>
+                <w:rFonts w:ascii="Times New Roman" w:eastAsia="Times New Roman" w:hAnsi="Times New Roman" w:cs="Times New Roman"/>
+              </w:rPr>
+              <w:t>Отдел транспортного обеспечения</w:t>
+            </w:r>
+          </w:p>
+        </w:tc>
+        <w:tc>
+          <w:tcPr>
+            <w:tcW w:w="3000" w:type="dxa"/>
+          </w:tcPr>
+          <w:p>
+            <w:pPr>
+              <w:spacing w:after="0" w:line="240" w:lineRule="auto"/>
+            </w:pPr>
+            <w:r>
+              <w:rPr>
+                <w:rFonts w:ascii="Times New Roman" w:eastAsia="Times New Roman" w:hAnsi="Times New Roman" w:cs="Times New Roman"/>
+              </w:rPr>
+              <w:t>Водитель автомобиля-экспедитор</w:t>
+            </w:r>
+          </w:p>
+        </w:tc>
+        <w:tc>
+          <w:tcPr>
+            <w:tcW w:w="900" w:type="dxa"/>
+          </w:tcPr>
+          <w:p>
+            <w:pPr>
+              <w:spacing w:after="0" w:line="240" w:lineRule="auto"/>
+            </w:pPr>
+            <w:r>
+              <w:rPr>
+                <w:rFonts w:ascii="Times New Roman" w:eastAsia="Times New Roman" w:hAnsi="Times New Roman" w:cs="Times New Roman"/>
+              </w:rPr>
+              <w:t>6</w:t>
+            </w:r>
+          </w:p>
+        </w:tc>
+        <w:tc>
+          <w:tcPr>
+            <w:tcW w:w="1955" w:type="dxa"/>
+          </w:tcPr>
+          <w:p>
+            <w:pPr>
+              <w:spacing w:after="0" w:line="240" w:lineRule="auto"/>
+            </w:pPr>
+            <w:r>
+              <w:rPr>
+                <w:rFonts w:ascii="Times New Roman" w:eastAsia="Times New Roman" w:hAnsi="Times New Roman" w:cs="Times New Roman"/>
+              </w:rPr>
+              <w:t>4.3.1, 4.3.2, 4.4, 5.1, 5.2, 18.1</w:t>
+            </w:r>
+          </w:p>
+        </w:tc>
+      </w:tr>
+      <w:tr>
+        <w:trPr>
+          <w:cantSplit/>
+        </w:trPr>
+        <w:tc>
+          <w:tcPr>
+            <w:tcW w:w="500" w:type="dxa"/>
+          </w:tcPr>
+          <w:p>
+            <w:pPr>
+              <w:spacing w:after="0" w:line="240" w:lineRule="auto"/>
+              <w:jc w:val="center"/>
+            </w:pPr>
+            <w:r>
+              <w:rPr>
+                <w:rFonts w:ascii="Times New Roman" w:eastAsia="Times New Roman" w:hAnsi="Times New Roman" w:cs="Times New Roman"/>
+              </w:rPr>
+              <w:t>57</w:t>
+            </w:r>
+          </w:p>
+        </w:tc>
+        <w:tc>
+          <w:tcPr>
+            <w:tcW w:w="3000" w:type="dxa"/>
+          </w:tcPr>
+          <w:p>
+            <w:pPr>
+              <w:spacing w:after="0" w:line="240" w:lineRule="auto"/>
+            </w:pPr>
+            <w:r>
+              <w:rPr>
+                <w:rFonts w:ascii="Times New Roman" w:eastAsia="Times New Roman" w:hAnsi="Times New Roman" w:cs="Times New Roman"/>
+              </w:rPr>
+              <w:t>Планово-диспетчерский отдел</w:t>
+            </w:r>
+          </w:p>
+        </w:tc>
+        <w:tc>
+          <w:tcPr>
+            <w:tcW w:w="3000" w:type="dxa"/>
+          </w:tcPr>
+          <w:p>
+            <w:pPr>
+              <w:spacing w:after="0" w:line="240" w:lineRule="auto"/>
+            </w:pPr>
+            <w:r>
+              <w:rPr>
+                <w:rFonts w:ascii="Times New Roman" w:eastAsia="Times New Roman" w:hAnsi="Times New Roman" w:cs="Times New Roman"/>
+              </w:rPr>
+              <w:t>Диспетчер</w:t>
+            </w:r>
+          </w:p>
+        </w:tc>
+        <w:tc>
+          <w:tcPr>
+            <w:tcW w:w="900" w:type="dxa"/>
+          </w:tcPr>
+          <w:p>
+            <w:pPr>
+              <w:spacing w:after="0" w:line="240" w:lineRule="auto"/>
+            </w:pPr>
+            <w:r>
+              <w:rPr>
+                <w:rFonts w:ascii="Times New Roman" w:eastAsia="Times New Roman" w:hAnsi="Times New Roman" w:cs="Times New Roman"/>
+              </w:rPr>
+              <w:t>7</w:t>
+            </w:r>
+          </w:p>
+        </w:tc>
+        <w:tc>
+          <w:tcPr>
+            <w:tcW w:w="1955" w:type="dxa"/>
+          </w:tcPr>
+          <w:p>
+            <w:pPr>
+              <w:spacing w:after="0" w:line="240" w:lineRule="auto"/>
+            </w:pPr>
+            <w:r>
+              <w:rPr>
+                <w:rFonts w:ascii="Times New Roman" w:eastAsia="Times New Roman" w:hAnsi="Times New Roman" w:cs="Times New Roman"/>
+              </w:rPr>
+              <w:t>4.4, 5.2</w:t>
+            </w:r>
+          </w:p>
+        </w:tc>
+      </w:tr>
+      <w:tr>
+        <w:trPr>
+          <w:cantSplit/>
+        </w:trPr>
+        <w:tc>
+          <w:tcPr>
+            <w:tcW w:w="500" w:type="dxa"/>
+          </w:tcPr>
+          <w:p>
+            <w:pPr>
+              <w:spacing w:after="0" w:line="240" w:lineRule="auto"/>
+              <w:jc w:val="center"/>
+            </w:pPr>
+            <w:r>
+              <w:rPr>
+                <w:rFonts w:ascii="Times New Roman" w:eastAsia="Times New Roman" w:hAnsi="Times New Roman" w:cs="Times New Roman"/>
+              </w:rPr>
+              <w:t>58</w:t>
+            </w:r>
+          </w:p>
+        </w:tc>
+        <w:tc>
+          <w:tcPr>
+            <w:tcW w:w="3000" w:type="dxa"/>
+          </w:tcPr>
+          <w:p>
+            <w:pPr>
+              <w:spacing w:after="0" w:line="240" w:lineRule="auto"/>
+            </w:pPr>
+            <w:r>
+              <w:rPr>
+                <w:rFonts w:ascii="Times New Roman" w:eastAsia="Times New Roman" w:hAnsi="Times New Roman" w:cs="Times New Roman"/>
+              </w:rPr>
+              <w:t>Планово-диспетчерский отдел</w:t>
+            </w:r>
+          </w:p>
+        </w:tc>
+        <w:tc>
+          <w:tcPr>
+            <w:tcW w:w="3000" w:type="dxa"/>
+          </w:tcPr>
+          <w:p>
+            <w:pPr>
+              <w:spacing w:after="0" w:line="240" w:lineRule="auto"/>
+            </w:pPr>
+            <w:r>
+              <w:rPr>
+                <w:rFonts w:ascii="Times New Roman" w:eastAsia="Times New Roman" w:hAnsi="Times New Roman" w:cs="Times New Roman"/>
+              </w:rPr>
+              <w:t>Ведущий диспетчер</w:t>
+            </w:r>
+          </w:p>
+        </w:tc>
+        <w:tc>
+          <w:tcPr>
+            <w:tcW w:w="900" w:type="dxa"/>
+          </w:tcPr>
+          <w:p>
+            <w:pPr>
+              <w:spacing w:after="0" w:line="240" w:lineRule="auto"/>
+            </w:pPr>
+            <w:r>
+              <w:rPr>
+                <w:rFonts w:ascii="Times New Roman" w:eastAsia="Times New Roman" w:hAnsi="Times New Roman" w:cs="Times New Roman"/>
+              </w:rPr>
+              <w:t>3</w:t>
+            </w:r>
+          </w:p>
+        </w:tc>
+        <w:tc>
+          <w:tcPr>
+            <w:tcW w:w="1955" w:type="dxa"/>
+          </w:tcPr>
+          <w:p>
+            <w:pPr>
+              <w:spacing w:after="0" w:line="240" w:lineRule="auto"/>
+            </w:pPr>
+            <w:r>
+              <w:rPr>
+                <w:rFonts w:ascii="Times New Roman" w:eastAsia="Times New Roman" w:hAnsi="Times New Roman" w:cs="Times New Roman"/>
+              </w:rPr>
+              <w:t>4.4, 5.2</w:t>
+            </w:r>
+          </w:p>
+        </w:tc>
+      </w:tr>
+      <w:tr>
+        <w:trPr>
+          <w:cantSplit/>
+        </w:trPr>
+        <w:tc>
+          <w:tcPr>
+            <w:tcW w:w="500" w:type="dxa"/>
+          </w:tcPr>
+          <w:p>
+            <w:pPr>
+              <w:spacing w:after="0" w:line="240" w:lineRule="auto"/>
+              <w:jc w:val="center"/>
+            </w:pPr>
+            <w:r>
+              <w:rPr>
+                <w:rFonts w:ascii="Times New Roman" w:eastAsia="Times New Roman" w:hAnsi="Times New Roman" w:cs="Times New Roman"/>
+              </w:rPr>
+              <w:t>59</w:t>
+            </w:r>
+          </w:p>
+        </w:tc>
+        <w:tc>
+          <w:tcPr>
+            <w:tcW w:w="3000" w:type="dxa"/>
+          </w:tcPr>
+          <w:p>
+            <w:pPr>
+              <w:spacing w:after="0" w:line="240" w:lineRule="auto"/>
+            </w:pPr>
+            <w:r>
+              <w:rPr>
+                <w:rFonts w:ascii="Times New Roman" w:eastAsia="Times New Roman" w:hAnsi="Times New Roman" w:cs="Times New Roman"/>
+              </w:rPr>
+              <w:t>Планово-диспетчерский отдел</w:t>
+            </w:r>
+          </w:p>
+        </w:tc>
+        <w:tc>
+          <w:tcPr>
+            <w:tcW w:w="3000" w:type="dxa"/>
+          </w:tcPr>
+          <w:p>
+            <w:pPr>
+              <w:spacing w:after="0" w:line="240" w:lineRule="auto"/>
+            </w:pPr>
+            <w:r>
+              <w:rPr>
+                <w:rFonts w:ascii="Times New Roman" w:eastAsia="Times New Roman" w:hAnsi="Times New Roman" w:cs="Times New Roman"/>
+              </w:rPr>
+              <w:t>Ведущий инженер</w:t>
+            </w:r>
+          </w:p>
+        </w:tc>
+        <w:tc>
+          <w:tcPr>
+            <w:tcW w:w="900" w:type="dxa"/>
+          </w:tcPr>
+          <w:p>
+            <w:pPr>
+              <w:spacing w:after="0" w:line="240" w:lineRule="auto"/>
+            </w:pPr>
+            <w:r>
+              <w:rPr>
+                <w:rFonts w:ascii="Times New Roman" w:eastAsia="Times New Roman" w:hAnsi="Times New Roman" w:cs="Times New Roman"/>
+              </w:rPr>
+              <w:t>2</w:t>
+            </w:r>
+          </w:p>
+        </w:tc>
+        <w:tc>
+          <w:tcPr>
+            <w:tcW w:w="1955" w:type="dxa"/>
+          </w:tcPr>
+          <w:p>
+            <w:pPr>
+              <w:spacing w:after="0" w:line="240" w:lineRule="auto"/>
+            </w:pPr>
+            <w:r>
+              <w:rPr>
+                <w:rFonts w:ascii="Times New Roman" w:eastAsia="Times New Roman" w:hAnsi="Times New Roman" w:cs="Times New Roman"/>
+              </w:rPr>
+              <w:t>4.4, 5.2</w:t>
+            </w:r>
+          </w:p>
+        </w:tc>
+      </w:tr>
+      <w:tr>
+        <w:trPr>
+          <w:cantSplit/>
+        </w:trPr>
+        <w:tc>
+          <w:tcPr>
+            <w:tcW w:w="500" w:type="dxa"/>
+          </w:tcPr>
+          <w:p>
+            <w:pPr>
+              <w:spacing w:after="0" w:line="240" w:lineRule="auto"/>
+              <w:jc w:val="center"/>
+            </w:pPr>
+            <w:r>
+              <w:rPr>
+                <w:rFonts w:ascii="Times New Roman" w:eastAsia="Times New Roman" w:hAnsi="Times New Roman" w:cs="Times New Roman"/>
+              </w:rPr>
+              <w:t>60</w:t>
+            </w:r>
+          </w:p>
+        </w:tc>
+        <w:tc>
+          <w:tcPr>
+            <w:tcW w:w="3000" w:type="dxa"/>
+          </w:tcPr>
+          <w:p>
+            <w:pPr>
+              <w:spacing w:after="0" w:line="240" w:lineRule="auto"/>
+            </w:pPr>
+            <w:r>
+              <w:rPr>
+                <w:rFonts w:ascii="Times New Roman" w:eastAsia="Times New Roman" w:hAnsi="Times New Roman" w:cs="Times New Roman"/>
+              </w:rPr>
+              <w:t>Планово-диспетчерский отдел</w:t>
+            </w:r>
+          </w:p>
+        </w:tc>
+        <w:tc>
+          <w:tcPr>
+            <w:tcW w:w="3000" w:type="dxa"/>
+          </w:tcPr>
+          <w:p>
+            <w:pPr>
+              <w:spacing w:after="0" w:line="240" w:lineRule="auto"/>
+            </w:pPr>
+            <w:r>
+              <w:rPr>
+                <w:rFonts w:ascii="Times New Roman" w:eastAsia="Times New Roman" w:hAnsi="Times New Roman" w:cs="Times New Roman"/>
+              </w:rPr>
+              <w:t>Ведущий специалист по учету</w:t>
+            </w:r>
+          </w:p>
+        </w:tc>
+        <w:tc>
+          <w:tcPr>
+            <w:tcW w:w="900" w:type="dxa"/>
+          </w:tcPr>
+          <w:p>
+            <w:pPr>
+              <w:spacing w:after="0" w:line="240" w:lineRule="auto"/>
+            </w:pPr>
+            <w:r>
+              <w:rPr>
+                <w:rFonts w:ascii="Times New Roman" w:eastAsia="Times New Roman" w:hAnsi="Times New Roman" w:cs="Times New Roman"/>
+              </w:rPr>
               <w:t>1</w:t>
             </w:r>
           </w:p>
@@ -27707,7 +28223,7 @@
               <w:rPr>
                 <w:rFonts w:ascii="Times New Roman" w:eastAsia="Times New Roman" w:hAnsi="Times New Roman" w:cs="Times New Roman"/>
               </w:rPr>
-              <w:t>55</w:t>
+              <w:t>61</w:t>
             </w:r>
           </w:p>
         </w:tc>
@@ -27723,7 +28239,7 @@
               <w:rPr>
                 <w:rFonts w:ascii="Times New Roman" w:eastAsia="Times New Roman" w:hAnsi="Times New Roman" w:cs="Times New Roman"/>
               </w:rPr>
-              <w:t>Отдел транспортного обеспечения</w:t>
+              <w:t>Склад</w:t>
             </w:r>
           </w:p>
         </w:tc>
@@ -27739,7 +28255,7 @@
               <w:rPr>
                 <w:rFonts w:ascii="Times New Roman" w:eastAsia="Times New Roman" w:hAnsi="Times New Roman" w:cs="Times New Roman"/>
               </w:rPr>
-              <w:t>Водитель автомобиля-экспедитор</w:t>
+              <w:t>Кладовщик-комплектовщик</w:t>
             </w:r>
           </w:p>
         </w:tc>
@@ -27755,6 +28271,92 @@
               <w:rPr>
                 <w:rFonts w:ascii="Times New Roman" w:eastAsia="Times New Roman" w:hAnsi="Times New Roman" w:cs="Times New Roman"/>
               </w:rPr>
+              <w:t>5</w:t>
+            </w:r>
+          </w:p>
+        </w:tc>
+        <w:tc>
+          <w:tcPr>
+            <w:tcW w:w="1955" w:type="dxa"/>
+          </w:tcPr>
+          <w:p>
+            <w:pPr>
+              <w:spacing w:after="0" w:line="240" w:lineRule="auto"/>
+            </w:pPr>
+            <w:r>
+              <w:rPr>
+                <w:rFonts w:ascii="Times New Roman" w:eastAsia="Times New Roman" w:hAnsi="Times New Roman" w:cs="Times New Roman"/>
+              </w:rPr>
+              <w:t>4.3.1, 4.3.2, 4.4, 5.1, 6.2, 18.1</w:t>
+            </w:r>
+          </w:p>
+        </w:tc>
+      </w:tr>
+      <w:tr>
+        <w:trPr>
+          <w:cantSplit/>
+        </w:trPr>
+        <w:tc>
+          <w:tcPr>
+            <w:tcW w:w="500" w:type="dxa"/>
+          </w:tcPr>
+          <w:p>
+            <w:pPr>
+              <w:spacing w:after="0" w:line="240" w:lineRule="auto"/>
+              <w:jc w:val="center"/>
+            </w:pPr>
+            <w:r>
+              <w:rPr>
+                <w:rFonts w:ascii="Times New Roman" w:eastAsia="Times New Roman" w:hAnsi="Times New Roman" w:cs="Times New Roman"/>
+              </w:rPr>
+              <w:t>62</w:t>
+            </w:r>
+          </w:p>
+        </w:tc>
+        <w:tc>
+          <w:tcPr>
+            <w:tcW w:w="3000" w:type="dxa"/>
+          </w:tcPr>
+          <w:p>
+            <w:pPr>
+              <w:spacing w:after="0" w:line="240" w:lineRule="auto"/>
+            </w:pPr>
+            <w:r>
+              <w:rPr>
+                <w:rFonts w:ascii="Times New Roman" w:eastAsia="Times New Roman" w:hAnsi="Times New Roman" w:cs="Times New Roman"/>
+              </w:rPr>
+              <w:t>Склад</w:t>
+            </w:r>
+          </w:p>
+        </w:tc>
+        <w:tc>
+          <w:tcPr>
+            <w:tcW w:w="3000" w:type="dxa"/>
+          </w:tcPr>
+          <w:p>
+            <w:pPr>
+              <w:spacing w:after="0" w:line="240" w:lineRule="auto"/>
+            </w:pPr>
+            <w:r>
+              <w:rPr>
+                <w:rFonts w:ascii="Times New Roman" w:eastAsia="Times New Roman" w:hAnsi="Times New Roman" w:cs="Times New Roman"/>
+              </w:rPr>
+              <w:t>Старший кладовщик</w:t>
+            </w:r>
+          </w:p>
+        </w:tc>
+        <w:tc>
+          <w:tcPr>
+            <w:tcW w:w="900" w:type="dxa"/>
+          </w:tcPr>
+          <w:p>
+            <w:pPr>
+              <w:spacing w:after="0" w:line="240" w:lineRule="auto"/>
+            </w:pPr>
+            <w:r>
+              <w:rPr>
+                <w:rFonts w:ascii="Times New Roman" w:eastAsia="Times New Roman" w:hAnsi="Times New Roman" w:cs="Times New Roman"/>
+              </w:rPr>
               <w:t>3</w:t>
             </w:r>
           </w:p>
@@ -27771,7 +28373,7 @@
               <w:rPr>
                 <w:rFonts w:ascii="Times New Roman" w:eastAsia="Times New Roman" w:hAnsi="Times New Roman" w:cs="Times New Roman"/>
               </w:rPr>
-              <w:t>4.3.1, 4.3.2, 4.4, 5.1, 5.2, 18.2</w:t>
+              <w:t>4.4, 5.1, 6.2</w:t>
             </w:r>
           </w:p>
         </w:tc>
@@ -27793,7 +28395,7 @@
               <w:rPr>
                 <w:rFonts w:ascii="Times New Roman" w:eastAsia="Times New Roman" w:hAnsi="Times New Roman" w:cs="Times New Roman"/>
               </w:rPr>
-              <w:t>56</w:t>
+              <w:t>63</w:t>
             </w:r>
           </w:p>
         </w:tc>
@@ -27809,7 +28411,7 @@
               <w:rPr>
                 <w:rFonts w:ascii="Times New Roman" w:eastAsia="Times New Roman" w:hAnsi="Times New Roman" w:cs="Times New Roman"/>
               </w:rPr>
-              <w:t>Отдел транспортного обеспечения</w:t>
+              <w:t>Склад</w:t>
             </w:r>
           </w:p>
         </w:tc>
@@ -27825,7 +28427,7 @@
               <w:rPr>
                 <w:rFonts w:ascii="Times New Roman" w:eastAsia="Times New Roman" w:hAnsi="Times New Roman" w:cs="Times New Roman"/>
               </w:rPr>
-              <w:t>Водитель автомобиля-экспедитор</w:t>
+              <w:t>Лаборант</w:t>
             </w:r>
           </w:p>
         </w:tc>
@@ -27841,7 +28443,7 @@
               <w:rPr>
                 <w:rFonts w:ascii="Times New Roman" w:eastAsia="Times New Roman" w:hAnsi="Times New Roman" w:cs="Times New Roman"/>
               </w:rPr>
-              <w:t>6</w:t>
+              <w:t>1</w:t>
             </w:r>
           </w:p>
         </w:tc>
@@ -27857,7 +28459,7 @@
               <w:rPr>
                 <w:rFonts w:ascii="Times New Roman" w:eastAsia="Times New Roman" w:hAnsi="Times New Roman" w:cs="Times New Roman"/>
               </w:rPr>
-              <w:t>4.3.1, 4.3.2, 4.4, 5.1, 5.2, 18.1</w:t>
+              <w:t>1.49.2, 1.49.14, 1.50, 4.3.1, 4.4, 6.2</w:t>
             </w:r>
           </w:p>
         </w:tc>
@@ -27879,7 +28481,7 @@
               <w:rPr>
                 <w:rFonts w:ascii="Times New Roman" w:eastAsia="Times New Roman" w:hAnsi="Times New Roman" w:cs="Times New Roman"/>
               </w:rPr>
-              <w:t>57</w:t>
+              <w:t>64</w:t>
             </w:r>
           </w:p>
         </w:tc>
@@ -27895,7 +28497,7 @@
               <w:rPr>
                 <w:rFonts w:ascii="Times New Roman" w:eastAsia="Times New Roman" w:hAnsi="Times New Roman" w:cs="Times New Roman"/>
               </w:rPr>
-              <w:t>Планово-диспетчерский отдел</w:t>
+              <w:t>Склад</w:t>
             </w:r>
           </w:p>
         </w:tc>
@@ -27911,7 +28513,7 @@
               <w:rPr>
                 <w:rFonts w:ascii="Times New Roman" w:eastAsia="Times New Roman" w:hAnsi="Times New Roman" w:cs="Times New Roman"/>
               </w:rPr>
-              <w:t>Диспетчер</w:t>
+              <w:t>Кладовщик</w:t>
             </w:r>
           </w:p>
         </w:tc>
@@ -27927,7 +28529,7 @@
               <w:rPr>
                 <w:rFonts w:ascii="Times New Roman" w:eastAsia="Times New Roman" w:hAnsi="Times New Roman" w:cs="Times New Roman"/>
               </w:rPr>
-              <w:t>7</w:t>
+              <w:t>5</w:t>
             </w:r>
           </w:p>
         </w:tc>
@@ -27943,7 +28545,7 @@
               <w:rPr>
                 <w:rFonts w:ascii="Times New Roman" w:eastAsia="Times New Roman" w:hAnsi="Times New Roman" w:cs="Times New Roman"/>
               </w:rPr>
-              <w:t>4.4, 5.2</w:t>
+              <w:t>4.4, 5.1, 6.2</w:t>
             </w:r>
           </w:p>
         </w:tc>
@@ -27965,7 +28567,7 @@
               <w:rPr>
                 <w:rFonts w:ascii="Times New Roman" w:eastAsia="Times New Roman" w:hAnsi="Times New Roman" w:cs="Times New Roman"/>
               </w:rPr>
-              <w:t>58</w:t>
+              <w:t>65</w:t>
             </w:r>
           </w:p>
         </w:tc>
@@ -27981,7 +28583,7 @@
               <w:rPr>
                 <w:rFonts w:ascii="Times New Roman" w:eastAsia="Times New Roman" w:hAnsi="Times New Roman" w:cs="Times New Roman"/>
               </w:rPr>
-              <w:t>Планово-диспетчерский отдел</w:t>
+              <w:t>Склад</w:t>
             </w:r>
           </w:p>
         </w:tc>
@@ -27997,7 +28599,7 @@
               <w:rPr>
                 <w:rFonts w:ascii="Times New Roman" w:eastAsia="Times New Roman" w:hAnsi="Times New Roman" w:cs="Times New Roman"/>
               </w:rPr>
-              <w:t>Ведущий диспетчер</w:t>
+              <w:t>Оператор склада</w:t>
             </w:r>
           </w:p>
         </w:tc>
@@ -28014,608 +28616,6 @@
                 <w:rFonts w:ascii="Times New Roman" w:eastAsia="Times New Roman" w:hAnsi="Times New Roman" w:cs="Times New Roman"/>
               </w:rPr>
               <w:t>3</w:t>
-            </w:r>
-          </w:p>
-        </w:tc>
-        <w:tc>
-          <w:tcPr>
-            <w:tcW w:w="1955" w:type="dxa"/>
-          </w:tcPr>
-          <w:p>
-            <w:pPr>
-              <w:spacing w:after="0" w:line="240" w:lineRule="auto"/>
-            </w:pPr>
-            <w:r>
-              <w:rPr>
-                <w:rFonts w:ascii="Times New Roman" w:eastAsia="Times New Roman" w:hAnsi="Times New Roman" w:cs="Times New Roman"/>
-              </w:rPr>
-              <w:t>4.4, 5.2</w:t>
-            </w:r>
-          </w:p>
-        </w:tc>
-      </w:tr>
-      <w:tr>
-        <w:trPr>
-          <w:cantSplit/>
-        </w:trPr>
-        <w:tc>
-          <w:tcPr>
-            <w:tcW w:w="500" w:type="dxa"/>
-          </w:tcPr>
-          <w:p>
-            <w:pPr>
-              <w:spacing w:after="0" w:line="240" w:lineRule="auto"/>
-              <w:jc w:val="center"/>
-            </w:pPr>
-            <w:r>
-              <w:rPr>
-                <w:rFonts w:ascii="Times New Roman" w:eastAsia="Times New Roman" w:hAnsi="Times New Roman" w:cs="Times New Roman"/>
-              </w:rPr>
-              <w:t>59</w:t>
-            </w:r>
-          </w:p>
-        </w:tc>
-        <w:tc>
-          <w:tcPr>
-            <w:tcW w:w="3000" w:type="dxa"/>
-          </w:tcPr>
-          <w:p>
-            <w:pPr>
-              <w:spacing w:after="0" w:line="240" w:lineRule="auto"/>
-            </w:pPr>
-            <w:r>
-              <w:rPr>
-                <w:rFonts w:ascii="Times New Roman" w:eastAsia="Times New Roman" w:hAnsi="Times New Roman" w:cs="Times New Roman"/>
-              </w:rPr>
-              <w:t>Планово-диспетчерский отдел</w:t>
-            </w:r>
-          </w:p>
-        </w:tc>
-        <w:tc>
-          <w:tcPr>
-            <w:tcW w:w="3000" w:type="dxa"/>
-          </w:tcPr>
-          <w:p>
-            <w:pPr>
-              <w:spacing w:after="0" w:line="240" w:lineRule="auto"/>
-            </w:pPr>
-            <w:r>
-              <w:rPr>
-                <w:rFonts w:ascii="Times New Roman" w:eastAsia="Times New Roman" w:hAnsi="Times New Roman" w:cs="Times New Roman"/>
-              </w:rPr>
-              <w:t>Ведущий инженер</w:t>
-            </w:r>
-          </w:p>
-        </w:tc>
-        <w:tc>
-          <w:tcPr>
-            <w:tcW w:w="900" w:type="dxa"/>
-          </w:tcPr>
-          <w:p>
-            <w:pPr>
-              <w:spacing w:after="0" w:line="240" w:lineRule="auto"/>
-            </w:pPr>
-            <w:r>
-              <w:rPr>
-                <w:rFonts w:ascii="Times New Roman" w:eastAsia="Times New Roman" w:hAnsi="Times New Roman" w:cs="Times New Roman"/>
-              </w:rPr>
-              <w:t>2</w:t>
-            </w:r>
-          </w:p>
-        </w:tc>
-        <w:tc>
-          <w:tcPr>
-            <w:tcW w:w="1955" w:type="dxa"/>
-          </w:tcPr>
-          <w:p>
-            <w:pPr>
-              <w:spacing w:after="0" w:line="240" w:lineRule="auto"/>
-            </w:pPr>
-            <w:r>
-              <w:rPr>
-                <w:rFonts w:ascii="Times New Roman" w:eastAsia="Times New Roman" w:hAnsi="Times New Roman" w:cs="Times New Roman"/>
-              </w:rPr>
-              <w:t>4.4, 5.2</w:t>
-            </w:r>
-          </w:p>
-        </w:tc>
-      </w:tr>
-      <w:tr>
-        <w:trPr>
-          <w:cantSplit/>
-        </w:trPr>
-        <w:tc>
-          <w:tcPr>
-            <w:tcW w:w="500" w:type="dxa"/>
-          </w:tcPr>
-          <w:p>
-            <w:pPr>
-              <w:spacing w:after="0" w:line="240" w:lineRule="auto"/>
-              <w:jc w:val="center"/>
-            </w:pPr>
-            <w:r>
-              <w:rPr>
-                <w:rFonts w:ascii="Times New Roman" w:eastAsia="Times New Roman" w:hAnsi="Times New Roman" w:cs="Times New Roman"/>
-              </w:rPr>
-              <w:t>60</w:t>
-            </w:r>
-          </w:p>
-        </w:tc>
-        <w:tc>
-          <w:tcPr>
-            <w:tcW w:w="3000" w:type="dxa"/>
-          </w:tcPr>
-          <w:p>
-            <w:pPr>
-              <w:spacing w:after="0" w:line="240" w:lineRule="auto"/>
-            </w:pPr>
-            <w:r>
-              <w:rPr>
-                <w:rFonts w:ascii="Times New Roman" w:eastAsia="Times New Roman" w:hAnsi="Times New Roman" w:cs="Times New Roman"/>
-              </w:rPr>
-              <w:t>Планово-диспетчерский отдел</w:t>
-            </w:r>
-          </w:p>
-        </w:tc>
-        <w:tc>
-          <w:tcPr>
-            <w:tcW w:w="3000" w:type="dxa"/>
-          </w:tcPr>
-          <w:p>
-            <w:pPr>
-              <w:spacing w:after="0" w:line="240" w:lineRule="auto"/>
-            </w:pPr>
-            <w:r>
-              <w:rPr>
-                <w:rFonts w:ascii="Times New Roman" w:eastAsia="Times New Roman" w:hAnsi="Times New Roman" w:cs="Times New Roman"/>
-              </w:rPr>
-              <w:t>Ведущий специалист по учету</w:t>
-            </w:r>
-          </w:p>
-        </w:tc>
-        <w:tc>
-          <w:tcPr>
-            <w:tcW w:w="900" w:type="dxa"/>
-          </w:tcPr>
-          <w:p>
-            <w:pPr>
-              <w:spacing w:after="0" w:line="240" w:lineRule="auto"/>
-            </w:pPr>
-            <w:r>
-              <w:rPr>
-                <w:rFonts w:ascii="Times New Roman" w:eastAsia="Times New Roman" w:hAnsi="Times New Roman" w:cs="Times New Roman"/>
-              </w:rPr>
-              <w:t>1</w:t>
-            </w:r>
-          </w:p>
-        </w:tc>
-        <w:tc>
-          <w:tcPr>
-            <w:tcW w:w="1955" w:type="dxa"/>
-          </w:tcPr>
-          <w:p>
-            <w:pPr>
-              <w:spacing w:after="0" w:line="240" w:lineRule="auto"/>
-            </w:pPr>
-            <w:r>
-              <w:rPr>
-                <w:rFonts w:ascii="Times New Roman" w:eastAsia="Times New Roman" w:hAnsi="Times New Roman" w:cs="Times New Roman"/>
-              </w:rPr>
-              <w:t>4.4, 5.2</w:t>
-            </w:r>
-          </w:p>
-        </w:tc>
-      </w:tr>
-      <w:tr>
-        <w:trPr>
-          <w:cantSplit/>
-        </w:trPr>
-        <w:tc>
-          <w:tcPr>
-            <w:tcW w:w="500" w:type="dxa"/>
-          </w:tcPr>
-          <w:p>
-            <w:pPr>
-              <w:spacing w:after="0" w:line="240" w:lineRule="auto"/>
-              <w:jc w:val="center"/>
-            </w:pPr>
-            <w:r>
-              <w:rPr>
-                <w:rFonts w:ascii="Times New Roman" w:eastAsia="Times New Roman" w:hAnsi="Times New Roman" w:cs="Times New Roman"/>
-              </w:rPr>
-              <w:t>61</w:t>
-            </w:r>
-          </w:p>
-        </w:tc>
-        <w:tc>
-          <w:tcPr>
-            <w:tcW w:w="3000" w:type="dxa"/>
-          </w:tcPr>
-          <w:p>
-            <w:pPr>
-              <w:spacing w:after="0" w:line="240" w:lineRule="auto"/>
-            </w:pPr>
-            <w:r>
-              <w:rPr>
-                <w:rFonts w:ascii="Times New Roman" w:eastAsia="Times New Roman" w:hAnsi="Times New Roman" w:cs="Times New Roman"/>
-              </w:rPr>
-              <w:t>Склад</w:t>
-            </w:r>
-          </w:p>
-        </w:tc>
-        <w:tc>
-          <w:tcPr>
-            <w:tcW w:w="3000" w:type="dxa"/>
-          </w:tcPr>
-          <w:p>
-            <w:pPr>
-              <w:spacing w:after="0" w:line="240" w:lineRule="auto"/>
-            </w:pPr>
-            <w:r>
-              <w:rPr>
-                <w:rFonts w:ascii="Times New Roman" w:eastAsia="Times New Roman" w:hAnsi="Times New Roman" w:cs="Times New Roman"/>
-              </w:rPr>
-              <w:t>Оператор склада</w:t>
-            </w:r>
-          </w:p>
-        </w:tc>
-        <w:tc>
-          <w:tcPr>
-            <w:tcW w:w="900" w:type="dxa"/>
-          </w:tcPr>
-          <w:p>
-            <w:pPr>
-              <w:spacing w:after="0" w:line="240" w:lineRule="auto"/>
-            </w:pPr>
-            <w:r>
-              <w:rPr>
-                <w:rFonts w:ascii="Times New Roman" w:eastAsia="Times New Roman" w:hAnsi="Times New Roman" w:cs="Times New Roman"/>
-              </w:rPr>
-              <w:t>3</w:t>
-            </w:r>
-          </w:p>
-        </w:tc>
-        <w:tc>
-          <w:tcPr>
-            <w:tcW w:w="1955" w:type="dxa"/>
-          </w:tcPr>
-          <w:p>
-            <w:pPr>
-              <w:spacing w:after="0" w:line="240" w:lineRule="auto"/>
-            </w:pPr>
-            <w:r>
-              <w:rPr>
-                <w:rFonts w:ascii="Times New Roman" w:eastAsia="Times New Roman" w:hAnsi="Times New Roman" w:cs="Times New Roman"/>
-              </w:rPr>
-              <w:t>4.4, 5.1, 6.2</w:t>
-            </w:r>
-          </w:p>
-        </w:tc>
-      </w:tr>
-      <w:tr>
-        <w:trPr>
-          <w:cantSplit/>
-        </w:trPr>
-        <w:tc>
-          <w:tcPr>
-            <w:tcW w:w="500" w:type="dxa"/>
-          </w:tcPr>
-          <w:p>
-            <w:pPr>
-              <w:spacing w:after="0" w:line="240" w:lineRule="auto"/>
-              <w:jc w:val="center"/>
-            </w:pPr>
-            <w:r>
-              <w:rPr>
-                <w:rFonts w:ascii="Times New Roman" w:eastAsia="Times New Roman" w:hAnsi="Times New Roman" w:cs="Times New Roman"/>
-              </w:rPr>
-              <w:t>62</w:t>
-            </w:r>
-          </w:p>
-        </w:tc>
-        <w:tc>
-          <w:tcPr>
-            <w:tcW w:w="3000" w:type="dxa"/>
-          </w:tcPr>
-          <w:p>
-            <w:pPr>
-              <w:spacing w:after="0" w:line="240" w:lineRule="auto"/>
-            </w:pPr>
-            <w:r>
-              <w:rPr>
-                <w:rFonts w:ascii="Times New Roman" w:eastAsia="Times New Roman" w:hAnsi="Times New Roman" w:cs="Times New Roman"/>
-              </w:rPr>
-              <w:t>Склад</w:t>
-            </w:r>
-          </w:p>
-        </w:tc>
-        <w:tc>
-          <w:tcPr>
-            <w:tcW w:w="3000" w:type="dxa"/>
-          </w:tcPr>
-          <w:p>
-            <w:pPr>
-              <w:spacing w:after="0" w:line="240" w:lineRule="auto"/>
-            </w:pPr>
-            <w:r>
-              <w:rPr>
-                <w:rFonts w:ascii="Times New Roman" w:eastAsia="Times New Roman" w:hAnsi="Times New Roman" w:cs="Times New Roman"/>
-              </w:rPr>
-              <w:t>Кладовщик-комплектовщик</w:t>
-            </w:r>
-          </w:p>
-        </w:tc>
-        <w:tc>
-          <w:tcPr>
-            <w:tcW w:w="900" w:type="dxa"/>
-          </w:tcPr>
-          <w:p>
-            <w:pPr>
-              <w:spacing w:after="0" w:line="240" w:lineRule="auto"/>
-            </w:pPr>
-            <w:r>
-              <w:rPr>
-                <w:rFonts w:ascii="Times New Roman" w:eastAsia="Times New Roman" w:hAnsi="Times New Roman" w:cs="Times New Roman"/>
-              </w:rPr>
-              <w:t>5</w:t>
-            </w:r>
-          </w:p>
-        </w:tc>
-        <w:tc>
-          <w:tcPr>
-            <w:tcW w:w="1955" w:type="dxa"/>
-          </w:tcPr>
-          <w:p>
-            <w:pPr>
-              <w:spacing w:after="0" w:line="240" w:lineRule="auto"/>
-            </w:pPr>
-            <w:r>
-              <w:rPr>
-                <w:rFonts w:ascii="Times New Roman" w:eastAsia="Times New Roman" w:hAnsi="Times New Roman" w:cs="Times New Roman"/>
-              </w:rPr>
-              <w:t>4.3.1, 4.3.2, 4.4, 5.1, 6.2, 18.1</w:t>
-            </w:r>
-          </w:p>
-        </w:tc>
-      </w:tr>
-      <w:tr>
-        <w:trPr>
-          <w:cantSplit/>
-        </w:trPr>
-        <w:tc>
-          <w:tcPr>
-            <w:tcW w:w="500" w:type="dxa"/>
-          </w:tcPr>
-          <w:p>
-            <w:pPr>
-              <w:spacing w:after="0" w:line="240" w:lineRule="auto"/>
-              <w:jc w:val="center"/>
-            </w:pPr>
-            <w:r>
-              <w:rPr>
-                <w:rFonts w:ascii="Times New Roman" w:eastAsia="Times New Roman" w:hAnsi="Times New Roman" w:cs="Times New Roman"/>
-              </w:rPr>
-              <w:t>63</w:t>
-            </w:r>
-          </w:p>
-        </w:tc>
-        <w:tc>
-          <w:tcPr>
-            <w:tcW w:w="3000" w:type="dxa"/>
-          </w:tcPr>
-          <w:p>
-            <w:pPr>
-              <w:spacing w:after="0" w:line="240" w:lineRule="auto"/>
-            </w:pPr>
-            <w:r>
-              <w:rPr>
-                <w:rFonts w:ascii="Times New Roman" w:eastAsia="Times New Roman" w:hAnsi="Times New Roman" w:cs="Times New Roman"/>
-              </w:rPr>
-              <w:t>Склад</w:t>
-            </w:r>
-          </w:p>
-        </w:tc>
-        <w:tc>
-          <w:tcPr>
-            <w:tcW w:w="3000" w:type="dxa"/>
-          </w:tcPr>
-          <w:p>
-            <w:pPr>
-              <w:spacing w:after="0" w:line="240" w:lineRule="auto"/>
-            </w:pPr>
-            <w:r>
-              <w:rPr>
-                <w:rFonts w:ascii="Times New Roman" w:eastAsia="Times New Roman" w:hAnsi="Times New Roman" w:cs="Times New Roman"/>
-              </w:rPr>
-              <w:t>Старший кладовщик</w:t>
-            </w:r>
-          </w:p>
-        </w:tc>
-        <w:tc>
-          <w:tcPr>
-            <w:tcW w:w="900" w:type="dxa"/>
-          </w:tcPr>
-          <w:p>
-            <w:pPr>
-              <w:spacing w:after="0" w:line="240" w:lineRule="auto"/>
-            </w:pPr>
-            <w:r>
-              <w:rPr>
-                <w:rFonts w:ascii="Times New Roman" w:eastAsia="Times New Roman" w:hAnsi="Times New Roman" w:cs="Times New Roman"/>
-              </w:rPr>
-              <w:t>3</w:t>
-            </w:r>
-          </w:p>
-        </w:tc>
-        <w:tc>
-          <w:tcPr>
-            <w:tcW w:w="1955" w:type="dxa"/>
-          </w:tcPr>
-          <w:p>
-            <w:pPr>
-              <w:spacing w:after="0" w:line="240" w:lineRule="auto"/>
-            </w:pPr>
-            <w:r>
-              <w:rPr>
-                <w:rFonts w:ascii="Times New Roman" w:eastAsia="Times New Roman" w:hAnsi="Times New Roman" w:cs="Times New Roman"/>
-              </w:rPr>
-              <w:t>4.4, 5.1, 6.2</w:t>
-            </w:r>
-          </w:p>
-        </w:tc>
-      </w:tr>
-      <w:tr>
-        <w:trPr>
-          <w:cantSplit/>
-        </w:trPr>
-        <w:tc>
-          <w:tcPr>
-            <w:tcW w:w="500" w:type="dxa"/>
-          </w:tcPr>
-          <w:p>
-            <w:pPr>
-              <w:spacing w:after="0" w:line="240" w:lineRule="auto"/>
-              <w:jc w:val="center"/>
-            </w:pPr>
-            <w:r>
-              <w:rPr>
-                <w:rFonts w:ascii="Times New Roman" w:eastAsia="Times New Roman" w:hAnsi="Times New Roman" w:cs="Times New Roman"/>
-              </w:rPr>
-              <w:t>64</w:t>
-            </w:r>
-          </w:p>
-        </w:tc>
-        <w:tc>
-          <w:tcPr>
-            <w:tcW w:w="3000" w:type="dxa"/>
-          </w:tcPr>
-          <w:p>
-            <w:pPr>
-              <w:spacing w:after="0" w:line="240" w:lineRule="auto"/>
-            </w:pPr>
-            <w:r>
-              <w:rPr>
-                <w:rFonts w:ascii="Times New Roman" w:eastAsia="Times New Roman" w:hAnsi="Times New Roman" w:cs="Times New Roman"/>
-              </w:rPr>
-              <w:t>Склад</w:t>
-            </w:r>
-          </w:p>
-        </w:tc>
-        <w:tc>
-          <w:tcPr>
-            <w:tcW w:w="3000" w:type="dxa"/>
-          </w:tcPr>
-          <w:p>
-            <w:pPr>
-              <w:spacing w:after="0" w:line="240" w:lineRule="auto"/>
-            </w:pPr>
-            <w:r>
-              <w:rPr>
-                <w:rFonts w:ascii="Times New Roman" w:eastAsia="Times New Roman" w:hAnsi="Times New Roman" w:cs="Times New Roman"/>
-              </w:rPr>
-              <w:t>Лаборант</w:t>
-            </w:r>
-          </w:p>
-        </w:tc>
-        <w:tc>
-          <w:tcPr>
-            <w:tcW w:w="900" w:type="dxa"/>
-          </w:tcPr>
-          <w:p>
-            <w:pPr>
-              <w:spacing w:after="0" w:line="240" w:lineRule="auto"/>
-            </w:pPr>
-            <w:r>
-              <w:rPr>
-                <w:rFonts w:ascii="Times New Roman" w:eastAsia="Times New Roman" w:hAnsi="Times New Roman" w:cs="Times New Roman"/>
-              </w:rPr>
-              <w:t>1</w:t>
-            </w:r>
-          </w:p>
-        </w:tc>
-        <w:tc>
-          <w:tcPr>
-            <w:tcW w:w="1955" w:type="dxa"/>
-          </w:tcPr>
-          <w:p>
-            <w:pPr>
-              <w:spacing w:after="0" w:line="240" w:lineRule="auto"/>
-            </w:pPr>
-            <w:r>
-              <w:rPr>
-                <w:rFonts w:ascii="Times New Roman" w:eastAsia="Times New Roman" w:hAnsi="Times New Roman" w:cs="Times New Roman"/>
-              </w:rPr>
-              <w:t>1.49.2, 1.49.14, 1.50, 4.3.1, 4.4, 6.2</w:t>
-            </w:r>
-          </w:p>
-        </w:tc>
-      </w:tr>
-      <w:tr>
-        <w:trPr>
-          <w:cantSplit/>
-        </w:trPr>
-        <w:tc>
-          <w:tcPr>
-            <w:tcW w:w="500" w:type="dxa"/>
-          </w:tcPr>
-          <w:p>
-            <w:pPr>
-              <w:spacing w:after="0" w:line="240" w:lineRule="auto"/>
-              <w:jc w:val="center"/>
-            </w:pPr>
-            <w:r>
-              <w:rPr>
-                <w:rFonts w:ascii="Times New Roman" w:eastAsia="Times New Roman" w:hAnsi="Times New Roman" w:cs="Times New Roman"/>
-              </w:rPr>
-              <w:t>65</w:t>
-            </w:r>
-          </w:p>
-        </w:tc>
-        <w:tc>
-          <w:tcPr>
-            <w:tcW w:w="3000" w:type="dxa"/>
-          </w:tcPr>
-          <w:p>
-            <w:pPr>
-              <w:spacing w:after="0" w:line="240" w:lineRule="auto"/>
-            </w:pPr>
-            <w:r>
-              <w:rPr>
-                <w:rFonts w:ascii="Times New Roman" w:eastAsia="Times New Roman" w:hAnsi="Times New Roman" w:cs="Times New Roman"/>
-              </w:rPr>
-              <w:t>Склад</w:t>
-            </w:r>
-          </w:p>
-        </w:tc>
-        <w:tc>
-          <w:tcPr>
-            <w:tcW w:w="3000" w:type="dxa"/>
-          </w:tcPr>
-          <w:p>
-            <w:pPr>
-              <w:spacing w:after="0" w:line="240" w:lineRule="auto"/>
-            </w:pPr>
-            <w:r>
-              <w:rPr>
-                <w:rFonts w:ascii="Times New Roman" w:eastAsia="Times New Roman" w:hAnsi="Times New Roman" w:cs="Times New Roman"/>
-              </w:rPr>
-              <w:t>Кладовщик</w:t>
-            </w:r>
-          </w:p>
-        </w:tc>
-        <w:tc>
-          <w:tcPr>
-            <w:tcW w:w="900" w:type="dxa"/>
-          </w:tcPr>
-          <w:p>
-            <w:pPr>
-              <w:spacing w:after="0" w:line="240" w:lineRule="auto"/>
-            </w:pPr>
-            <w:r>
-              <w:rPr>
-                <w:rFonts w:ascii="Times New Roman" w:eastAsia="Times New Roman" w:hAnsi="Times New Roman" w:cs="Times New Roman"/>
-              </w:rPr>
-              <w:t>5</w:t>
             </w:r>
           </w:p>
         </w:tc>

--- a/МО 19.10.2026/Приказ_ПМО_выездной_Руднево_Машково_2026 (ред. 19.10.2026).docx
+++ b/МО 19.10.2026/Приказ_ПМО_выездной_Руднево_Машково_2026 (ред. 19.10.2026).docx
@@ -14106,103 +14106,103 @@
               <w:rPr>
                 <w:rFonts w:ascii="Times New Roman" w:eastAsia="Times New Roman" w:hAnsi="Times New Roman" w:cs="Times New Roman"/>
               </w:rPr>
+              <w:t>Ермакова Наталья Васильевна</w:t>
+            </w:r>
+          </w:p>
+        </w:tc>
+        <w:tc>
+          <w:tcPr>
+            <w:tcW w:w="2250" w:type="dxa"/>
+          </w:tcPr>
+          <w:p>
+            <w:pPr>
+              <w:spacing w:after="0" w:line="240" w:lineRule="auto"/>
+            </w:pPr>
+            <w:r>
+              <w:rPr>
+                <w:rFonts w:ascii="Times New Roman" w:eastAsia="Times New Roman" w:hAnsi="Times New Roman" w:cs="Times New Roman"/>
+              </w:rPr>
+              <w:t>Контролер 1 категории</w:t>
+            </w:r>
+          </w:p>
+        </w:tc>
+        <w:tc>
+          <w:tcPr>
+            <w:tcW w:w="1900" w:type="dxa"/>
+          </w:tcPr>
+          <w:p>
+            <w:pPr>
+              <w:spacing w:after="0" w:line="240" w:lineRule="auto"/>
+            </w:pPr>
+            <w:r>
+              <w:rPr>
+                <w:rFonts w:ascii="Times New Roman" w:eastAsia="Times New Roman" w:hAnsi="Times New Roman" w:cs="Times New Roman"/>
+              </w:rPr>
+              <w:t>Отдел технического контроля</w:t>
+            </w:r>
+          </w:p>
+        </w:tc>
+        <w:tc>
+          <w:tcPr>
+            <w:tcW w:w="1355" w:type="dxa"/>
+          </w:tcPr>
+          <w:p>
+            <w:pPr>
+              <w:spacing w:after="0" w:line="240" w:lineRule="auto"/>
+            </w:pPr>
+            <w:r>
+              <w:rPr>
+                <w:rFonts w:ascii="Times New Roman" w:eastAsia="Times New Roman" w:hAnsi="Times New Roman" w:cs="Times New Roman"/>
+              </w:rPr>
+              <w:t>4.4, 5.2</w:t>
+            </w:r>
+          </w:p>
+        </w:tc>
+        <w:tc>
+          <w:tcPr>
+            <w:tcW w:w="1150" w:type="dxa"/>
+          </w:tcPr>
+          <w:p>
+            <w:pPr>
+              <w:spacing w:after="0" w:line="240" w:lineRule="auto"/>
+            </w:pPr>
+          </w:p>
+        </w:tc>
+      </w:tr>
+      <w:tr>
+        <w:trPr>
+          <w:cantSplit/>
+        </w:trPr>
+        <w:tc>
+          <w:tcPr>
+            <w:tcW w:w="450" w:type="dxa"/>
+          </w:tcPr>
+          <w:p>
+            <w:pPr>
+              <w:spacing w:after="0" w:line="240" w:lineRule="auto"/>
+              <w:jc w:val="center"/>
+            </w:pPr>
+            <w:r>
+              <w:rPr>
+                <w:rFonts w:ascii="Times New Roman" w:eastAsia="Times New Roman" w:hAnsi="Times New Roman" w:cs="Times New Roman"/>
+              </w:rPr>
+              <w:t>76</w:t>
+            </w:r>
+          </w:p>
+        </w:tc>
+        <w:tc>
+          <w:tcPr>
+            <w:tcW w:w="2250" w:type="dxa"/>
+          </w:tcPr>
+          <w:p>
+            <w:pPr>
+              <w:spacing w:after="0" w:line="240" w:lineRule="auto"/>
+            </w:pPr>
+            <w:r>
+              <w:rPr>
+                <w:rFonts w:ascii="Times New Roman" w:eastAsia="Times New Roman" w:hAnsi="Times New Roman" w:cs="Times New Roman"/>
+              </w:rPr>
               <w:t>Райкова Ирина Алексеевна</w:t>
-            </w:r>
-          </w:p>
-        </w:tc>
-        <w:tc>
-          <w:tcPr>
-            <w:tcW w:w="2250" w:type="dxa"/>
-          </w:tcPr>
-          <w:p>
-            <w:pPr>
-              <w:spacing w:after="0" w:line="240" w:lineRule="auto"/>
-            </w:pPr>
-            <w:r>
-              <w:rPr>
-                <w:rFonts w:ascii="Times New Roman" w:eastAsia="Times New Roman" w:hAnsi="Times New Roman" w:cs="Times New Roman"/>
-              </w:rPr>
-              <w:t>Контролер 1 категории</w:t>
-            </w:r>
-          </w:p>
-        </w:tc>
-        <w:tc>
-          <w:tcPr>
-            <w:tcW w:w="1900" w:type="dxa"/>
-          </w:tcPr>
-          <w:p>
-            <w:pPr>
-              <w:spacing w:after="0" w:line="240" w:lineRule="auto"/>
-            </w:pPr>
-            <w:r>
-              <w:rPr>
-                <w:rFonts w:ascii="Times New Roman" w:eastAsia="Times New Roman" w:hAnsi="Times New Roman" w:cs="Times New Roman"/>
-              </w:rPr>
-              <w:t>Отдел технического контроля</w:t>
-            </w:r>
-          </w:p>
-        </w:tc>
-        <w:tc>
-          <w:tcPr>
-            <w:tcW w:w="1355" w:type="dxa"/>
-          </w:tcPr>
-          <w:p>
-            <w:pPr>
-              <w:spacing w:after="0" w:line="240" w:lineRule="auto"/>
-            </w:pPr>
-            <w:r>
-              <w:rPr>
-                <w:rFonts w:ascii="Times New Roman" w:eastAsia="Times New Roman" w:hAnsi="Times New Roman" w:cs="Times New Roman"/>
-              </w:rPr>
-              <w:t>4.4, 5.2</w:t>
-            </w:r>
-          </w:p>
-        </w:tc>
-        <w:tc>
-          <w:tcPr>
-            <w:tcW w:w="1150" w:type="dxa"/>
-          </w:tcPr>
-          <w:p>
-            <w:pPr>
-              <w:spacing w:after="0" w:line="240" w:lineRule="auto"/>
-            </w:pPr>
-          </w:p>
-        </w:tc>
-      </w:tr>
-      <w:tr>
-        <w:trPr>
-          <w:cantSplit/>
-        </w:trPr>
-        <w:tc>
-          <w:tcPr>
-            <w:tcW w:w="450" w:type="dxa"/>
-          </w:tcPr>
-          <w:p>
-            <w:pPr>
-              <w:spacing w:after="0" w:line="240" w:lineRule="auto"/>
-              <w:jc w:val="center"/>
-            </w:pPr>
-            <w:r>
-              <w:rPr>
-                <w:rFonts w:ascii="Times New Roman" w:eastAsia="Times New Roman" w:hAnsi="Times New Roman" w:cs="Times New Roman"/>
-              </w:rPr>
-              <w:t>76</w:t>
-            </w:r>
-          </w:p>
-        </w:tc>
-        <w:tc>
-          <w:tcPr>
-            <w:tcW w:w="2250" w:type="dxa"/>
-          </w:tcPr>
-          <w:p>
-            <w:pPr>
-              <w:spacing w:after="0" w:line="240" w:lineRule="auto"/>
-            </w:pPr>
-            <w:r>
-              <w:rPr>
-                <w:rFonts w:ascii="Times New Roman" w:eastAsia="Times New Roman" w:hAnsi="Times New Roman" w:cs="Times New Roman"/>
-              </w:rPr>
-              <w:t>Ермакова Наталья Васильевна</w:t>
             </w:r>
           </w:p>
         </w:tc>

--- a/МО 19.10.2026/Приказ_ПМО_выездной_Руднево_Машково_2026 (ред. 19.10.2026).docx
+++ b/МО 19.10.2026/Приказ_ПМО_выездной_Руднево_Машково_2026 (ред. 19.10.2026).docx
@@ -558,7 +558,7 @@
           <w:szCs w:val="28"/>
         </w:rPr>
         <w:lastRenderedPageBreak/>
-        <w:t>6. Начальнику отдела делопроизводства Мельниковой О.М. довести настоящий приказ до сведения лиц, указанных в нем, посредством информационной системы 1С:Документооборот.</w:t>
+        <w:t>6. Начальнику отдела делопроизводства Мельниковой О.М. довести настоящий приказ до сведения лиц, указанных в нем посредством информационной системы 1С:Документооборот.</w:t>
       </w:r>
     </w:p>
     <w:p>

--- a/МО 19.10.2026/Приказ_ПМО_выездной_Руднево_Машково_2026 (ред. 19.10.2026).docx
+++ b/МО 19.10.2026/Приказ_ПМО_выездной_Руднево_Машково_2026 (ред. 19.10.2026).docx
@@ -1293,7 +1293,7 @@
                 <w:sz w:val="28"/>
                 <w:szCs w:val="28"/>
               </w:rPr>
-              <w:t xml:space="preserve">Айкешева А.К</w:t>
+              <w:t xml:space="preserve">Айкешева А.К.</w:t>
             </w:r>
           </w:p>
         </w:tc>

--- a/МО 19.10.2026/Приказ_ПМО_выездной_Руднево_Машково_2026 (ред. 19.10.2026).docx
+++ b/МО 19.10.2026/Приказ_ПМО_выездной_Руднево_Машково_2026 (ред. 19.10.2026).docx
@@ -17319,7 +17319,7 @@
               <w:rPr>
                 <w:rFonts w:ascii="Times New Roman" w:eastAsia="Times New Roman" w:hAnsi="Times New Roman" w:cs="Times New Roman"/>
               </w:rPr>
-              <w:t>4.3.1, 4.3.2, 4.4, 5.1, 6.2, 18.1</w:t>
+              <w:t>4.3.1, 4.3.2, 4.4, 5.1, 6.2</w:t>
             </w:r>
           </w:p>
         </w:tc>
@@ -17799,7 +17799,7 @@
               <w:rPr>
                 <w:rFonts w:ascii="Times New Roman" w:eastAsia="Times New Roman" w:hAnsi="Times New Roman" w:cs="Times New Roman"/>
               </w:rPr>
-              <w:t>4.3.1, 4.3.2, 4.4, 5.1, 6.2, 18.1</w:t>
+              <w:t>4.3.1, 4.3.2, 4.4, 5.1, 6.2, 18.1, 18.2</w:t>
             </w:r>
           </w:p>
         </w:tc>
@@ -18087,7 +18087,7 @@
               <w:rPr>
                 <w:rFonts w:ascii="Times New Roman" w:eastAsia="Times New Roman" w:hAnsi="Times New Roman" w:cs="Times New Roman"/>
               </w:rPr>
-              <w:t>4.3.1, 4.3.2, 4.4, 5.1, 6.2, 18.1</w:t>
+              <w:t>4.3.1, 4.3.2, 4.4, 5.1, 6.2</w:t>
             </w:r>
           </w:p>
         </w:tc>
@@ -18279,7 +18279,7 @@
               <w:rPr>
                 <w:rFonts w:ascii="Times New Roman" w:eastAsia="Times New Roman" w:hAnsi="Times New Roman" w:cs="Times New Roman"/>
               </w:rPr>
-              <w:t>4.3.1, 4.3.2, 4.4, 5.1, 6.2, 18.1</w:t>
+              <w:t>4.3.1, 4.3.2, 4.4, 5.1, 6.2</w:t>
             </w:r>
           </w:p>
         </w:tc>
@@ -18375,7 +18375,7 @@
               <w:rPr>
                 <w:rFonts w:ascii="Times New Roman" w:eastAsia="Times New Roman" w:hAnsi="Times New Roman" w:cs="Times New Roman"/>
               </w:rPr>
-              <w:t>4.4, 5.1, 6.2</w:t>
+              <w:t>4.4, 5.1, 6.2, 18.1, 18.2</w:t>
             </w:r>
           </w:p>
         </w:tc>
@@ -18855,7 +18855,7 @@
               <w:rPr>
                 <w:rFonts w:ascii="Times New Roman" w:eastAsia="Times New Roman" w:hAnsi="Times New Roman" w:cs="Times New Roman"/>
               </w:rPr>
-              <w:t>4.3.1, 4.3.2, 4.4, 5.1, 6.2, 18.1</w:t>
+              <w:t>4.3.1, 4.3.2, 4.4, 5.1, 6.2</w:t>
             </w:r>
           </w:p>
         </w:tc>
@@ -28932,7 +28932,7 @@
               <w:rPr>
                 <w:rFonts w:ascii="Times New Roman" w:eastAsia="Times New Roman" w:hAnsi="Times New Roman" w:cs="Times New Roman"/>
               </w:rPr>
-              <w:t>5</w:t>
+              <w:t>4</w:t>
             </w:r>
           </w:p>
         </w:tc>
@@ -28948,7 +28948,7 @@
               <w:rPr>
                 <w:rFonts w:ascii="Times New Roman" w:eastAsia="Times New Roman" w:hAnsi="Times New Roman" w:cs="Times New Roman"/>
               </w:rPr>
-              <w:t>4.3.1, 4.3.2, 4.4, 5.1, 6.2, 18.1</w:t>
+              <w:t>4.3.1, 4.3.2, 4.4, 5.1, 6.2</w:t>
             </w:r>
           </w:p>
         </w:tc>
@@ -29018,7 +29018,7 @@
               <w:rPr>
                 <w:rFonts w:ascii="Times New Roman" w:eastAsia="Times New Roman" w:hAnsi="Times New Roman" w:cs="Times New Roman"/>
               </w:rPr>
-              <w:t>3</w:t>
+              <w:t>2</w:t>
             </w:r>
           </w:p>
         </w:tc>
@@ -29260,7 +29260,7 @@
               <w:rPr>
                 <w:rFonts w:ascii="Times New Roman" w:eastAsia="Times New Roman" w:hAnsi="Times New Roman" w:cs="Times New Roman"/>
               </w:rPr>
-              <w:t>Оператор склада</w:t>
+              <w:t>Кладовщик-комплектовщик</w:t>
             </w:r>
           </w:p>
         </w:tc>
@@ -29276,7 +29276,7 @@
               <w:rPr>
                 <w:rFonts w:ascii="Times New Roman" w:eastAsia="Times New Roman" w:hAnsi="Times New Roman" w:cs="Times New Roman"/>
               </w:rPr>
-              <w:t>3</w:t>
+              <w:t>1</w:t>
             </w:r>
           </w:p>
         </w:tc>
@@ -29292,7 +29292,7 @@
               <w:rPr>
                 <w:rFonts w:ascii="Times New Roman" w:eastAsia="Times New Roman" w:hAnsi="Times New Roman" w:cs="Times New Roman"/>
               </w:rPr>
-              <w:t>4.4, 5.1, 6.2</w:t>
+              <w:t>4.3.1, 4.3.2, 4.4, 5.1, 6.2, 18.1, 18.2</w:t>
             </w:r>
           </w:p>
         </w:tc>
@@ -29330,7 +29330,7 @@
               <w:rPr>
                 <w:rFonts w:ascii="Times New Roman" w:eastAsia="Times New Roman" w:hAnsi="Times New Roman" w:cs="Times New Roman"/>
               </w:rPr>
-              <w:t>Слесарный участок</w:t>
+              <w:t>Склад</w:t>
             </w:r>
           </w:p>
         </w:tc>
@@ -29346,7 +29346,7 @@
               <w:rPr>
                 <w:rFonts w:ascii="Times New Roman" w:eastAsia="Times New Roman" w:hAnsi="Times New Roman" w:cs="Times New Roman"/>
               </w:rPr>
-              <w:t>Слесарь механосборочных работ 6 разряда</w:t>
+              <w:t>Оператор склада</w:t>
             </w:r>
           </w:p>
         </w:tc>
@@ -29362,7 +29362,7 @@
               <w:rPr>
                 <w:rFonts w:ascii="Times New Roman" w:eastAsia="Times New Roman" w:hAnsi="Times New Roman" w:cs="Times New Roman"/>
               </w:rPr>
-              <w:t>5</w:t>
+              <w:t>3</w:t>
             </w:r>
           </w:p>
         </w:tc>
@@ -29378,7 +29378,7 @@
               <w:rPr>
                 <w:rFonts w:ascii="Times New Roman" w:eastAsia="Times New Roman" w:hAnsi="Times New Roman" w:cs="Times New Roman"/>
               </w:rPr>
-              <w:t>4.3.1, 4.3.2, 4.4, 5.1, 15</w:t>
+              <w:t>4.4, 5.1, 6.2</w:t>
             </w:r>
           </w:p>
         </w:tc>
@@ -29416,7 +29416,7 @@
               <w:rPr>
                 <w:rFonts w:ascii="Times New Roman" w:eastAsia="Times New Roman" w:hAnsi="Times New Roman" w:cs="Times New Roman"/>
               </w:rPr>
-              <w:t>Слесарный участок</w:t>
+              <w:t>Склад</w:t>
             </w:r>
           </w:p>
         </w:tc>
@@ -29432,7 +29432,7 @@
               <w:rPr>
                 <w:rFonts w:ascii="Times New Roman" w:eastAsia="Times New Roman" w:hAnsi="Times New Roman" w:cs="Times New Roman"/>
               </w:rPr>
-              <w:t>Слесарь механосборочных работ 4 разряда</w:t>
+              <w:t>Старший кладовщик</w:t>
             </w:r>
           </w:p>
         </w:tc>
@@ -29448,7 +29448,7 @@
               <w:rPr>
                 <w:rFonts w:ascii="Times New Roman" w:eastAsia="Times New Roman" w:hAnsi="Times New Roman" w:cs="Times New Roman"/>
               </w:rPr>
-              <w:t>4</w:t>
+              <w:t>1</w:t>
             </w:r>
           </w:p>
         </w:tc>
@@ -29464,7 +29464,7 @@
               <w:rPr>
                 <w:rFonts w:ascii="Times New Roman" w:eastAsia="Times New Roman" w:hAnsi="Times New Roman" w:cs="Times New Roman"/>
               </w:rPr>
-              <w:t>4.3.1, 4.3.2, 4.4, 5.1, 15</w:t>
+              <w:t>4.4, 5.1, 6.2, 18.1, 18.2</w:t>
             </w:r>
           </w:p>
         </w:tc>
@@ -29518,7 +29518,7 @@
               <w:rPr>
                 <w:rFonts w:ascii="Times New Roman" w:eastAsia="Times New Roman" w:hAnsi="Times New Roman" w:cs="Times New Roman"/>
               </w:rPr>
-              <w:t>Слесарь механосборочных работ 5 разряда</w:t>
+              <w:t>Слесарь механосборочных работ 6 разряда</w:t>
             </w:r>
           </w:p>
         </w:tc>
@@ -29534,7 +29534,7 @@
               <w:rPr>
                 <w:rFonts w:ascii="Times New Roman" w:eastAsia="Times New Roman" w:hAnsi="Times New Roman" w:cs="Times New Roman"/>
               </w:rPr>
-              <w:t>3</w:t>
+              <w:t>5</w:t>
             </w:r>
           </w:p>
         </w:tc>
@@ -29588,7 +29588,7 @@
               <w:rPr>
                 <w:rFonts w:ascii="Times New Roman" w:eastAsia="Times New Roman" w:hAnsi="Times New Roman" w:cs="Times New Roman"/>
               </w:rPr>
-              <w:t>Служба главного инженера</w:t>
+              <w:t>Слесарный участок</w:t>
             </w:r>
           </w:p>
         </w:tc>
@@ -29604,7 +29604,7 @@
               <w:rPr>
                 <w:rFonts w:ascii="Times New Roman" w:eastAsia="Times New Roman" w:hAnsi="Times New Roman" w:cs="Times New Roman"/>
               </w:rPr>
-              <w:t>Электромонтер по ремонту и обслуживанию электрооборудования 5 разряда</w:t>
+              <w:t>Слесарь механосборочных работ 4 разряда</w:t>
             </w:r>
           </w:p>
         </w:tc>
@@ -29620,7 +29620,7 @@
               <w:rPr>
                 <w:rFonts w:ascii="Times New Roman" w:eastAsia="Times New Roman" w:hAnsi="Times New Roman" w:cs="Times New Roman"/>
               </w:rPr>
-              <w:t>1</w:t>
+              <w:t>4</w:t>
             </w:r>
           </w:p>
         </w:tc>
@@ -29636,7 +29636,7 @@
               <w:rPr>
                 <w:rFonts w:ascii="Times New Roman" w:eastAsia="Times New Roman" w:hAnsi="Times New Roman" w:cs="Times New Roman"/>
               </w:rPr>
-              <w:t>4.2.3, 4.3.1, 4.3.2, 4.4, 5.1, 5.2, 6.2, 9</w:t>
+              <w:t>4.3.1, 4.3.2, 4.4, 5.1, 15</w:t>
             </w:r>
           </w:p>
         </w:tc>
@@ -29674,7 +29674,7 @@
               <w:rPr>
                 <w:rFonts w:ascii="Times New Roman" w:eastAsia="Times New Roman" w:hAnsi="Times New Roman" w:cs="Times New Roman"/>
               </w:rPr>
-              <w:t>Служба главного инженера</w:t>
+              <w:t>Слесарный участок</w:t>
             </w:r>
           </w:p>
         </w:tc>
@@ -29690,7 +29690,7 @@
               <w:rPr>
                 <w:rFonts w:ascii="Times New Roman" w:eastAsia="Times New Roman" w:hAnsi="Times New Roman" w:cs="Times New Roman"/>
               </w:rPr>
-              <w:t>Электромонтер по ремонту и обслуживанию электрооборудования 4 разряда</w:t>
+              <w:t>Слесарь механосборочных работ 5 разряда</w:t>
             </w:r>
           </w:p>
         </w:tc>
@@ -29706,7 +29706,7 @@
               <w:rPr>
                 <w:rFonts w:ascii="Times New Roman" w:eastAsia="Times New Roman" w:hAnsi="Times New Roman" w:cs="Times New Roman"/>
               </w:rPr>
-              <w:t>2</w:t>
+              <w:t>3</w:t>
             </w:r>
           </w:p>
         </w:tc>
@@ -29722,7 +29722,7 @@
               <w:rPr>
                 <w:rFonts w:ascii="Times New Roman" w:eastAsia="Times New Roman" w:hAnsi="Times New Roman" w:cs="Times New Roman"/>
               </w:rPr>
-              <w:t>4.2.3, 4.3.1, 4.3.2, 4.4, 5.1, 5.2, 6.2, 9</w:t>
+              <w:t>4.3.1, 4.3.2, 4.4, 5.1, 15</w:t>
             </w:r>
           </w:p>
         </w:tc>
@@ -29776,7 +29776,7 @@
               <w:rPr>
                 <w:rFonts w:ascii="Times New Roman" w:eastAsia="Times New Roman" w:hAnsi="Times New Roman" w:cs="Times New Roman"/>
               </w:rPr>
-              <w:t>Инженер-электрик</w:t>
+              <w:t>Электромонтер по ремонту и обслуживанию электрооборудования 5 разряда</w:t>
             </w:r>
           </w:p>
         </w:tc>
@@ -29862,7 +29862,7 @@
               <w:rPr>
                 <w:rFonts w:ascii="Times New Roman" w:eastAsia="Times New Roman" w:hAnsi="Times New Roman" w:cs="Times New Roman"/>
               </w:rPr>
-              <w:t>Рабочий по комплексному обслуживанию и ремонту зданий 3 разряда</w:t>
+              <w:t>Электромонтер по ремонту и обслуживанию электрооборудования 4 разряда</w:t>
             </w:r>
           </w:p>
         </w:tc>
@@ -29878,7 +29878,7 @@
               <w:rPr>
                 <w:rFonts w:ascii="Times New Roman" w:eastAsia="Times New Roman" w:hAnsi="Times New Roman" w:cs="Times New Roman"/>
               </w:rPr>
-              <w:t>3</w:t>
+              <w:t>2</w:t>
             </w:r>
           </w:p>
         </w:tc>
@@ -29894,7 +29894,7 @@
               <w:rPr>
                 <w:rFonts w:ascii="Times New Roman" w:eastAsia="Times New Roman" w:hAnsi="Times New Roman" w:cs="Times New Roman"/>
               </w:rPr>
-              <w:t>4.3.1, 4.4, 4.7, 4.8, 5.1, 6.1</w:t>
+              <w:t>4.2.3, 4.3.1, 4.3.2, 4.4, 5.1, 5.2, 6.2, 9</w:t>
             </w:r>
           </w:p>
         </w:tc>
@@ -29948,7 +29948,7 @@
               <w:rPr>
                 <w:rFonts w:ascii="Times New Roman" w:eastAsia="Times New Roman" w:hAnsi="Times New Roman" w:cs="Times New Roman"/>
               </w:rPr>
-              <w:t>Главный энергетик</w:t>
+              <w:t>Инженер-электрик</w:t>
             </w:r>
           </w:p>
         </w:tc>
@@ -29980,7 +29980,7 @@
               <w:rPr>
                 <w:rFonts w:ascii="Times New Roman" w:eastAsia="Times New Roman" w:hAnsi="Times New Roman" w:cs="Times New Roman"/>
               </w:rPr>
-              <w:t>4.4, 5.2, 6.2</w:t>
+              <w:t>4.2.3, 4.3.1, 4.3.2, 4.4, 5.1, 5.2, 6.2, 9</w:t>
             </w:r>
           </w:p>
         </w:tc>
@@ -30034,7 +30034,7 @@
               <w:rPr>
                 <w:rFonts w:ascii="Times New Roman" w:eastAsia="Times New Roman" w:hAnsi="Times New Roman" w:cs="Times New Roman"/>
               </w:rPr>
-              <w:t>Инженер по эксплуатации зданий и сооружений</w:t>
+              <w:t>Рабочий по комплексному обслуживанию и ремонту зданий 3 разряда</w:t>
             </w:r>
           </w:p>
         </w:tc>
@@ -30050,7 +30050,7 @@
               <w:rPr>
                 <w:rFonts w:ascii="Times New Roman" w:eastAsia="Times New Roman" w:hAnsi="Times New Roman" w:cs="Times New Roman"/>
               </w:rPr>
-              <w:t>1</w:t>
+              <w:t>3</w:t>
             </w:r>
           </w:p>
         </w:tc>
@@ -30066,7 +30066,7 @@
               <w:rPr>
                 <w:rFonts w:ascii="Times New Roman" w:eastAsia="Times New Roman" w:hAnsi="Times New Roman" w:cs="Times New Roman"/>
               </w:rPr>
-              <w:t>4.3.1, 4.4, 5.1, 5.2, 6.2</w:t>
+              <w:t>4.3.1, 4.4, 4.7, 4.8, 5.1, 6.1</w:t>
             </w:r>
           </w:p>
         </w:tc>
@@ -30120,7 +30120,7 @@
               <w:rPr>
                 <w:rFonts w:ascii="Times New Roman" w:eastAsia="Times New Roman" w:hAnsi="Times New Roman" w:cs="Times New Roman"/>
               </w:rPr>
-              <w:t>Разнорабочий</w:t>
+              <w:t>Главный энергетик</w:t>
             </w:r>
           </w:p>
         </w:tc>
@@ -30136,7 +30136,7 @@
               <w:rPr>
                 <w:rFonts w:ascii="Times New Roman" w:eastAsia="Times New Roman" w:hAnsi="Times New Roman" w:cs="Times New Roman"/>
               </w:rPr>
-              <w:t>2</w:t>
+              <w:t>1</w:t>
             </w:r>
           </w:p>
         </w:tc>
@@ -30152,7 +30152,7 @@
               <w:rPr>
                 <w:rFonts w:ascii="Times New Roman" w:eastAsia="Times New Roman" w:hAnsi="Times New Roman" w:cs="Times New Roman"/>
               </w:rPr>
-              <w:t>4.3.1, 4.4, 4.7, 4.8, 5.1, 6.1</w:t>
+              <w:t>4.4, 5.2, 6.2</w:t>
             </w:r>
           </w:p>
         </w:tc>
@@ -30206,7 +30206,7 @@
               <w:rPr>
                 <w:rFonts w:ascii="Times New Roman" w:eastAsia="Times New Roman" w:hAnsi="Times New Roman" w:cs="Times New Roman"/>
               </w:rPr>
-              <w:t>Главный механик</w:t>
+              <w:t>Инженер по эксплуатации зданий и сооружений</w:t>
             </w:r>
           </w:p>
         </w:tc>
@@ -30238,7 +30238,7 @@
               <w:rPr>
                 <w:rFonts w:ascii="Times New Roman" w:eastAsia="Times New Roman" w:hAnsi="Times New Roman" w:cs="Times New Roman"/>
               </w:rPr>
-              <w:t>4.4, 5.2, 6.2</w:t>
+              <w:t>4.3.1, 4.4, 5.1, 5.2, 6.2</w:t>
             </w:r>
           </w:p>
         </w:tc>
@@ -30292,7 +30292,7 @@
               <w:rPr>
                 <w:rFonts w:ascii="Times New Roman" w:eastAsia="Times New Roman" w:hAnsi="Times New Roman" w:cs="Times New Roman"/>
               </w:rPr>
-              <w:t>Механик</w:t>
+              <w:t>Разнорабочий</w:t>
             </w:r>
           </w:p>
         </w:tc>
@@ -30308,7 +30308,7 @@
               <w:rPr>
                 <w:rFonts w:ascii="Times New Roman" w:eastAsia="Times New Roman" w:hAnsi="Times New Roman" w:cs="Times New Roman"/>
               </w:rPr>
-              <w:t>1</w:t>
+              <w:t>2</w:t>
             </w:r>
           </w:p>
         </w:tc>
@@ -30324,7 +30324,7 @@
               <w:rPr>
                 <w:rFonts w:ascii="Times New Roman" w:eastAsia="Times New Roman" w:hAnsi="Times New Roman" w:cs="Times New Roman"/>
               </w:rPr>
-              <w:t>1.50, 4.3.2, 4.4, 4.7, 4.8, 5.1, 5.2, 6.2, 15</w:t>
+              <w:t>4.3.1, 4.4, 4.7, 4.8, 5.1, 6.1</w:t>
             </w:r>
           </w:p>
         </w:tc>
@@ -30378,7 +30378,7 @@
               <w:rPr>
                 <w:rFonts w:ascii="Times New Roman" w:eastAsia="Times New Roman" w:hAnsi="Times New Roman" w:cs="Times New Roman"/>
               </w:rPr>
-              <w:t>Механик-наладчик</w:t>
+              <w:t>Главный механик</w:t>
             </w:r>
           </w:p>
         </w:tc>
@@ -30410,7 +30410,7 @@
               <w:rPr>
                 <w:rFonts w:ascii="Times New Roman" w:eastAsia="Times New Roman" w:hAnsi="Times New Roman" w:cs="Times New Roman"/>
               </w:rPr>
-              <w:t>4.3.1, 4.3.2, 4.4, 4.6, 5.1, 6.2</w:t>
+              <w:t>4.4, 5.2, 6.2</w:t>
             </w:r>
           </w:p>
         </w:tc>
@@ -30448,7 +30448,7 @@
               <w:rPr>
                 <w:rFonts w:ascii="Times New Roman" w:eastAsia="Times New Roman" w:hAnsi="Times New Roman" w:cs="Times New Roman"/>
               </w:rPr>
-              <w:t>Участок РЭО</w:t>
+              <w:t>Служба главного инженера</w:t>
             </w:r>
           </w:p>
         </w:tc>
@@ -30464,7 +30464,7 @@
               <w:rPr>
                 <w:rFonts w:ascii="Times New Roman" w:eastAsia="Times New Roman" w:hAnsi="Times New Roman" w:cs="Times New Roman"/>
               </w:rPr>
-              <w:t>Электромонтажник 5 разряда</w:t>
+              <w:t>Механик</w:t>
             </w:r>
           </w:p>
         </w:tc>
@@ -30480,7 +30480,7 @@
               <w:rPr>
                 <w:rFonts w:ascii="Times New Roman" w:eastAsia="Times New Roman" w:hAnsi="Times New Roman" w:cs="Times New Roman"/>
               </w:rPr>
-              <w:t>4</w:t>
+              <w:t>1</w:t>
             </w:r>
           </w:p>
         </w:tc>
@@ -30496,7 +30496,7 @@
               <w:rPr>
                 <w:rFonts w:ascii="Times New Roman" w:eastAsia="Times New Roman" w:hAnsi="Times New Roman" w:cs="Times New Roman"/>
               </w:rPr>
-              <w:t>4.3.1, 4.3.2, 4.4, 4.9, 5.1, 5.2, 6.2, 9</w:t>
+              <w:t>1.50, 4.3.2, 4.4, 4.7, 4.8, 5.1, 5.2, 6.2, 15</w:t>
             </w:r>
           </w:p>
         </w:tc>
@@ -30534,7 +30534,7 @@
               <w:rPr>
                 <w:rFonts w:ascii="Times New Roman" w:eastAsia="Times New Roman" w:hAnsi="Times New Roman" w:cs="Times New Roman"/>
               </w:rPr>
-              <w:t>Участок декоративной отделки</w:t>
+              <w:t>Служба главного инженера</w:t>
             </w:r>
           </w:p>
         </w:tc>
@@ -30550,7 +30550,7 @@
               <w:rPr>
                 <w:rFonts w:ascii="Times New Roman" w:eastAsia="Times New Roman" w:hAnsi="Times New Roman" w:cs="Times New Roman"/>
               </w:rPr>
-              <w:t>Облицовщик деталей мебели 4 разряда</w:t>
+              <w:t>Механик-наладчик</w:t>
             </w:r>
           </w:p>
         </w:tc>
@@ -30582,7 +30582,7 @@
               <w:rPr>
                 <w:rFonts w:ascii="Times New Roman" w:eastAsia="Times New Roman" w:hAnsi="Times New Roman" w:cs="Times New Roman"/>
               </w:rPr>
-              <w:t>1.49.2, 1.49.14, 4.3.1, 4.3.2, 4.4, 5.1, 15</w:t>
+              <w:t>4.3.1, 4.3.2, 4.4, 4.6, 5.1, 6.2</w:t>
             </w:r>
           </w:p>
         </w:tc>
@@ -30620,7 +30620,7 @@
               <w:rPr>
                 <w:rFonts w:ascii="Times New Roman" w:eastAsia="Times New Roman" w:hAnsi="Times New Roman" w:cs="Times New Roman"/>
               </w:rPr>
-              <w:t>Участок декоративной отделки</w:t>
+              <w:t>Участок РЭО</w:t>
             </w:r>
           </w:p>
         </w:tc>
@@ -30636,7 +30636,7 @@
               <w:rPr>
                 <w:rFonts w:ascii="Times New Roman" w:eastAsia="Times New Roman" w:hAnsi="Times New Roman" w:cs="Times New Roman"/>
               </w:rPr>
-              <w:t>Бригадир</w:t>
+              <w:t>Электромонтажник 5 разряда</w:t>
             </w:r>
           </w:p>
         </w:tc>
@@ -30652,7 +30652,7 @@
               <w:rPr>
                 <w:rFonts w:ascii="Times New Roman" w:eastAsia="Times New Roman" w:hAnsi="Times New Roman" w:cs="Times New Roman"/>
               </w:rPr>
-              <w:t>2</w:t>
+              <w:t>4</w:t>
             </w:r>
           </w:p>
         </w:tc>
@@ -30668,7 +30668,7 @@
               <w:rPr>
                 <w:rFonts w:ascii="Times New Roman" w:eastAsia="Times New Roman" w:hAnsi="Times New Roman" w:cs="Times New Roman"/>
               </w:rPr>
-              <w:t>4.4, 5.1, 5.2</w:t>
+              <w:t>4.3.1, 4.3.2, 4.4, 4.9, 5.1, 5.2, 6.2, 9</w:t>
             </w:r>
           </w:p>
         </w:tc>
@@ -30722,7 +30722,7 @@
               <w:rPr>
                 <w:rFonts w:ascii="Times New Roman" w:eastAsia="Times New Roman" w:hAnsi="Times New Roman" w:cs="Times New Roman"/>
               </w:rPr>
-              <w:t>Маляр 4 разряда</w:t>
+              <w:t>Облицовщик деталей мебели 4 разряда</w:t>
             </w:r>
           </w:p>
         </w:tc>
@@ -30738,7 +30738,7 @@
               <w:rPr>
                 <w:rFonts w:ascii="Times New Roman" w:eastAsia="Times New Roman" w:hAnsi="Times New Roman" w:cs="Times New Roman"/>
               </w:rPr>
-              <w:t>2</w:t>
+              <w:t>1</w:t>
             </w:r>
           </w:p>
         </w:tc>
@@ -30754,7 +30754,7 @@
               <w:rPr>
                 <w:rFonts w:ascii="Times New Roman" w:eastAsia="Times New Roman" w:hAnsi="Times New Roman" w:cs="Times New Roman"/>
               </w:rPr>
-              <w:t>1.14.2, 1.36, 1.37.1, 1.45.1, 1.45.2, 1.50, 4.3.1, 4.4, 5.1, 17</w:t>
+              <w:t>1.49.2, 1.49.14, 4.3.1, 4.3.2, 4.4, 5.1, 15</w:t>
             </w:r>
           </w:p>
         </w:tc>
@@ -30808,7 +30808,7 @@
               <w:rPr>
                 <w:rFonts w:ascii="Times New Roman" w:eastAsia="Times New Roman" w:hAnsi="Times New Roman" w:cs="Times New Roman"/>
               </w:rPr>
-              <w:t>Техник 6 разряда</w:t>
+              <w:t>Бригадир</w:t>
             </w:r>
           </w:p>
         </w:tc>
@@ -30824,7 +30824,7 @@
               <w:rPr>
                 <w:rFonts w:ascii="Times New Roman" w:eastAsia="Times New Roman" w:hAnsi="Times New Roman" w:cs="Times New Roman"/>
               </w:rPr>
-              <w:t>4</w:t>
+              <w:t>2</w:t>
             </w:r>
           </w:p>
         </w:tc>
@@ -30840,7 +30840,7 @@
               <w:rPr>
                 <w:rFonts w:ascii="Times New Roman" w:eastAsia="Times New Roman" w:hAnsi="Times New Roman" w:cs="Times New Roman"/>
               </w:rPr>
-              <w:t>1.14.2, 1.36, 1.37.1, 1.45.1, 1.45.2, 1.50, 4.3.1, 4.4, 5.1, 17</w:t>
+              <w:t>4.4, 5.1, 5.2</w:t>
             </w:r>
           </w:p>
         </w:tc>
@@ -30894,7 +30894,7 @@
               <w:rPr>
                 <w:rFonts w:ascii="Times New Roman" w:eastAsia="Times New Roman" w:hAnsi="Times New Roman" w:cs="Times New Roman"/>
               </w:rPr>
-              <w:t>Техник 3 разряда</w:t>
+              <w:t>Маляр 4 разряда</w:t>
             </w:r>
           </w:p>
         </w:tc>
@@ -30910,7 +30910,7 @@
               <w:rPr>
                 <w:rFonts w:ascii="Times New Roman" w:eastAsia="Times New Roman" w:hAnsi="Times New Roman" w:cs="Times New Roman"/>
               </w:rPr>
-              <w:t>1</w:t>
+              <w:t>2</w:t>
             </w:r>
           </w:p>
         </w:tc>
@@ -30980,7 +30980,7 @@
               <w:rPr>
                 <w:rFonts w:ascii="Times New Roman" w:eastAsia="Times New Roman" w:hAnsi="Times New Roman" w:cs="Times New Roman"/>
               </w:rPr>
-              <w:t>Облицовщик деталей мебели 6 разряда</w:t>
+              <w:t>Техник 6 разряда</w:t>
             </w:r>
           </w:p>
         </w:tc>
@@ -30996,7 +30996,7 @@
               <w:rPr>
                 <w:rFonts w:ascii="Times New Roman" w:eastAsia="Times New Roman" w:hAnsi="Times New Roman" w:cs="Times New Roman"/>
               </w:rPr>
-              <w:t>2</w:t>
+              <w:t>4</w:t>
             </w:r>
           </w:p>
         </w:tc>
@@ -31012,7 +31012,7 @@
               <w:rPr>
                 <w:rFonts w:ascii="Times New Roman" w:eastAsia="Times New Roman" w:hAnsi="Times New Roman" w:cs="Times New Roman"/>
               </w:rPr>
-              <w:t>1.49.2, 1.49.14, 4.3.1, 4.3.2, 4.4, 5.1, 15</w:t>
+              <w:t>1.14.2, 1.36, 1.37.1, 1.45.1, 1.45.2, 1.50, 4.3.1, 4.4, 5.1, 17</w:t>
             </w:r>
           </w:p>
         </w:tc>
@@ -31066,7 +31066,7 @@
               <w:rPr>
                 <w:rFonts w:ascii="Times New Roman" w:eastAsia="Times New Roman" w:hAnsi="Times New Roman" w:cs="Times New Roman"/>
               </w:rPr>
-              <w:t>Техник 5 разряда</w:t>
+              <w:t>Техник 3 разряда</w:t>
             </w:r>
           </w:p>
         </w:tc>
@@ -31082,7 +31082,7 @@
               <w:rPr>
                 <w:rFonts w:ascii="Times New Roman" w:eastAsia="Times New Roman" w:hAnsi="Times New Roman" w:cs="Times New Roman"/>
               </w:rPr>
-              <w:t>2</w:t>
+              <w:t>1</w:t>
             </w:r>
           </w:p>
         </w:tc>
@@ -31152,7 +31152,7 @@
               <w:rPr>
                 <w:rFonts w:ascii="Times New Roman" w:eastAsia="Times New Roman" w:hAnsi="Times New Roman" w:cs="Times New Roman"/>
               </w:rPr>
-              <w:t>Мастер участка</w:t>
+              <w:t>Облицовщик деталей мебели 6 разряда</w:t>
             </w:r>
           </w:p>
         </w:tc>
@@ -31168,7 +31168,7 @@
               <w:rPr>
                 <w:rFonts w:ascii="Times New Roman" w:eastAsia="Times New Roman" w:hAnsi="Times New Roman" w:cs="Times New Roman"/>
               </w:rPr>
-              <w:t>1</w:t>
+              <w:t>2</w:t>
             </w:r>
           </w:p>
         </w:tc>
@@ -31184,7 +31184,7 @@
               <w:rPr>
                 <w:rFonts w:ascii="Times New Roman" w:eastAsia="Times New Roman" w:hAnsi="Times New Roman" w:cs="Times New Roman"/>
               </w:rPr>
-              <w:t>4.4, 5.2</w:t>
+              <w:t>1.49.2, 1.49.14, 4.3.1, 4.3.2, 4.4, 5.1, 15</w:t>
             </w:r>
           </w:p>
         </w:tc>
@@ -31238,7 +31238,7 @@
               <w:rPr>
                 <w:rFonts w:ascii="Times New Roman" w:eastAsia="Times New Roman" w:hAnsi="Times New Roman" w:cs="Times New Roman"/>
               </w:rPr>
-              <w:t>Техник 2 разряда</w:t>
+              <w:t>Техник 5 разряда</w:t>
             </w:r>
           </w:p>
         </w:tc>
@@ -31254,7 +31254,7 @@
               <w:rPr>
                 <w:rFonts w:ascii="Times New Roman" w:eastAsia="Times New Roman" w:hAnsi="Times New Roman" w:cs="Times New Roman"/>
               </w:rPr>
-              <w:t>1</w:t>
+              <w:t>2</w:t>
             </w:r>
           </w:p>
         </w:tc>
@@ -31324,7 +31324,7 @@
               <w:rPr>
                 <w:rFonts w:ascii="Times New Roman" w:eastAsia="Times New Roman" w:hAnsi="Times New Roman" w:cs="Times New Roman"/>
               </w:rPr>
-              <w:t>Маляр 6 разряда</w:t>
+              <w:t>Мастер участка</w:t>
             </w:r>
           </w:p>
         </w:tc>
@@ -31356,7 +31356,7 @@
               <w:rPr>
                 <w:rFonts w:ascii="Times New Roman" w:eastAsia="Times New Roman" w:hAnsi="Times New Roman" w:cs="Times New Roman"/>
               </w:rPr>
-              <w:t>1.14.2, 1.36, 1.37.1, 1.45.1, 1.45.2, 1.50, 4.3.1, 4.4, 5.1, 17</w:t>
+              <w:t>4.4, 5.2</w:t>
             </w:r>
           </w:p>
         </w:tc>
@@ -31379,6 +31379,178 @@
                 <w:rFonts w:ascii="Times New Roman" w:eastAsia="Times New Roman" w:hAnsi="Times New Roman" w:cs="Times New Roman"/>
               </w:rPr>
               <w:t>90</w:t>
+            </w:r>
+          </w:p>
+        </w:tc>
+        <w:tc>
+          <w:tcPr>
+            <w:tcW w:w="4672" w:type="dxa"/>
+          </w:tcPr>
+          <w:p>
+            <w:pPr>
+              <w:spacing w:after="0" w:line="240" w:lineRule="auto"/>
+            </w:pPr>
+            <w:r>
+              <w:rPr>
+                <w:rFonts w:ascii="Times New Roman" w:eastAsia="Times New Roman" w:hAnsi="Times New Roman" w:cs="Times New Roman"/>
+              </w:rPr>
+              <w:t>Участок декоративной отделки</w:t>
+            </w:r>
+          </w:p>
+        </w:tc>
+        <w:tc>
+          <w:tcPr>
+            <w:tcW w:w="4672" w:type="dxa"/>
+          </w:tcPr>
+          <w:p>
+            <w:pPr>
+              <w:spacing w:after="0" w:line="240" w:lineRule="auto"/>
+            </w:pPr>
+            <w:r>
+              <w:rPr>
+                <w:rFonts w:ascii="Times New Roman" w:eastAsia="Times New Roman" w:hAnsi="Times New Roman" w:cs="Times New Roman"/>
+              </w:rPr>
+              <w:t>Техник 2 разряда</w:t>
+            </w:r>
+          </w:p>
+        </w:tc>
+        <w:tc>
+          <w:tcPr>
+            <w:tcW w:w="1402" w:type="dxa"/>
+          </w:tcPr>
+          <w:p>
+            <w:pPr>
+              <w:spacing w:after="0" w:line="240" w:lineRule="auto"/>
+            </w:pPr>
+            <w:r>
+              <w:rPr>
+                <w:rFonts w:ascii="Times New Roman" w:eastAsia="Times New Roman" w:hAnsi="Times New Roman" w:cs="Times New Roman"/>
+              </w:rPr>
+              <w:t>1</w:t>
+            </w:r>
+          </w:p>
+        </w:tc>
+        <w:tc>
+          <w:tcPr>
+            <w:tcW w:w="3045" w:type="dxa"/>
+          </w:tcPr>
+          <w:p>
+            <w:pPr>
+              <w:spacing w:after="0" w:line="240" w:lineRule="auto"/>
+            </w:pPr>
+            <w:r>
+              <w:rPr>
+                <w:rFonts w:ascii="Times New Roman" w:eastAsia="Times New Roman" w:hAnsi="Times New Roman" w:cs="Times New Roman"/>
+              </w:rPr>
+              <w:t>1.14.2, 1.36, 1.37.1, 1.45.1, 1.45.2, 1.50, 4.3.1, 4.4, 5.1, 17</w:t>
+            </w:r>
+          </w:p>
+        </w:tc>
+      </w:tr>
+      <w:tr>
+        <w:trPr>
+          <w:cantSplit/>
+        </w:trPr>
+        <w:tc>
+          <w:tcPr>
+            <w:tcW w:w="779" w:type="dxa"/>
+          </w:tcPr>
+          <w:p>
+            <w:pPr>
+              <w:spacing w:after="0" w:line="240" w:lineRule="auto"/>
+              <w:jc w:val="center"/>
+            </w:pPr>
+            <w:r>
+              <w:rPr>
+                <w:rFonts w:ascii="Times New Roman" w:eastAsia="Times New Roman" w:hAnsi="Times New Roman" w:cs="Times New Roman"/>
+              </w:rPr>
+              <w:t>91</w:t>
+            </w:r>
+          </w:p>
+        </w:tc>
+        <w:tc>
+          <w:tcPr>
+            <w:tcW w:w="4672" w:type="dxa"/>
+          </w:tcPr>
+          <w:p>
+            <w:pPr>
+              <w:spacing w:after="0" w:line="240" w:lineRule="auto"/>
+            </w:pPr>
+            <w:r>
+              <w:rPr>
+                <w:rFonts w:ascii="Times New Roman" w:eastAsia="Times New Roman" w:hAnsi="Times New Roman" w:cs="Times New Roman"/>
+              </w:rPr>
+              <w:t>Участок декоративной отделки</w:t>
+            </w:r>
+          </w:p>
+        </w:tc>
+        <w:tc>
+          <w:tcPr>
+            <w:tcW w:w="4672" w:type="dxa"/>
+          </w:tcPr>
+          <w:p>
+            <w:pPr>
+              <w:spacing w:after="0" w:line="240" w:lineRule="auto"/>
+            </w:pPr>
+            <w:r>
+              <w:rPr>
+                <w:rFonts w:ascii="Times New Roman" w:eastAsia="Times New Roman" w:hAnsi="Times New Roman" w:cs="Times New Roman"/>
+              </w:rPr>
+              <w:t>Маляр 6 разряда</w:t>
+            </w:r>
+          </w:p>
+        </w:tc>
+        <w:tc>
+          <w:tcPr>
+            <w:tcW w:w="1402" w:type="dxa"/>
+          </w:tcPr>
+          <w:p>
+            <w:pPr>
+              <w:spacing w:after="0" w:line="240" w:lineRule="auto"/>
+            </w:pPr>
+            <w:r>
+              <w:rPr>
+                <w:rFonts w:ascii="Times New Roman" w:eastAsia="Times New Roman" w:hAnsi="Times New Roman" w:cs="Times New Roman"/>
+              </w:rPr>
+              <w:t>1</w:t>
+            </w:r>
+          </w:p>
+        </w:tc>
+        <w:tc>
+          <w:tcPr>
+            <w:tcW w:w="3045" w:type="dxa"/>
+          </w:tcPr>
+          <w:p>
+            <w:pPr>
+              <w:spacing w:after="0" w:line="240" w:lineRule="auto"/>
+            </w:pPr>
+            <w:r>
+              <w:rPr>
+                <w:rFonts w:ascii="Times New Roman" w:eastAsia="Times New Roman" w:hAnsi="Times New Roman" w:cs="Times New Roman"/>
+              </w:rPr>
+              <w:t>1.14.2, 1.36, 1.37.1, 1.45.1, 1.45.2, 1.50, 4.3.1, 4.4, 5.1, 17</w:t>
+            </w:r>
+          </w:p>
+        </w:tc>
+      </w:tr>
+      <w:tr>
+        <w:trPr>
+          <w:cantSplit/>
+        </w:trPr>
+        <w:tc>
+          <w:tcPr>
+            <w:tcW w:w="779" w:type="dxa"/>
+          </w:tcPr>
+          <w:p>
+            <w:pPr>
+              <w:spacing w:after="0" w:line="240" w:lineRule="auto"/>
+              <w:jc w:val="center"/>
+            </w:pPr>
+            <w:r>
+              <w:rPr>
+                <w:rFonts w:ascii="Times New Roman" w:eastAsia="Times New Roman" w:hAnsi="Times New Roman" w:cs="Times New Roman"/>
+              </w:rPr>
+              <w:t>92</w:t>
             </w:r>
           </w:p>
         </w:tc>

--- a/МО 19.10.2026/Приказ_ПМО_выездной_Руднево_Машково_2026 (ред. 19.10.2026).docx
+++ b/МО 19.10.2026/Приказ_ПМО_выездной_Руднево_Машково_2026 (ред. 19.10.2026).docx
@@ -17799,7 +17799,7 @@
               <w:rPr>
                 <w:rFonts w:ascii="Times New Roman" w:eastAsia="Times New Roman" w:hAnsi="Times New Roman" w:cs="Times New Roman"/>
               </w:rPr>
-              <w:t>4.3.1, 4.3.2, 4.4, 5.1, 6.2, 18.1, 18.2</w:t>
+              <w:t>4.3.1, 4.3.2, 4.4, 5.1, 6.2, 18.1</w:t>
             </w:r>
           </w:p>
         </w:tc>
@@ -18375,7 +18375,7 @@
               <w:rPr>
                 <w:rFonts w:ascii="Times New Roman" w:eastAsia="Times New Roman" w:hAnsi="Times New Roman" w:cs="Times New Roman"/>
               </w:rPr>
-              <w:t>4.4, 5.1, 6.2, 18.1, 18.2</w:t>
+              <w:t>4.4, 5.1, 6.2, 18.1</w:t>
             </w:r>
           </w:p>
         </w:tc>
@@ -29292,7 +29292,7 @@
               <w:rPr>
                 <w:rFonts w:ascii="Times New Roman" w:eastAsia="Times New Roman" w:hAnsi="Times New Roman" w:cs="Times New Roman"/>
               </w:rPr>
-              <w:t>4.3.1, 4.3.2, 4.4, 5.1, 6.2, 18.1, 18.2</w:t>
+              <w:t>4.3.1, 4.3.2, 4.4, 5.1, 6.2, 18.1</w:t>
             </w:r>
           </w:p>
         </w:tc>
@@ -29464,7 +29464,7 @@
               <w:rPr>
                 <w:rFonts w:ascii="Times New Roman" w:eastAsia="Times New Roman" w:hAnsi="Times New Roman" w:cs="Times New Roman"/>
               </w:rPr>
-              <w:t>4.4, 5.1, 6.2, 18.1, 18.2</w:t>
+              <w:t>4.4, 5.1, 6.2, 18.1</w:t>
             </w:r>
           </w:p>
         </w:tc>
